--- a/file/jobsheet12/DerasPangestuGusti_PASD_Jobsheet12.docx
+++ b/file/jobsheet12/DerasPangestuGusti_PASD_Jobsheet12.docx
@@ -1255,7 +1255,15 @@
               <w:t xml:space="preserve"> </w:t>
             </w:r>
             <w:r>
-              <w:t>name: String className:</w:t>
+              <w:t xml:space="preserve">name: String </w:t>
+            </w:r>
+            <w:proofErr w:type="spellStart"/>
+            <w:r>
+              <w:t>className</w:t>
+            </w:r>
+            <w:proofErr w:type="spellEnd"/>
+            <w:r>
+              <w:t>:</w:t>
             </w:r>
             <w:r>
               <w:rPr>
@@ -1272,8 +1280,13 @@
               <w:pStyle w:val="TableParagraph"/>
               <w:spacing w:line="251" w:lineRule="exact"/>
             </w:pPr>
+            <w:proofErr w:type="spellStart"/>
             <w:r>
-              <w:t>gpa:</w:t>
+              <w:t>gpa</w:t>
+            </w:r>
+            <w:proofErr w:type="spellEnd"/>
+            <w:r>
+              <w:t>:</w:t>
             </w:r>
             <w:r>
               <w:rPr>
@@ -1317,8 +1330,13 @@
               </w:rPr>
               <w:t xml:space="preserve"> </w:t>
             </w:r>
+            <w:proofErr w:type="spellStart"/>
             <w:r>
-              <w:t>kls:</w:t>
+              <w:t>kls</w:t>
+            </w:r>
+            <w:proofErr w:type="spellEnd"/>
+            <w:r>
+              <w:t>:</w:t>
             </w:r>
             <w:r>
               <w:rPr>
@@ -1327,7 +1345,15 @@
               <w:t xml:space="preserve"> </w:t>
             </w:r>
             <w:r>
-              <w:t xml:space="preserve">String, ip: </w:t>
+              <w:t xml:space="preserve">String, </w:t>
+            </w:r>
+            <w:proofErr w:type="spellStart"/>
+            <w:r>
+              <w:t>ip</w:t>
+            </w:r>
+            <w:proofErr w:type="spellEnd"/>
+            <w:r>
+              <w:t xml:space="preserve">: </w:t>
             </w:r>
             <w:r>
               <w:rPr>
@@ -1652,6 +1678,7 @@
                               </w:rPr>
                               <w:t xml:space="preserve"> </w:t>
                             </w:r>
+                            <w:proofErr w:type="spellStart"/>
                             <w:r>
                               <w:rPr>
                                 <w:rFonts w:ascii="Consolas"/>
@@ -1660,6 +1687,7 @@
                               </w:rPr>
                               <w:t>className</w:t>
                             </w:r>
+                            <w:proofErr w:type="spellEnd"/>
                             <w:r>
                               <w:rPr>
                                 <w:rFonts w:ascii="Consolas"/>
@@ -1674,8 +1702,18 @@
                                 <w:color w:val="793D9D"/>
                                 <w:sz w:val="21"/>
                               </w:rPr>
-                              <w:t>double gpa</w:t>
-                            </w:r>
+                              <w:t xml:space="preserve">double </w:t>
+                            </w:r>
+                            <w:proofErr w:type="spellStart"/>
+                            <w:r>
+                              <w:rPr>
+                                <w:rFonts w:ascii="Consolas"/>
+                                <w:color w:val="793D9D"/>
+                                <w:sz w:val="21"/>
+                              </w:rPr>
+                              <w:t>gpa</w:t>
+                            </w:r>
+                            <w:proofErr w:type="spellEnd"/>
                             <w:r>
                               <w:rPr>
                                 <w:rFonts w:ascii="Consolas"/>
@@ -1913,6 +1951,7 @@
                               </w:rPr>
                               <w:t xml:space="preserve"> </w:t>
                             </w:r>
+                            <w:proofErr w:type="spellStart"/>
                             <w:r>
                               <w:rPr>
                                 <w:rFonts w:ascii="Consolas"/>
@@ -1921,6 +1960,7 @@
                               </w:rPr>
                               <w:t>kls</w:t>
                             </w:r>
+                            <w:proofErr w:type="spellEnd"/>
                             <w:r>
                               <w:rPr>
                                 <w:rFonts w:ascii="Consolas"/>
@@ -1955,6 +1995,7 @@
                               </w:rPr>
                               <w:t xml:space="preserve"> </w:t>
                             </w:r>
+                            <w:proofErr w:type="spellStart"/>
                             <w:r>
                               <w:rPr>
                                 <w:rFonts w:ascii="Consolas"/>
@@ -1964,6 +2005,7 @@
                               </w:rPr>
                               <w:t>ip</w:t>
                             </w:r>
+                            <w:proofErr w:type="spellEnd"/>
                             <w:r>
                               <w:rPr>
                                 <w:rFonts w:ascii="Consolas"/>
@@ -2146,6 +2188,7 @@
                         </w:rPr>
                         <w:t xml:space="preserve"> </w:t>
                       </w:r>
+                      <w:proofErr w:type="spellStart"/>
                       <w:r>
                         <w:rPr>
                           <w:rFonts w:ascii="Consolas"/>
@@ -2154,6 +2197,7 @@
                         </w:rPr>
                         <w:t>className</w:t>
                       </w:r>
+                      <w:proofErr w:type="spellEnd"/>
                       <w:r>
                         <w:rPr>
                           <w:rFonts w:ascii="Consolas"/>
@@ -2168,8 +2212,18 @@
                           <w:color w:val="793D9D"/>
                           <w:sz w:val="21"/>
                         </w:rPr>
-                        <w:t>double gpa</w:t>
-                      </w:r>
+                        <w:t xml:space="preserve">double </w:t>
+                      </w:r>
+                      <w:proofErr w:type="spellStart"/>
+                      <w:r>
+                        <w:rPr>
+                          <w:rFonts w:ascii="Consolas"/>
+                          <w:color w:val="793D9D"/>
+                          <w:sz w:val="21"/>
+                        </w:rPr>
+                        <w:t>gpa</w:t>
+                      </w:r>
+                      <w:proofErr w:type="spellEnd"/>
                       <w:r>
                         <w:rPr>
                           <w:rFonts w:ascii="Consolas"/>
@@ -2407,6 +2461,7 @@
                         </w:rPr>
                         <w:t xml:space="preserve"> </w:t>
                       </w:r>
+                      <w:proofErr w:type="spellStart"/>
                       <w:r>
                         <w:rPr>
                           <w:rFonts w:ascii="Consolas"/>
@@ -2415,6 +2470,7 @@
                         </w:rPr>
                         <w:t>kls</w:t>
                       </w:r>
+                      <w:proofErr w:type="spellEnd"/>
                       <w:r>
                         <w:rPr>
                           <w:rFonts w:ascii="Consolas"/>
@@ -2449,6 +2505,7 @@
                         </w:rPr>
                         <w:t xml:space="preserve"> </w:t>
                       </w:r>
+                      <w:proofErr w:type="spellStart"/>
                       <w:r>
                         <w:rPr>
                           <w:rFonts w:ascii="Consolas"/>
@@ -2458,6 +2515,7 @@
                         </w:rPr>
                         <w:t>ip</w:t>
                       </w:r>
+                      <w:proofErr w:type="spellEnd"/>
                       <w:r>
                         <w:rPr>
                           <w:rFonts w:ascii="Consolas"/>
@@ -2648,6 +2706,7 @@
                                 <w:sz w:val="21"/>
                               </w:rPr>
                             </w:pPr>
+                            <w:proofErr w:type="spellStart"/>
                             <w:r>
                               <w:rPr>
                                 <w:rFonts w:ascii="Consolas"/>
@@ -2656,6 +2715,7 @@
                               </w:rPr>
                               <w:t>className</w:t>
                             </w:r>
+                            <w:proofErr w:type="spellEnd"/>
                             <w:r>
                               <w:rPr>
                                 <w:rFonts w:ascii="Consolas"/>
@@ -2682,6 +2742,7 @@
                               </w:rPr>
                               <w:t xml:space="preserve"> </w:t>
                             </w:r>
+                            <w:proofErr w:type="spellStart"/>
                             <w:r>
                               <w:rPr>
                                 <w:rFonts w:ascii="Consolas"/>
@@ -2690,6 +2751,7 @@
                               </w:rPr>
                               <w:t>kls</w:t>
                             </w:r>
+                            <w:proofErr w:type="spellEnd"/>
                             <w:r>
                               <w:rPr>
                                 <w:rFonts w:ascii="Consolas"/>
@@ -2698,13 +2760,23 @@
                               </w:rPr>
                               <w:t xml:space="preserve">; </w:t>
                             </w:r>
-                            <w:r>
-                              <w:rPr>
-                                <w:rFonts w:ascii="Consolas"/>
-                                <w:color w:val="793D9D"/>
-                                <w:sz w:val="21"/>
-                              </w:rPr>
-                              <w:t xml:space="preserve">gpa </w:t>
+                            <w:proofErr w:type="spellStart"/>
+                            <w:r>
+                              <w:rPr>
+                                <w:rFonts w:ascii="Consolas"/>
+                                <w:color w:val="793D9D"/>
+                                <w:sz w:val="21"/>
+                              </w:rPr>
+                              <w:t>gpa</w:t>
+                            </w:r>
+                            <w:proofErr w:type="spellEnd"/>
+                            <w:r>
+                              <w:rPr>
+                                <w:rFonts w:ascii="Consolas"/>
+                                <w:color w:val="793D9D"/>
+                                <w:sz w:val="21"/>
+                              </w:rPr>
+                              <w:t xml:space="preserve"> </w:t>
                             </w:r>
                             <w:r>
                               <w:rPr>
@@ -2714,6 +2786,7 @@
                               </w:rPr>
                               <w:t xml:space="preserve">= </w:t>
                             </w:r>
+                            <w:proofErr w:type="spellStart"/>
                             <w:r>
                               <w:rPr>
                                 <w:rFonts w:ascii="Consolas"/>
@@ -2722,6 +2795,7 @@
                               </w:rPr>
                               <w:t>ip</w:t>
                             </w:r>
+                            <w:proofErr w:type="spellEnd"/>
                             <w:r>
                               <w:rPr>
                                 <w:rFonts w:ascii="Consolas"/>
@@ -2808,6 +2882,7 @@
                                 <w:sz w:val="21"/>
                               </w:rPr>
                             </w:pPr>
+                            <w:proofErr w:type="spellStart"/>
                             <w:r>
                               <w:rPr>
                                 <w:rFonts w:ascii="Consolas"/>
@@ -2850,6 +2925,7 @@
                               </w:rPr>
                               <w:t>println</w:t>
                             </w:r>
+                            <w:proofErr w:type="spellEnd"/>
                             <w:r>
                               <w:rPr>
                                 <w:rFonts w:ascii="Consolas"/>
@@ -2958,6 +3034,7 @@
                               </w:rPr>
                               <w:t>"+</w:t>
                             </w:r>
+                            <w:proofErr w:type="spellStart"/>
                             <w:r>
                               <w:rPr>
                                 <w:rFonts w:ascii="Consolas"/>
@@ -2966,6 +3043,7 @@
                               </w:rPr>
                               <w:t>className</w:t>
                             </w:r>
+                            <w:proofErr w:type="spellEnd"/>
                             <w:r>
                               <w:rPr>
                                 <w:rFonts w:ascii="Consolas"/>
@@ -3009,6 +3087,7 @@
                               </w:rPr>
                               <w:t>"+</w:t>
                             </w:r>
+                            <w:proofErr w:type="spellStart"/>
                             <w:r>
                               <w:rPr>
                                 <w:rFonts w:ascii="Consolas"/>
@@ -3018,6 +3097,7 @@
                               </w:rPr>
                               <w:t>gpa</w:t>
                             </w:r>
+                            <w:proofErr w:type="spellEnd"/>
                             <w:r>
                               <w:rPr>
                                 <w:rFonts w:ascii="Consolas"/>
@@ -3187,6 +3267,7 @@
                           <w:sz w:val="21"/>
                         </w:rPr>
                       </w:pPr>
+                      <w:proofErr w:type="spellStart"/>
                       <w:r>
                         <w:rPr>
                           <w:rFonts w:ascii="Consolas"/>
@@ -3195,6 +3276,7 @@
                         </w:rPr>
                         <w:t>className</w:t>
                       </w:r>
+                      <w:proofErr w:type="spellEnd"/>
                       <w:r>
                         <w:rPr>
                           <w:rFonts w:ascii="Consolas"/>
@@ -3221,6 +3303,7 @@
                         </w:rPr>
                         <w:t xml:space="preserve"> </w:t>
                       </w:r>
+                      <w:proofErr w:type="spellStart"/>
                       <w:r>
                         <w:rPr>
                           <w:rFonts w:ascii="Consolas"/>
@@ -3229,6 +3312,7 @@
                         </w:rPr>
                         <w:t>kls</w:t>
                       </w:r>
+                      <w:proofErr w:type="spellEnd"/>
                       <w:r>
                         <w:rPr>
                           <w:rFonts w:ascii="Consolas"/>
@@ -3237,13 +3321,23 @@
                         </w:rPr>
                         <w:t xml:space="preserve">; </w:t>
                       </w:r>
-                      <w:r>
-                        <w:rPr>
-                          <w:rFonts w:ascii="Consolas"/>
-                          <w:color w:val="793D9D"/>
-                          <w:sz w:val="21"/>
-                        </w:rPr>
-                        <w:t xml:space="preserve">gpa </w:t>
+                      <w:proofErr w:type="spellStart"/>
+                      <w:r>
+                        <w:rPr>
+                          <w:rFonts w:ascii="Consolas"/>
+                          <w:color w:val="793D9D"/>
+                          <w:sz w:val="21"/>
+                        </w:rPr>
+                        <w:t>gpa</w:t>
+                      </w:r>
+                      <w:proofErr w:type="spellEnd"/>
+                      <w:r>
+                        <w:rPr>
+                          <w:rFonts w:ascii="Consolas"/>
+                          <w:color w:val="793D9D"/>
+                          <w:sz w:val="21"/>
+                        </w:rPr>
+                        <w:t xml:space="preserve"> </w:t>
                       </w:r>
                       <w:r>
                         <w:rPr>
@@ -3253,6 +3347,7 @@
                         </w:rPr>
                         <w:t xml:space="preserve">= </w:t>
                       </w:r>
+                      <w:proofErr w:type="spellStart"/>
                       <w:r>
                         <w:rPr>
                           <w:rFonts w:ascii="Consolas"/>
@@ -3261,6 +3356,7 @@
                         </w:rPr>
                         <w:t>ip</w:t>
                       </w:r>
+                      <w:proofErr w:type="spellEnd"/>
                       <w:r>
                         <w:rPr>
                           <w:rFonts w:ascii="Consolas"/>
@@ -3347,6 +3443,7 @@
                           <w:sz w:val="21"/>
                         </w:rPr>
                       </w:pPr>
+                      <w:proofErr w:type="spellStart"/>
                       <w:r>
                         <w:rPr>
                           <w:rFonts w:ascii="Consolas"/>
@@ -3389,6 +3486,7 @@
                         </w:rPr>
                         <w:t>println</w:t>
                       </w:r>
+                      <w:proofErr w:type="spellEnd"/>
                       <w:r>
                         <w:rPr>
                           <w:rFonts w:ascii="Consolas"/>
@@ -3497,6 +3595,7 @@
                         </w:rPr>
                         <w:t>"+</w:t>
                       </w:r>
+                      <w:proofErr w:type="spellStart"/>
                       <w:r>
                         <w:rPr>
                           <w:rFonts w:ascii="Consolas"/>
@@ -3505,6 +3604,7 @@
                         </w:rPr>
                         <w:t>className</w:t>
                       </w:r>
+                      <w:proofErr w:type="spellEnd"/>
                       <w:r>
                         <w:rPr>
                           <w:rFonts w:ascii="Consolas"/>
@@ -3548,6 +3648,7 @@
                         </w:rPr>
                         <w:t>"+</w:t>
                       </w:r>
+                      <w:proofErr w:type="spellStart"/>
                       <w:r>
                         <w:rPr>
                           <w:rFonts w:ascii="Consolas"/>
@@ -3557,6 +3658,7 @@
                         </w:rPr>
                         <w:t>gpa</w:t>
                       </w:r>
+                      <w:proofErr w:type="spellEnd"/>
                       <w:r>
                         <w:rPr>
                           <w:rFonts w:ascii="Consolas"/>
@@ -3894,6 +3996,7 @@
                               </w:rPr>
                               <w:t>(</w:t>
                             </w:r>
+                            <w:proofErr w:type="spellStart"/>
                             <w:r>
                               <w:rPr>
                                 <w:rFonts w:ascii="Consolas"/>
@@ -3903,6 +4006,7 @@
                               </w:rPr>
                               <w:t>Sudent</w:t>
                             </w:r>
+                            <w:proofErr w:type="spellEnd"/>
                             <w:r>
                               <w:rPr>
                                 <w:rFonts w:ascii="Consolas"/>
@@ -3973,6 +4077,7 @@
                               </w:rPr>
                               <w:t xml:space="preserve">){ </w:t>
                             </w:r>
+                            <w:proofErr w:type="spellStart"/>
                             <w:r>
                               <w:rPr>
                                 <w:rFonts w:ascii="Consolas"/>
@@ -3995,7 +4100,16 @@
                                 <w:color w:val="793D9D"/>
                                 <w:sz w:val="21"/>
                               </w:rPr>
-                              <w:t xml:space="preserve">data </w:t>
+                              <w:t>data</w:t>
+                            </w:r>
+                            <w:proofErr w:type="spellEnd"/>
+                            <w:r>
+                              <w:rPr>
+                                <w:rFonts w:ascii="Consolas"/>
+                                <w:color w:val="793D9D"/>
+                                <w:sz w:val="21"/>
+                              </w:rPr>
+                              <w:t xml:space="preserve"> </w:t>
                             </w:r>
                             <w:r>
                               <w:rPr>
@@ -4032,6 +4146,7 @@
                                 <w:sz w:val="21"/>
                               </w:rPr>
                             </w:pPr>
+                            <w:proofErr w:type="spellStart"/>
                             <w:r>
                               <w:rPr>
                                 <w:rFonts w:ascii="Consolas"/>
@@ -4056,6 +4171,7 @@
                               </w:rPr>
                               <w:t>next</w:t>
                             </w:r>
+                            <w:proofErr w:type="spellEnd"/>
                             <w:r>
                               <w:rPr>
                                 <w:rFonts w:ascii="Consolas"/>
@@ -4368,6 +4484,7 @@
                         </w:rPr>
                         <w:t>(</w:t>
                       </w:r>
+                      <w:proofErr w:type="spellStart"/>
                       <w:r>
                         <w:rPr>
                           <w:rFonts w:ascii="Consolas"/>
@@ -4377,6 +4494,7 @@
                         </w:rPr>
                         <w:t>Sudent</w:t>
                       </w:r>
+                      <w:proofErr w:type="spellEnd"/>
                       <w:r>
                         <w:rPr>
                           <w:rFonts w:ascii="Consolas"/>
@@ -4447,6 +4565,7 @@
                         </w:rPr>
                         <w:t xml:space="preserve">){ </w:t>
                       </w:r>
+                      <w:proofErr w:type="spellStart"/>
                       <w:r>
                         <w:rPr>
                           <w:rFonts w:ascii="Consolas"/>
@@ -4469,7 +4588,16 @@
                           <w:color w:val="793D9D"/>
                           <w:sz w:val="21"/>
                         </w:rPr>
-                        <w:t xml:space="preserve">data </w:t>
+                        <w:t>data</w:t>
+                      </w:r>
+                      <w:proofErr w:type="spellEnd"/>
+                      <w:r>
+                        <w:rPr>
+                          <w:rFonts w:ascii="Consolas"/>
+                          <w:color w:val="793D9D"/>
+                          <w:sz w:val="21"/>
+                        </w:rPr>
+                        <w:t xml:space="preserve"> </w:t>
                       </w:r>
                       <w:r>
                         <w:rPr>
@@ -4506,6 +4634,7 @@
                           <w:sz w:val="21"/>
                         </w:rPr>
                       </w:pPr>
+                      <w:proofErr w:type="spellStart"/>
                       <w:r>
                         <w:rPr>
                           <w:rFonts w:ascii="Consolas"/>
@@ -4530,6 +4659,7 @@
                         </w:rPr>
                         <w:t>next</w:t>
                       </w:r>
+                      <w:proofErr w:type="spellEnd"/>
                       <w:r>
                         <w:rPr>
                           <w:rFonts w:ascii="Consolas"/>
@@ -4765,6 +4895,7 @@
         </w:rPr>
         <w:t xml:space="preserve"> </w:t>
       </w:r>
+      <w:proofErr w:type="spellStart"/>
       <w:r>
         <w:rPr>
           <w:b/>
@@ -4772,6 +4903,7 @@
         </w:rPr>
         <w:t>SingleLinkedList</w:t>
       </w:r>
+      <w:proofErr w:type="spellEnd"/>
     </w:p>
     <w:p>
       <w:pPr>
@@ -4826,12 +4958,14 @@
         </w:rPr>
         <w:t xml:space="preserve"> </w:t>
       </w:r>
+      <w:proofErr w:type="spellStart"/>
       <w:r>
         <w:rPr>
           <w:b/>
         </w:rPr>
         <w:t>SingleLinkedList</w:t>
       </w:r>
+      <w:proofErr w:type="spellEnd"/>
       <w:r>
         <w:rPr>
           <w:b/>
@@ -4941,6 +5075,7 @@
                               </w:rPr>
                               <w:t xml:space="preserve"> </w:t>
                             </w:r>
+                            <w:proofErr w:type="spellStart"/>
                             <w:r>
                               <w:rPr>
                                 <w:rFonts w:ascii="Consolas"/>
@@ -4950,6 +5085,7 @@
                               </w:rPr>
                               <w:t>SingleLinkedList</w:t>
                             </w:r>
+                            <w:proofErr w:type="spellEnd"/>
                             <w:r>
                               <w:rPr>
                                 <w:rFonts w:ascii="Consolas"/>
@@ -5156,6 +5292,7 @@
                         </w:rPr>
                         <w:t xml:space="preserve"> </w:t>
                       </w:r>
+                      <w:proofErr w:type="spellStart"/>
                       <w:r>
                         <w:rPr>
                           <w:rFonts w:ascii="Consolas"/>
@@ -5165,6 +5302,7 @@
                         </w:rPr>
                         <w:t>SingleLinkedList</w:t>
                       </w:r>
+                      <w:proofErr w:type="spellEnd"/>
                       <w:r>
                         <w:rPr>
                           <w:rFonts w:ascii="Consolas"/>
@@ -5505,6 +5643,7 @@
       <w:r>
         <w:t xml:space="preserve">method, </w:t>
       </w:r>
+      <w:proofErr w:type="spellStart"/>
       <w:r>
         <w:rPr>
           <w:rFonts w:ascii="Courier New"/>
@@ -5512,7 +5651,17 @@
           <w:spacing w:val="-2"/>
           <w:sz w:val="20"/>
         </w:rPr>
-        <w:t>isEmpty()</w:t>
+        <w:t>isEmpty</w:t>
+      </w:r>
+      <w:proofErr w:type="spellEnd"/>
+      <w:r>
+        <w:rPr>
+          <w:rFonts w:ascii="Courier New"/>
+          <w:b/>
+          <w:spacing w:val="-2"/>
+          <w:sz w:val="20"/>
+        </w:rPr>
+        <w:t>()</w:t>
       </w:r>
       <w:r>
         <w:rPr>
@@ -5582,6 +5731,7 @@
                                 <w:sz w:val="21"/>
                               </w:rPr>
                             </w:pPr>
+                            <w:proofErr w:type="spellStart"/>
                             <w:r>
                               <w:rPr>
                                 <w:rFonts w:ascii="Consolas"/>
@@ -5590,6 +5740,7 @@
                               </w:rPr>
                               <w:t>boolean</w:t>
                             </w:r>
+                            <w:proofErr w:type="spellEnd"/>
                             <w:r>
                               <w:rPr>
                                 <w:rFonts w:ascii="Consolas"/>
@@ -5599,6 +5750,7 @@
                               </w:rPr>
                               <w:t xml:space="preserve"> </w:t>
                             </w:r>
+                            <w:proofErr w:type="spellStart"/>
                             <w:r>
                               <w:rPr>
                                 <w:rFonts w:ascii="Consolas"/>
@@ -5609,6 +5761,7 @@
                               </w:rPr>
                               <w:t>isEmpty</w:t>
                             </w:r>
+                            <w:proofErr w:type="spellEnd"/>
                             <w:r>
                               <w:rPr>
                                 <w:rFonts w:ascii="Consolas"/>
@@ -5738,6 +5891,7 @@
                           <w:sz w:val="21"/>
                         </w:rPr>
                       </w:pPr>
+                      <w:proofErr w:type="spellStart"/>
                       <w:r>
                         <w:rPr>
                           <w:rFonts w:ascii="Consolas"/>
@@ -5746,6 +5900,7 @@
                         </w:rPr>
                         <w:t>boolean</w:t>
                       </w:r>
+                      <w:proofErr w:type="spellEnd"/>
                       <w:r>
                         <w:rPr>
                           <w:rFonts w:ascii="Consolas"/>
@@ -5755,6 +5910,7 @@
                         </w:rPr>
                         <w:t xml:space="preserve"> </w:t>
                       </w:r>
+                      <w:proofErr w:type="spellStart"/>
                       <w:r>
                         <w:rPr>
                           <w:rFonts w:ascii="Consolas"/>
@@ -5765,6 +5921,7 @@
                         </w:rPr>
                         <w:t>isEmpty</w:t>
                       </w:r>
+                      <w:proofErr w:type="spellEnd"/>
                       <w:r>
                         <w:rPr>
                           <w:rFonts w:ascii="Consolas"/>
@@ -6136,6 +6293,7 @@
                               </w:rPr>
                               <w:t>(!</w:t>
                             </w:r>
+                            <w:proofErr w:type="spellStart"/>
                             <w:r>
                               <w:rPr>
                                 <w:rFonts w:ascii="Consolas"/>
@@ -6146,6 +6304,7 @@
                               </w:rPr>
                               <w:t>isEmpty</w:t>
                             </w:r>
+                            <w:proofErr w:type="spellEnd"/>
                             <w:r>
                               <w:rPr>
                                 <w:rFonts w:ascii="Consolas"/>
@@ -6185,6 +6344,7 @@
                               </w:rPr>
                               <w:t xml:space="preserve"> </w:t>
                             </w:r>
+                            <w:proofErr w:type="spellStart"/>
                             <w:r>
                               <w:rPr>
                                 <w:rFonts w:ascii="Consolas"/>
@@ -6193,6 +6353,7 @@
                               </w:rPr>
                               <w:t>tmp</w:t>
                             </w:r>
+                            <w:proofErr w:type="spellEnd"/>
                             <w:r>
                               <w:rPr>
                                 <w:rFonts w:ascii="Consolas"/>
@@ -6329,6 +6490,7 @@
                         </w:rPr>
                         <w:t>(!</w:t>
                       </w:r>
+                      <w:proofErr w:type="spellStart"/>
                       <w:r>
                         <w:rPr>
                           <w:rFonts w:ascii="Consolas"/>
@@ -6339,6 +6501,7 @@
                         </w:rPr>
                         <w:t>isEmpty</w:t>
                       </w:r>
+                      <w:proofErr w:type="spellEnd"/>
                       <w:r>
                         <w:rPr>
                           <w:rFonts w:ascii="Consolas"/>
@@ -6378,6 +6541,7 @@
                         </w:rPr>
                         <w:t xml:space="preserve"> </w:t>
                       </w:r>
+                      <w:proofErr w:type="spellStart"/>
                       <w:r>
                         <w:rPr>
                           <w:rFonts w:ascii="Consolas"/>
@@ -6386,6 +6550,7 @@
                         </w:rPr>
                         <w:t>tmp</w:t>
                       </w:r>
+                      <w:proofErr w:type="spellEnd"/>
                       <w:r>
                         <w:rPr>
                           <w:rFonts w:ascii="Consolas"/>
@@ -6514,6 +6679,7 @@
                                 <w:sz w:val="21"/>
                               </w:rPr>
                             </w:pPr>
+                            <w:proofErr w:type="spellStart"/>
                             <w:r>
                               <w:rPr>
                                 <w:rFonts w:ascii="Consolas"/>
@@ -6556,6 +6722,7 @@
                               </w:rPr>
                               <w:t>println</w:t>
                             </w:r>
+                            <w:proofErr w:type="spellEnd"/>
                             <w:r>
                               <w:rPr>
                                 <w:rFonts w:ascii="Consolas"/>
@@ -6615,6 +6782,7 @@
                               </w:rPr>
                               <w:t>(</w:t>
                             </w:r>
+                            <w:proofErr w:type="spellStart"/>
                             <w:r>
                               <w:rPr>
                                 <w:rFonts w:ascii="Consolas"/>
@@ -6624,6 +6792,7 @@
                               </w:rPr>
                               <w:t>tmp</w:t>
                             </w:r>
+                            <w:proofErr w:type="spellEnd"/>
                             <w:r>
                               <w:rPr>
                                 <w:rFonts w:ascii="Consolas"/>
@@ -6662,6 +6831,7 @@
                                 <w:sz w:val="21"/>
                               </w:rPr>
                             </w:pPr>
+                            <w:proofErr w:type="spellStart"/>
                             <w:r>
                               <w:rPr>
                                 <w:rFonts w:ascii="Consolas"/>
@@ -6708,6 +6878,7 @@
                               </w:rPr>
                               <w:t>print</w:t>
                             </w:r>
+                            <w:proofErr w:type="spellEnd"/>
                             <w:r>
                               <w:rPr>
                                 <w:rFonts w:ascii="Consolas"/>
@@ -6717,13 +6888,23 @@
                               </w:rPr>
                               <w:t xml:space="preserve">(); </w:t>
                             </w:r>
-                            <w:r>
-                              <w:rPr>
-                                <w:rFonts w:ascii="Consolas"/>
-                                <w:color w:val="793D9D"/>
-                                <w:sz w:val="21"/>
-                              </w:rPr>
-                              <w:t xml:space="preserve">tmp </w:t>
+                            <w:proofErr w:type="spellStart"/>
+                            <w:r>
+                              <w:rPr>
+                                <w:rFonts w:ascii="Consolas"/>
+                                <w:color w:val="793D9D"/>
+                                <w:sz w:val="21"/>
+                              </w:rPr>
+                              <w:t>tmp</w:t>
+                            </w:r>
+                            <w:proofErr w:type="spellEnd"/>
+                            <w:r>
+                              <w:rPr>
+                                <w:rFonts w:ascii="Consolas"/>
+                                <w:color w:val="793D9D"/>
+                                <w:sz w:val="21"/>
+                              </w:rPr>
+                              <w:t xml:space="preserve"> </w:t>
                             </w:r>
                             <w:r>
                               <w:rPr>
@@ -6733,6 +6914,7 @@
                               </w:rPr>
                               <w:t xml:space="preserve">= </w:t>
                             </w:r>
+                            <w:proofErr w:type="spellStart"/>
                             <w:r>
                               <w:rPr>
                                 <w:rFonts w:ascii="Consolas"/>
@@ -6757,6 +6939,7 @@
                               </w:rPr>
                               <w:t>next</w:t>
                             </w:r>
+                            <w:proofErr w:type="spellEnd"/>
                             <w:r>
                               <w:rPr>
                                 <w:rFonts w:ascii="Consolas"/>
@@ -6834,6 +7017,7 @@
                                 <w:sz w:val="21"/>
                               </w:rPr>
                             </w:pPr>
+                            <w:proofErr w:type="spellStart"/>
                             <w:r>
                               <w:rPr>
                                 <w:rFonts w:ascii="Consolas"/>
@@ -6876,6 +7060,7 @@
                               </w:rPr>
                               <w:t>println</w:t>
                             </w:r>
+                            <w:proofErr w:type="spellEnd"/>
                             <w:r>
                               <w:rPr>
                                 <w:rFonts w:ascii="Consolas"/>
@@ -7003,6 +7188,7 @@
                           <w:sz w:val="21"/>
                         </w:rPr>
                       </w:pPr>
+                      <w:proofErr w:type="spellStart"/>
                       <w:r>
                         <w:rPr>
                           <w:rFonts w:ascii="Consolas"/>
@@ -7045,6 +7231,7 @@
                         </w:rPr>
                         <w:t>println</w:t>
                       </w:r>
+                      <w:proofErr w:type="spellEnd"/>
                       <w:r>
                         <w:rPr>
                           <w:rFonts w:ascii="Consolas"/>
@@ -7104,6 +7291,7 @@
                         </w:rPr>
                         <w:t>(</w:t>
                       </w:r>
+                      <w:proofErr w:type="spellStart"/>
                       <w:r>
                         <w:rPr>
                           <w:rFonts w:ascii="Consolas"/>
@@ -7113,6 +7301,7 @@
                         </w:rPr>
                         <w:t>tmp</w:t>
                       </w:r>
+                      <w:proofErr w:type="spellEnd"/>
                       <w:r>
                         <w:rPr>
                           <w:rFonts w:ascii="Consolas"/>
@@ -7151,6 +7340,7 @@
                           <w:sz w:val="21"/>
                         </w:rPr>
                       </w:pPr>
+                      <w:proofErr w:type="spellStart"/>
                       <w:r>
                         <w:rPr>
                           <w:rFonts w:ascii="Consolas"/>
@@ -7197,6 +7387,7 @@
                         </w:rPr>
                         <w:t>print</w:t>
                       </w:r>
+                      <w:proofErr w:type="spellEnd"/>
                       <w:r>
                         <w:rPr>
                           <w:rFonts w:ascii="Consolas"/>
@@ -7206,13 +7397,23 @@
                         </w:rPr>
                         <w:t xml:space="preserve">(); </w:t>
                       </w:r>
-                      <w:r>
-                        <w:rPr>
-                          <w:rFonts w:ascii="Consolas"/>
-                          <w:color w:val="793D9D"/>
-                          <w:sz w:val="21"/>
-                        </w:rPr>
-                        <w:t xml:space="preserve">tmp </w:t>
+                      <w:proofErr w:type="spellStart"/>
+                      <w:r>
+                        <w:rPr>
+                          <w:rFonts w:ascii="Consolas"/>
+                          <w:color w:val="793D9D"/>
+                          <w:sz w:val="21"/>
+                        </w:rPr>
+                        <w:t>tmp</w:t>
+                      </w:r>
+                      <w:proofErr w:type="spellEnd"/>
+                      <w:r>
+                        <w:rPr>
+                          <w:rFonts w:ascii="Consolas"/>
+                          <w:color w:val="793D9D"/>
+                          <w:sz w:val="21"/>
+                        </w:rPr>
+                        <w:t xml:space="preserve"> </w:t>
                       </w:r>
                       <w:r>
                         <w:rPr>
@@ -7222,6 +7423,7 @@
                         </w:rPr>
                         <w:t xml:space="preserve">= </w:t>
                       </w:r>
+                      <w:proofErr w:type="spellStart"/>
                       <w:r>
                         <w:rPr>
                           <w:rFonts w:ascii="Consolas"/>
@@ -7246,6 +7448,7 @@
                         </w:rPr>
                         <w:t>next</w:t>
                       </w:r>
+                      <w:proofErr w:type="spellEnd"/>
                       <w:r>
                         <w:rPr>
                           <w:rFonts w:ascii="Consolas"/>
@@ -7323,6 +7526,7 @@
                           <w:sz w:val="21"/>
                         </w:rPr>
                       </w:pPr>
+                      <w:proofErr w:type="spellStart"/>
                       <w:r>
                         <w:rPr>
                           <w:rFonts w:ascii="Consolas"/>
@@ -7365,6 +7569,7 @@
                         </w:rPr>
                         <w:t>println</w:t>
                       </w:r>
+                      <w:proofErr w:type="spellEnd"/>
                       <w:r>
                         <w:rPr>
                           <w:rFonts w:ascii="Consolas"/>
@@ -7502,13 +7707,23 @@
         </w:rPr>
         <w:t xml:space="preserve"> </w:t>
       </w:r>
+      <w:proofErr w:type="spellStart"/>
       <w:r>
         <w:rPr>
           <w:rFonts w:ascii="Courier New"/>
           <w:b/>
           <w:sz w:val="20"/>
         </w:rPr>
-        <w:t>addFirst()</w:t>
+        <w:t>addFirst</w:t>
+      </w:r>
+      <w:proofErr w:type="spellEnd"/>
+      <w:r>
+        <w:rPr>
+          <w:rFonts w:ascii="Courier New"/>
+          <w:b/>
+          <w:sz w:val="20"/>
+        </w:rPr>
+        <w:t>()</w:t>
       </w:r>
       <w:r>
         <w:rPr>
@@ -7622,6 +7837,7 @@
                               </w:rPr>
                               <w:t xml:space="preserve"> </w:t>
                             </w:r>
+                            <w:proofErr w:type="spellStart"/>
                             <w:r>
                               <w:rPr>
                                 <w:rFonts w:ascii="Consolas"/>
@@ -7631,6 +7847,7 @@
                               </w:rPr>
                               <w:t>addFirst</w:t>
                             </w:r>
+                            <w:proofErr w:type="spellEnd"/>
                             <w:r>
                               <w:rPr>
                                 <w:rFonts w:ascii="Consolas"/>
@@ -7706,6 +7923,7 @@
                               </w:rPr>
                               <w:t xml:space="preserve"> </w:t>
                             </w:r>
+                            <w:proofErr w:type="spellStart"/>
                             <w:r>
                               <w:rPr>
                                 <w:rFonts w:ascii="Consolas"/>
@@ -7714,6 +7932,7 @@
                               </w:rPr>
                               <w:t>newNode</w:t>
                             </w:r>
+                            <w:proofErr w:type="spellEnd"/>
                             <w:r>
                               <w:rPr>
                                 <w:rFonts w:ascii="Consolas"/>
@@ -7833,6 +8052,7 @@
                               </w:rPr>
                               <w:t>(</w:t>
                             </w:r>
+                            <w:proofErr w:type="spellStart"/>
                             <w:r>
                               <w:rPr>
                                 <w:rFonts w:ascii="Consolas"/>
@@ -7843,6 +8063,7 @@
                               </w:rPr>
                               <w:t>isEmpty</w:t>
                             </w:r>
+                            <w:proofErr w:type="spellEnd"/>
                             <w:r>
                               <w:rPr>
                                 <w:rFonts w:ascii="Consolas"/>
@@ -7897,6 +8118,7 @@
                               </w:rPr>
                               <w:t xml:space="preserve"> </w:t>
                             </w:r>
+                            <w:proofErr w:type="spellStart"/>
                             <w:r>
                               <w:rPr>
                                 <w:rFonts w:ascii="Consolas"/>
@@ -7905,6 +8127,7 @@
                               </w:rPr>
                               <w:t>newNode</w:t>
                             </w:r>
+                            <w:proofErr w:type="spellEnd"/>
                             <w:r>
                               <w:rPr>
                                 <w:rFonts w:ascii="Consolas"/>
@@ -7947,6 +8170,7 @@
                               </w:rPr>
                               <w:t xml:space="preserve"> </w:t>
                             </w:r>
+                            <w:proofErr w:type="spellStart"/>
                             <w:r>
                               <w:rPr>
                                 <w:rFonts w:ascii="Consolas"/>
@@ -7956,6 +8180,7 @@
                               </w:rPr>
                               <w:t>newNode</w:t>
                             </w:r>
+                            <w:proofErr w:type="spellEnd"/>
                             <w:r>
                               <w:rPr>
                                 <w:rFonts w:ascii="Consolas"/>
@@ -8014,6 +8239,7 @@
                                 <w:sz w:val="21"/>
                               </w:rPr>
                             </w:pPr>
+                            <w:proofErr w:type="spellStart"/>
                             <w:r>
                               <w:rPr>
                                 <w:rFonts w:ascii="Consolas"/>
@@ -8038,6 +8264,7 @@
                               </w:rPr>
                               <w:t>next</w:t>
                             </w:r>
+                            <w:proofErr w:type="spellEnd"/>
                             <w:r>
                               <w:rPr>
                                 <w:rFonts w:ascii="Consolas"/>
@@ -8096,6 +8323,7 @@
                               </w:rPr>
                               <w:t xml:space="preserve">= </w:t>
                             </w:r>
+                            <w:proofErr w:type="spellStart"/>
                             <w:r>
                               <w:rPr>
                                 <w:rFonts w:ascii="Consolas"/>
@@ -8104,6 +8332,7 @@
                               </w:rPr>
                               <w:t>newNode</w:t>
                             </w:r>
+                            <w:proofErr w:type="spellEnd"/>
                             <w:r>
                               <w:rPr>
                                 <w:rFonts w:ascii="Consolas"/>
@@ -8196,6 +8425,7 @@
                         </w:rPr>
                         <w:t xml:space="preserve"> </w:t>
                       </w:r>
+                      <w:proofErr w:type="spellStart"/>
                       <w:r>
                         <w:rPr>
                           <w:rFonts w:ascii="Consolas"/>
@@ -8205,6 +8435,7 @@
                         </w:rPr>
                         <w:t>addFirst</w:t>
                       </w:r>
+                      <w:proofErr w:type="spellEnd"/>
                       <w:r>
                         <w:rPr>
                           <w:rFonts w:ascii="Consolas"/>
@@ -8280,6 +8511,7 @@
                         </w:rPr>
                         <w:t xml:space="preserve"> </w:t>
                       </w:r>
+                      <w:proofErr w:type="spellStart"/>
                       <w:r>
                         <w:rPr>
                           <w:rFonts w:ascii="Consolas"/>
@@ -8288,6 +8520,7 @@
                         </w:rPr>
                         <w:t>newNode</w:t>
                       </w:r>
+                      <w:proofErr w:type="spellEnd"/>
                       <w:r>
                         <w:rPr>
                           <w:rFonts w:ascii="Consolas"/>
@@ -8407,6 +8640,7 @@
                         </w:rPr>
                         <w:t>(</w:t>
                       </w:r>
+                      <w:proofErr w:type="spellStart"/>
                       <w:r>
                         <w:rPr>
                           <w:rFonts w:ascii="Consolas"/>
@@ -8417,6 +8651,7 @@
                         </w:rPr>
                         <w:t>isEmpty</w:t>
                       </w:r>
+                      <w:proofErr w:type="spellEnd"/>
                       <w:r>
                         <w:rPr>
                           <w:rFonts w:ascii="Consolas"/>
@@ -8471,6 +8706,7 @@
                         </w:rPr>
                         <w:t xml:space="preserve"> </w:t>
                       </w:r>
+                      <w:proofErr w:type="spellStart"/>
                       <w:r>
                         <w:rPr>
                           <w:rFonts w:ascii="Consolas"/>
@@ -8479,6 +8715,7 @@
                         </w:rPr>
                         <w:t>newNode</w:t>
                       </w:r>
+                      <w:proofErr w:type="spellEnd"/>
                       <w:r>
                         <w:rPr>
                           <w:rFonts w:ascii="Consolas"/>
@@ -8521,6 +8758,7 @@
                         </w:rPr>
                         <w:t xml:space="preserve"> </w:t>
                       </w:r>
+                      <w:proofErr w:type="spellStart"/>
                       <w:r>
                         <w:rPr>
                           <w:rFonts w:ascii="Consolas"/>
@@ -8530,6 +8768,7 @@
                         </w:rPr>
                         <w:t>newNode</w:t>
                       </w:r>
+                      <w:proofErr w:type="spellEnd"/>
                       <w:r>
                         <w:rPr>
                           <w:rFonts w:ascii="Consolas"/>
@@ -8588,6 +8827,7 @@
                           <w:sz w:val="21"/>
                         </w:rPr>
                       </w:pPr>
+                      <w:proofErr w:type="spellStart"/>
                       <w:r>
                         <w:rPr>
                           <w:rFonts w:ascii="Consolas"/>
@@ -8612,6 +8852,7 @@
                         </w:rPr>
                         <w:t>next</w:t>
                       </w:r>
+                      <w:proofErr w:type="spellEnd"/>
                       <w:r>
                         <w:rPr>
                           <w:rFonts w:ascii="Consolas"/>
@@ -8670,6 +8911,7 @@
                         </w:rPr>
                         <w:t xml:space="preserve">= </w:t>
                       </w:r>
+                      <w:proofErr w:type="spellStart"/>
                       <w:r>
                         <w:rPr>
                           <w:rFonts w:ascii="Consolas"/>
@@ -8678,6 +8920,7 @@
                         </w:rPr>
                         <w:t>newNode</w:t>
                       </w:r>
+                      <w:proofErr w:type="spellEnd"/>
                       <w:r>
                         <w:rPr>
                           <w:rFonts w:ascii="Consolas"/>
@@ -8791,13 +9034,23 @@
         </w:rPr>
         <w:t xml:space="preserve"> </w:t>
       </w:r>
+      <w:proofErr w:type="spellStart"/>
       <w:r>
         <w:rPr>
           <w:rFonts w:ascii="Courier New"/>
           <w:b/>
           <w:sz w:val="20"/>
         </w:rPr>
-        <w:t>addLast()</w:t>
+        <w:t>addLast</w:t>
+      </w:r>
+      <w:proofErr w:type="spellEnd"/>
+      <w:r>
+        <w:rPr>
+          <w:rFonts w:ascii="Courier New"/>
+          <w:b/>
+          <w:sz w:val="20"/>
+        </w:rPr>
+        <w:t>()</w:t>
       </w:r>
       <w:r>
         <w:t>as</w:t>
@@ -8893,6 +9146,7 @@
                               </w:rPr>
                               <w:t xml:space="preserve"> </w:t>
                             </w:r>
+                            <w:proofErr w:type="spellStart"/>
                             <w:r>
                               <w:rPr>
                                 <w:rFonts w:ascii="Consolas"/>
@@ -8902,6 +9156,7 @@
                               </w:rPr>
                               <w:t>addLast</w:t>
                             </w:r>
+                            <w:proofErr w:type="spellEnd"/>
                             <w:r>
                               <w:rPr>
                                 <w:rFonts w:ascii="Consolas"/>
@@ -8977,6 +9232,7 @@
                               </w:rPr>
                               <w:t xml:space="preserve"> </w:t>
                             </w:r>
+                            <w:proofErr w:type="spellStart"/>
                             <w:r>
                               <w:rPr>
                                 <w:rFonts w:ascii="Consolas"/>
@@ -8985,6 +9241,7 @@
                               </w:rPr>
                               <w:t>newNode</w:t>
                             </w:r>
+                            <w:proofErr w:type="spellEnd"/>
                             <w:r>
                               <w:rPr>
                                 <w:rFonts w:ascii="Consolas"/>
@@ -9104,6 +9361,7 @@
                               </w:rPr>
                               <w:t>(</w:t>
                             </w:r>
+                            <w:proofErr w:type="spellStart"/>
                             <w:r>
                               <w:rPr>
                                 <w:rFonts w:ascii="Consolas"/>
@@ -9114,6 +9372,7 @@
                               </w:rPr>
                               <w:t>isEmpty</w:t>
                             </w:r>
+                            <w:proofErr w:type="spellEnd"/>
                             <w:r>
                               <w:rPr>
                                 <w:rFonts w:ascii="Consolas"/>
@@ -9168,6 +9427,7 @@
                               </w:rPr>
                               <w:t xml:space="preserve"> </w:t>
                             </w:r>
+                            <w:proofErr w:type="spellStart"/>
                             <w:r>
                               <w:rPr>
                                 <w:rFonts w:ascii="Consolas"/>
@@ -9176,6 +9436,7 @@
                               </w:rPr>
                               <w:t>newNode</w:t>
                             </w:r>
+                            <w:proofErr w:type="spellEnd"/>
                             <w:r>
                               <w:rPr>
                                 <w:rFonts w:ascii="Consolas"/>
@@ -9218,6 +9479,7 @@
                               </w:rPr>
                               <w:t xml:space="preserve"> </w:t>
                             </w:r>
+                            <w:proofErr w:type="spellStart"/>
                             <w:r>
                               <w:rPr>
                                 <w:rFonts w:ascii="Consolas"/>
@@ -9227,6 +9489,7 @@
                               </w:rPr>
                               <w:t>newNode</w:t>
                             </w:r>
+                            <w:proofErr w:type="spellEnd"/>
                             <w:r>
                               <w:rPr>
                                 <w:rFonts w:ascii="Consolas"/>
@@ -9285,6 +9548,7 @@
                                 <w:sz w:val="21"/>
                               </w:rPr>
                             </w:pPr>
+                            <w:proofErr w:type="spellStart"/>
                             <w:r>
                               <w:rPr>
                                 <w:rFonts w:ascii="Consolas"/>
@@ -9309,6 +9573,7 @@
                               </w:rPr>
                               <w:t>next</w:t>
                             </w:r>
+                            <w:proofErr w:type="spellEnd"/>
                             <w:r>
                               <w:rPr>
                                 <w:rFonts w:ascii="Consolas"/>
@@ -9335,6 +9600,7 @@
                               </w:rPr>
                               <w:t xml:space="preserve"> </w:t>
                             </w:r>
+                            <w:proofErr w:type="spellStart"/>
                             <w:r>
                               <w:rPr>
                                 <w:rFonts w:ascii="Consolas"/>
@@ -9343,6 +9609,7 @@
                               </w:rPr>
                               <w:t>newNode</w:t>
                             </w:r>
+                            <w:proofErr w:type="spellEnd"/>
                             <w:r>
                               <w:rPr>
                                 <w:rFonts w:ascii="Consolas"/>
@@ -9367,6 +9634,7 @@
                               </w:rPr>
                               <w:t xml:space="preserve">= </w:t>
                             </w:r>
+                            <w:proofErr w:type="spellStart"/>
                             <w:r>
                               <w:rPr>
                                 <w:rFonts w:ascii="Consolas"/>
@@ -9375,6 +9643,7 @@
                               </w:rPr>
                               <w:t>newNode</w:t>
                             </w:r>
+                            <w:proofErr w:type="spellEnd"/>
                             <w:r>
                               <w:rPr>
                                 <w:rFonts w:ascii="Consolas"/>
@@ -9467,6 +9736,7 @@
                         </w:rPr>
                         <w:t xml:space="preserve"> </w:t>
                       </w:r>
+                      <w:proofErr w:type="spellStart"/>
                       <w:r>
                         <w:rPr>
                           <w:rFonts w:ascii="Consolas"/>
@@ -9476,6 +9746,7 @@
                         </w:rPr>
                         <w:t>addLast</w:t>
                       </w:r>
+                      <w:proofErr w:type="spellEnd"/>
                       <w:r>
                         <w:rPr>
                           <w:rFonts w:ascii="Consolas"/>
@@ -9551,6 +9822,7 @@
                         </w:rPr>
                         <w:t xml:space="preserve"> </w:t>
                       </w:r>
+                      <w:proofErr w:type="spellStart"/>
                       <w:r>
                         <w:rPr>
                           <w:rFonts w:ascii="Consolas"/>
@@ -9559,6 +9831,7 @@
                         </w:rPr>
                         <w:t>newNode</w:t>
                       </w:r>
+                      <w:proofErr w:type="spellEnd"/>
                       <w:r>
                         <w:rPr>
                           <w:rFonts w:ascii="Consolas"/>
@@ -9678,6 +9951,7 @@
                         </w:rPr>
                         <w:t>(</w:t>
                       </w:r>
+                      <w:proofErr w:type="spellStart"/>
                       <w:r>
                         <w:rPr>
                           <w:rFonts w:ascii="Consolas"/>
@@ -9688,6 +9962,7 @@
                         </w:rPr>
                         <w:t>isEmpty</w:t>
                       </w:r>
+                      <w:proofErr w:type="spellEnd"/>
                       <w:r>
                         <w:rPr>
                           <w:rFonts w:ascii="Consolas"/>
@@ -9742,6 +10017,7 @@
                         </w:rPr>
                         <w:t xml:space="preserve"> </w:t>
                       </w:r>
+                      <w:proofErr w:type="spellStart"/>
                       <w:r>
                         <w:rPr>
                           <w:rFonts w:ascii="Consolas"/>
@@ -9750,6 +10026,7 @@
                         </w:rPr>
                         <w:t>newNode</w:t>
                       </w:r>
+                      <w:proofErr w:type="spellEnd"/>
                       <w:r>
                         <w:rPr>
                           <w:rFonts w:ascii="Consolas"/>
@@ -9792,6 +10069,7 @@
                         </w:rPr>
                         <w:t xml:space="preserve"> </w:t>
                       </w:r>
+                      <w:proofErr w:type="spellStart"/>
                       <w:r>
                         <w:rPr>
                           <w:rFonts w:ascii="Consolas"/>
@@ -9801,6 +10079,7 @@
                         </w:rPr>
                         <w:t>newNode</w:t>
                       </w:r>
+                      <w:proofErr w:type="spellEnd"/>
                       <w:r>
                         <w:rPr>
                           <w:rFonts w:ascii="Consolas"/>
@@ -9859,6 +10138,7 @@
                           <w:sz w:val="21"/>
                         </w:rPr>
                       </w:pPr>
+                      <w:proofErr w:type="spellStart"/>
                       <w:r>
                         <w:rPr>
                           <w:rFonts w:ascii="Consolas"/>
@@ -9883,6 +10163,7 @@
                         </w:rPr>
                         <w:t>next</w:t>
                       </w:r>
+                      <w:proofErr w:type="spellEnd"/>
                       <w:r>
                         <w:rPr>
                           <w:rFonts w:ascii="Consolas"/>
@@ -9909,6 +10190,7 @@
                         </w:rPr>
                         <w:t xml:space="preserve"> </w:t>
                       </w:r>
+                      <w:proofErr w:type="spellStart"/>
                       <w:r>
                         <w:rPr>
                           <w:rFonts w:ascii="Consolas"/>
@@ -9917,6 +10199,7 @@
                         </w:rPr>
                         <w:t>newNode</w:t>
                       </w:r>
+                      <w:proofErr w:type="spellEnd"/>
                       <w:r>
                         <w:rPr>
                           <w:rFonts w:ascii="Consolas"/>
@@ -9941,6 +10224,7 @@
                         </w:rPr>
                         <w:t xml:space="preserve">= </w:t>
                       </w:r>
+                      <w:proofErr w:type="spellStart"/>
                       <w:r>
                         <w:rPr>
                           <w:rFonts w:ascii="Consolas"/>
@@ -9949,6 +10233,7 @@
                         </w:rPr>
                         <w:t>newNode</w:t>
                       </w:r>
+                      <w:proofErr w:type="spellEnd"/>
                       <w:r>
                         <w:rPr>
                           <w:rFonts w:ascii="Consolas"/>
@@ -10035,13 +10320,23 @@
         </w:rPr>
         <w:t xml:space="preserve"> </w:t>
       </w:r>
+      <w:proofErr w:type="spellStart"/>
       <w:r>
         <w:rPr>
           <w:rFonts w:ascii="Courier New"/>
           <w:b/>
           <w:sz w:val="20"/>
         </w:rPr>
-        <w:t>insertAfter()</w:t>
+        <w:t>insertAfter</w:t>
+      </w:r>
+      <w:proofErr w:type="spellEnd"/>
+      <w:r>
+        <w:rPr>
+          <w:rFonts w:ascii="Courier New"/>
+          <w:b/>
+          <w:sz w:val="20"/>
+        </w:rPr>
+        <w:t>()</w:t>
       </w:r>
       <w:r>
         <w:t>,</w:t>
@@ -10222,6 +10517,7 @@
                               </w:rPr>
                               <w:t xml:space="preserve">void </w:t>
                             </w:r>
+                            <w:proofErr w:type="spellStart"/>
                             <w:r>
                               <w:rPr>
                                 <w:rFonts w:ascii="Consolas"/>
@@ -10231,6 +10527,7 @@
                               </w:rPr>
                               <w:t>insertAfter</w:t>
                             </w:r>
+                            <w:proofErr w:type="spellEnd"/>
                             <w:r>
                               <w:rPr>
                                 <w:rFonts w:ascii="Consolas"/>
@@ -10308,6 +10605,7 @@
                               </w:rPr>
                               <w:t xml:space="preserve"> </w:t>
                             </w:r>
+                            <w:proofErr w:type="spellStart"/>
                             <w:r>
                               <w:rPr>
                                 <w:rFonts w:ascii="Consolas"/>
@@ -10316,6 +10614,7 @@
                               </w:rPr>
                               <w:t>newNode</w:t>
                             </w:r>
+                            <w:proofErr w:type="spellEnd"/>
                             <w:r>
                               <w:rPr>
                                 <w:rFonts w:ascii="Consolas"/>
@@ -10530,6 +10829,7 @@
                               </w:rPr>
                               <w:t>(</w:t>
                             </w:r>
+                            <w:proofErr w:type="spellStart"/>
                             <w:r>
                               <w:rPr>
                                 <w:rFonts w:ascii="Consolas"/>
@@ -10587,6 +10887,7 @@
                               </w:rPr>
                               <w:t>equalsIgnoreCase</w:t>
                             </w:r>
+                            <w:proofErr w:type="spellEnd"/>
                             <w:r>
                               <w:rPr>
                                 <w:rFonts w:ascii="Consolas"/>
@@ -10628,6 +10929,7 @@
                               </w:rPr>
                               <w:t xml:space="preserve">{ </w:t>
                             </w:r>
+                            <w:proofErr w:type="spellStart"/>
                             <w:r>
                               <w:rPr>
                                 <w:rFonts w:ascii="Consolas"/>
@@ -10650,7 +10952,16 @@
                                 <w:color w:val="793D9D"/>
                                 <w:sz w:val="21"/>
                               </w:rPr>
-                              <w:t xml:space="preserve">next </w:t>
+                              <w:t>next</w:t>
+                            </w:r>
+                            <w:proofErr w:type="spellEnd"/>
+                            <w:r>
+                              <w:rPr>
+                                <w:rFonts w:ascii="Consolas"/>
+                                <w:color w:val="793D9D"/>
+                                <w:sz w:val="21"/>
+                              </w:rPr>
+                              <w:t xml:space="preserve"> </w:t>
                             </w:r>
                             <w:r>
                               <w:rPr>
@@ -10660,6 +10971,7 @@
                               </w:rPr>
                               <w:t xml:space="preserve">= </w:t>
                             </w:r>
+                            <w:proofErr w:type="spellStart"/>
                             <w:r>
                               <w:rPr>
                                 <w:rFonts w:ascii="Consolas"/>
@@ -10684,6 +10996,7 @@
                               </w:rPr>
                               <w:t>next</w:t>
                             </w:r>
+                            <w:proofErr w:type="spellEnd"/>
                             <w:r>
                               <w:rPr>
                                 <w:rFonts w:ascii="Consolas"/>
@@ -10703,6 +11016,7 @@
                                 <w:sz w:val="21"/>
                               </w:rPr>
                             </w:pPr>
+                            <w:proofErr w:type="spellStart"/>
                             <w:r>
                               <w:rPr>
                                 <w:rFonts w:ascii="Consolas"/>
@@ -10727,6 +11041,7 @@
                               </w:rPr>
                               <w:t>next</w:t>
                             </w:r>
+                            <w:proofErr w:type="spellEnd"/>
                             <w:r>
                               <w:rPr>
                                 <w:rFonts w:ascii="Consolas"/>
@@ -10753,6 +11068,7 @@
                               </w:rPr>
                               <w:t xml:space="preserve"> </w:t>
                             </w:r>
+                            <w:proofErr w:type="spellStart"/>
                             <w:r>
                               <w:rPr>
                                 <w:rFonts w:ascii="Consolas"/>
@@ -10762,6 +11078,7 @@
                               </w:rPr>
                               <w:t>newNode</w:t>
                             </w:r>
+                            <w:proofErr w:type="spellEnd"/>
                             <w:r>
                               <w:rPr>
                                 <w:rFonts w:ascii="Consolas"/>
@@ -10807,6 +11124,7 @@
                               </w:rPr>
                               <w:t>(</w:t>
                             </w:r>
+                            <w:proofErr w:type="spellStart"/>
                             <w:r>
                               <w:rPr>
                                 <w:rFonts w:ascii="Consolas"/>
@@ -10831,6 +11149,7 @@
                               </w:rPr>
                               <w:t>next</w:t>
                             </w:r>
+                            <w:proofErr w:type="spellEnd"/>
                             <w:r>
                               <w:rPr>
                                 <w:rFonts w:ascii="Consolas"/>
@@ -10906,6 +11225,7 @@
                               </w:rPr>
                               <w:t xml:space="preserve">= </w:t>
                             </w:r>
+                            <w:proofErr w:type="spellStart"/>
                             <w:r>
                               <w:rPr>
                                 <w:rFonts w:ascii="Consolas"/>
@@ -10914,6 +11234,7 @@
                               </w:rPr>
                               <w:t>newNode</w:t>
                             </w:r>
+                            <w:proofErr w:type="spellEnd"/>
                             <w:r>
                               <w:rPr>
                                 <w:rFonts w:ascii="Consolas"/>
@@ -10977,6 +11298,7 @@
                         </w:rPr>
                         <w:t xml:space="preserve">void </w:t>
                       </w:r>
+                      <w:proofErr w:type="spellStart"/>
                       <w:r>
                         <w:rPr>
                           <w:rFonts w:ascii="Consolas"/>
@@ -10986,6 +11308,7 @@
                         </w:rPr>
                         <w:t>insertAfter</w:t>
                       </w:r>
+                      <w:proofErr w:type="spellEnd"/>
                       <w:r>
                         <w:rPr>
                           <w:rFonts w:ascii="Consolas"/>
@@ -11063,6 +11386,7 @@
                         </w:rPr>
                         <w:t xml:space="preserve"> </w:t>
                       </w:r>
+                      <w:proofErr w:type="spellStart"/>
                       <w:r>
                         <w:rPr>
                           <w:rFonts w:ascii="Consolas"/>
@@ -11071,6 +11395,7 @@
                         </w:rPr>
                         <w:t>newNode</w:t>
                       </w:r>
+                      <w:proofErr w:type="spellEnd"/>
                       <w:r>
                         <w:rPr>
                           <w:rFonts w:ascii="Consolas"/>
@@ -11285,6 +11610,7 @@
                         </w:rPr>
                         <w:t>(</w:t>
                       </w:r>
+                      <w:proofErr w:type="spellStart"/>
                       <w:r>
                         <w:rPr>
                           <w:rFonts w:ascii="Consolas"/>
@@ -11342,6 +11668,7 @@
                         </w:rPr>
                         <w:t>equalsIgnoreCase</w:t>
                       </w:r>
+                      <w:proofErr w:type="spellEnd"/>
                       <w:r>
                         <w:rPr>
                           <w:rFonts w:ascii="Consolas"/>
@@ -11383,6 +11710,7 @@
                         </w:rPr>
                         <w:t xml:space="preserve">{ </w:t>
                       </w:r>
+                      <w:proofErr w:type="spellStart"/>
                       <w:r>
                         <w:rPr>
                           <w:rFonts w:ascii="Consolas"/>
@@ -11405,7 +11733,16 @@
                           <w:color w:val="793D9D"/>
                           <w:sz w:val="21"/>
                         </w:rPr>
-                        <w:t xml:space="preserve">next </w:t>
+                        <w:t>next</w:t>
+                      </w:r>
+                      <w:proofErr w:type="spellEnd"/>
+                      <w:r>
+                        <w:rPr>
+                          <w:rFonts w:ascii="Consolas"/>
+                          <w:color w:val="793D9D"/>
+                          <w:sz w:val="21"/>
+                        </w:rPr>
+                        <w:t xml:space="preserve"> </w:t>
                       </w:r>
                       <w:r>
                         <w:rPr>
@@ -11415,6 +11752,7 @@
                         </w:rPr>
                         <w:t xml:space="preserve">= </w:t>
                       </w:r>
+                      <w:proofErr w:type="spellStart"/>
                       <w:r>
                         <w:rPr>
                           <w:rFonts w:ascii="Consolas"/>
@@ -11439,6 +11777,7 @@
                         </w:rPr>
                         <w:t>next</w:t>
                       </w:r>
+                      <w:proofErr w:type="spellEnd"/>
                       <w:r>
                         <w:rPr>
                           <w:rFonts w:ascii="Consolas"/>
@@ -11458,6 +11797,7 @@
                           <w:sz w:val="21"/>
                         </w:rPr>
                       </w:pPr>
+                      <w:proofErr w:type="spellStart"/>
                       <w:r>
                         <w:rPr>
                           <w:rFonts w:ascii="Consolas"/>
@@ -11482,6 +11822,7 @@
                         </w:rPr>
                         <w:t>next</w:t>
                       </w:r>
+                      <w:proofErr w:type="spellEnd"/>
                       <w:r>
                         <w:rPr>
                           <w:rFonts w:ascii="Consolas"/>
@@ -11508,6 +11849,7 @@
                         </w:rPr>
                         <w:t xml:space="preserve"> </w:t>
                       </w:r>
+                      <w:proofErr w:type="spellStart"/>
                       <w:r>
                         <w:rPr>
                           <w:rFonts w:ascii="Consolas"/>
@@ -11517,6 +11859,7 @@
                         </w:rPr>
                         <w:t>newNode</w:t>
                       </w:r>
+                      <w:proofErr w:type="spellEnd"/>
                       <w:r>
                         <w:rPr>
                           <w:rFonts w:ascii="Consolas"/>
@@ -11562,6 +11905,7 @@
                         </w:rPr>
                         <w:t>(</w:t>
                       </w:r>
+                      <w:proofErr w:type="spellStart"/>
                       <w:r>
                         <w:rPr>
                           <w:rFonts w:ascii="Consolas"/>
@@ -11586,6 +11930,7 @@
                         </w:rPr>
                         <w:t>next</w:t>
                       </w:r>
+                      <w:proofErr w:type="spellEnd"/>
                       <w:r>
                         <w:rPr>
                           <w:rFonts w:ascii="Consolas"/>
@@ -11661,6 +12006,7 @@
                         </w:rPr>
                         <w:t xml:space="preserve">= </w:t>
                       </w:r>
+                      <w:proofErr w:type="spellStart"/>
                       <w:r>
                         <w:rPr>
                           <w:rFonts w:ascii="Consolas"/>
@@ -11669,6 +12015,7 @@
                         </w:rPr>
                         <w:t>newNode</w:t>
                       </w:r>
+                      <w:proofErr w:type="spellEnd"/>
                       <w:r>
                         <w:rPr>
                           <w:rFonts w:ascii="Consolas"/>
@@ -11864,6 +12211,7 @@
                               </w:rPr>
                               <w:t xml:space="preserve"> </w:t>
                             </w:r>
+                            <w:proofErr w:type="spellStart"/>
                             <w:r>
                               <w:rPr>
                                 <w:rFonts w:ascii="Consolas"/>
@@ -11891,6 +12239,7 @@
                               </w:rPr>
                               <w:t>next</w:t>
                             </w:r>
+                            <w:proofErr w:type="spellEnd"/>
                             <w:r>
                               <w:rPr>
                                 <w:rFonts w:ascii="Consolas"/>
@@ -12135,6 +12484,7 @@
                         </w:rPr>
                         <w:t xml:space="preserve"> </w:t>
                       </w:r>
+                      <w:proofErr w:type="spellStart"/>
                       <w:r>
                         <w:rPr>
                           <w:rFonts w:ascii="Consolas"/>
@@ -12162,6 +12512,7 @@
                         </w:rPr>
                         <w:t>next</w:t>
                       </w:r>
+                      <w:proofErr w:type="spellEnd"/>
                       <w:r>
                         <w:rPr>
                           <w:rFonts w:ascii="Consolas"/>
@@ -12524,6 +12875,7 @@
                               </w:rPr>
                               <w:t xml:space="preserve"> </w:t>
                             </w:r>
+                            <w:proofErr w:type="spellStart"/>
                             <w:r>
                               <w:rPr>
                                 <w:rFonts w:ascii="Consolas"/>
@@ -12533,6 +12885,7 @@
                               </w:rPr>
                               <w:t>insertAt</w:t>
                             </w:r>
+                            <w:proofErr w:type="spellEnd"/>
                             <w:r>
                               <w:rPr>
                                 <w:rFonts w:ascii="Consolas"/>
@@ -12694,6 +13047,7 @@
                                 <w:sz w:val="21"/>
                               </w:rPr>
                             </w:pPr>
+                            <w:proofErr w:type="spellStart"/>
                             <w:r>
                               <w:rPr>
                                 <w:rFonts w:ascii="Consolas"/>
@@ -12741,6 +13095,7 @@
                               </w:rPr>
                               <w:t>println</w:t>
                             </w:r>
+                            <w:proofErr w:type="spellEnd"/>
                             <w:r>
                               <w:rPr>
                                 <w:rFonts w:ascii="Consolas"/>
@@ -12935,6 +13290,7 @@
                                 <w:sz w:val="21"/>
                               </w:rPr>
                             </w:pPr>
+                            <w:proofErr w:type="spellStart"/>
                             <w:r>
                               <w:rPr>
                                 <w:rFonts w:ascii="Consolas"/>
@@ -12945,6 +13301,7 @@
                               </w:rPr>
                               <w:t>addFirst</w:t>
                             </w:r>
+                            <w:proofErr w:type="spellEnd"/>
                             <w:r>
                               <w:rPr>
                                 <w:rFonts w:ascii="Consolas"/>
@@ -13161,6 +13518,7 @@
                               </w:rPr>
                               <w:t xml:space="preserve"> </w:t>
                             </w:r>
+                            <w:proofErr w:type="spellStart"/>
                             <w:r>
                               <w:rPr>
                                 <w:rFonts w:ascii="Consolas"/>
@@ -13169,6 +13527,7 @@
                               </w:rPr>
                               <w:t>i</w:t>
                             </w:r>
+                            <w:proofErr w:type="spellEnd"/>
                             <w:r>
                               <w:rPr>
                                 <w:rFonts w:ascii="Consolas"/>
@@ -13220,6 +13579,7 @@
                               </w:rPr>
                               <w:t xml:space="preserve"> </w:t>
                             </w:r>
+                            <w:proofErr w:type="spellStart"/>
                             <w:r>
                               <w:rPr>
                                 <w:rFonts w:ascii="Consolas"/>
@@ -13228,6 +13588,7 @@
                               </w:rPr>
                               <w:t>i</w:t>
                             </w:r>
+                            <w:proofErr w:type="spellEnd"/>
                             <w:r>
                               <w:rPr>
                                 <w:rFonts w:ascii="Consolas"/>
@@ -13313,6 +13674,7 @@
                               </w:rPr>
                               <w:t xml:space="preserve"> </w:t>
                             </w:r>
+                            <w:proofErr w:type="spellStart"/>
                             <w:r>
                               <w:rPr>
                                 <w:rFonts w:ascii="Consolas"/>
@@ -13321,6 +13683,7 @@
                               </w:rPr>
                               <w:t>i</w:t>
                             </w:r>
+                            <w:proofErr w:type="spellEnd"/>
                             <w:r>
                               <w:rPr>
                                 <w:rFonts w:ascii="Consolas"/>
@@ -13362,6 +13725,7 @@
                               </w:rPr>
                               <w:t xml:space="preserve">= </w:t>
                             </w:r>
+                            <w:proofErr w:type="spellStart"/>
                             <w:r>
                               <w:rPr>
                                 <w:rFonts w:ascii="Consolas"/>
@@ -13386,6 +13750,7 @@
                               </w:rPr>
                               <w:t>next</w:t>
                             </w:r>
+                            <w:proofErr w:type="spellEnd"/>
                             <w:r>
                               <w:rPr>
                                 <w:rFonts w:ascii="Consolas"/>
@@ -13425,6 +13790,7 @@
                                 <w:sz w:val="21"/>
                               </w:rPr>
                             </w:pPr>
+                            <w:proofErr w:type="spellStart"/>
                             <w:r>
                               <w:rPr>
                                 <w:rFonts w:ascii="Consolas"/>
@@ -13449,6 +13815,7 @@
                               </w:rPr>
                               <w:t>next</w:t>
                             </w:r>
+                            <w:proofErr w:type="spellEnd"/>
                             <w:r>
                               <w:rPr>
                                 <w:rFonts w:ascii="Consolas"/>
@@ -13534,6 +13901,7 @@
                               </w:rPr>
                               <w:t xml:space="preserve"> </w:t>
                             </w:r>
+                            <w:proofErr w:type="spellStart"/>
                             <w:r>
                               <w:rPr>
                                 <w:rFonts w:ascii="Consolas"/>
@@ -13558,6 +13926,7 @@
                               </w:rPr>
                               <w:t>next</w:t>
                             </w:r>
+                            <w:proofErr w:type="spellEnd"/>
                             <w:r>
                               <w:rPr>
                                 <w:rFonts w:ascii="Consolas"/>
@@ -13582,6 +13951,7 @@
                               </w:rPr>
                               <w:t>(</w:t>
                             </w:r>
+                            <w:proofErr w:type="spellStart"/>
                             <w:r>
                               <w:rPr>
                                 <w:rFonts w:ascii="Consolas"/>
@@ -13620,7 +13990,16 @@
                                 <w:color w:val="793D9D"/>
                                 <w:sz w:val="21"/>
                               </w:rPr>
-                              <w:t xml:space="preserve">next </w:t>
+                              <w:t>next</w:t>
+                            </w:r>
+                            <w:proofErr w:type="spellEnd"/>
+                            <w:r>
+                              <w:rPr>
+                                <w:rFonts w:ascii="Consolas"/>
+                                <w:color w:val="793D9D"/>
+                                <w:sz w:val="21"/>
+                              </w:rPr>
+                              <w:t xml:space="preserve"> </w:t>
                             </w:r>
                             <w:r>
                               <w:rPr>
@@ -13691,6 +14070,7 @@
                               </w:rPr>
                               <w:t xml:space="preserve"> </w:t>
                             </w:r>
+                            <w:proofErr w:type="spellStart"/>
                             <w:r>
                               <w:rPr>
                                 <w:rFonts w:ascii="Consolas"/>
@@ -13718,6 +14098,7 @@
                               </w:rPr>
                               <w:t>next</w:t>
                             </w:r>
+                            <w:proofErr w:type="spellEnd"/>
                             <w:r>
                               <w:rPr>
                                 <w:rFonts w:ascii="Consolas"/>
@@ -13848,6 +14229,7 @@
                         </w:rPr>
                         <w:t xml:space="preserve"> </w:t>
                       </w:r>
+                      <w:proofErr w:type="spellStart"/>
                       <w:r>
                         <w:rPr>
                           <w:rFonts w:ascii="Consolas"/>
@@ -13857,6 +14239,7 @@
                         </w:rPr>
                         <w:t>insertAt</w:t>
                       </w:r>
+                      <w:proofErr w:type="spellEnd"/>
                       <w:r>
                         <w:rPr>
                           <w:rFonts w:ascii="Consolas"/>
@@ -14018,6 +14401,7 @@
                           <w:sz w:val="21"/>
                         </w:rPr>
                       </w:pPr>
+                      <w:proofErr w:type="spellStart"/>
                       <w:r>
                         <w:rPr>
                           <w:rFonts w:ascii="Consolas"/>
@@ -14065,6 +14449,7 @@
                         </w:rPr>
                         <w:t>println</w:t>
                       </w:r>
+                      <w:proofErr w:type="spellEnd"/>
                       <w:r>
                         <w:rPr>
                           <w:rFonts w:ascii="Consolas"/>
@@ -14259,6 +14644,7 @@
                           <w:sz w:val="21"/>
                         </w:rPr>
                       </w:pPr>
+                      <w:proofErr w:type="spellStart"/>
                       <w:r>
                         <w:rPr>
                           <w:rFonts w:ascii="Consolas"/>
@@ -14269,6 +14655,7 @@
                         </w:rPr>
                         <w:t>addFirst</w:t>
                       </w:r>
+                      <w:proofErr w:type="spellEnd"/>
                       <w:r>
                         <w:rPr>
                           <w:rFonts w:ascii="Consolas"/>
@@ -14485,6 +14872,7 @@
                         </w:rPr>
                         <w:t xml:space="preserve"> </w:t>
                       </w:r>
+                      <w:proofErr w:type="spellStart"/>
                       <w:r>
                         <w:rPr>
                           <w:rFonts w:ascii="Consolas"/>
@@ -14493,6 +14881,7 @@
                         </w:rPr>
                         <w:t>i</w:t>
                       </w:r>
+                      <w:proofErr w:type="spellEnd"/>
                       <w:r>
                         <w:rPr>
                           <w:rFonts w:ascii="Consolas"/>
@@ -14544,6 +14933,7 @@
                         </w:rPr>
                         <w:t xml:space="preserve"> </w:t>
                       </w:r>
+                      <w:proofErr w:type="spellStart"/>
                       <w:r>
                         <w:rPr>
                           <w:rFonts w:ascii="Consolas"/>
@@ -14552,6 +14942,7 @@
                         </w:rPr>
                         <w:t>i</w:t>
                       </w:r>
+                      <w:proofErr w:type="spellEnd"/>
                       <w:r>
                         <w:rPr>
                           <w:rFonts w:ascii="Consolas"/>
@@ -14637,6 +15028,7 @@
                         </w:rPr>
                         <w:t xml:space="preserve"> </w:t>
                       </w:r>
+                      <w:proofErr w:type="spellStart"/>
                       <w:r>
                         <w:rPr>
                           <w:rFonts w:ascii="Consolas"/>
@@ -14645,6 +15037,7 @@
                         </w:rPr>
                         <w:t>i</w:t>
                       </w:r>
+                      <w:proofErr w:type="spellEnd"/>
                       <w:r>
                         <w:rPr>
                           <w:rFonts w:ascii="Consolas"/>
@@ -14686,6 +15079,7 @@
                         </w:rPr>
                         <w:t xml:space="preserve">= </w:t>
                       </w:r>
+                      <w:proofErr w:type="spellStart"/>
                       <w:r>
                         <w:rPr>
                           <w:rFonts w:ascii="Consolas"/>
@@ -14710,6 +15104,7 @@
                         </w:rPr>
                         <w:t>next</w:t>
                       </w:r>
+                      <w:proofErr w:type="spellEnd"/>
                       <w:r>
                         <w:rPr>
                           <w:rFonts w:ascii="Consolas"/>
@@ -14749,6 +15144,7 @@
                           <w:sz w:val="21"/>
                         </w:rPr>
                       </w:pPr>
+                      <w:proofErr w:type="spellStart"/>
                       <w:r>
                         <w:rPr>
                           <w:rFonts w:ascii="Consolas"/>
@@ -14773,6 +15169,7 @@
                         </w:rPr>
                         <w:t>next</w:t>
                       </w:r>
+                      <w:proofErr w:type="spellEnd"/>
                       <w:r>
                         <w:rPr>
                           <w:rFonts w:ascii="Consolas"/>
@@ -14858,6 +15255,7 @@
                         </w:rPr>
                         <w:t xml:space="preserve"> </w:t>
                       </w:r>
+                      <w:proofErr w:type="spellStart"/>
                       <w:r>
                         <w:rPr>
                           <w:rFonts w:ascii="Consolas"/>
@@ -14882,6 +15280,7 @@
                         </w:rPr>
                         <w:t>next</w:t>
                       </w:r>
+                      <w:proofErr w:type="spellEnd"/>
                       <w:r>
                         <w:rPr>
                           <w:rFonts w:ascii="Consolas"/>
@@ -14906,6 +15305,7 @@
                         </w:rPr>
                         <w:t>(</w:t>
                       </w:r>
+                      <w:proofErr w:type="spellStart"/>
                       <w:r>
                         <w:rPr>
                           <w:rFonts w:ascii="Consolas"/>
@@ -14944,7 +15344,16 @@
                           <w:color w:val="793D9D"/>
                           <w:sz w:val="21"/>
                         </w:rPr>
-                        <w:t xml:space="preserve">next </w:t>
+                        <w:t>next</w:t>
+                      </w:r>
+                      <w:proofErr w:type="spellEnd"/>
+                      <w:r>
+                        <w:rPr>
+                          <w:rFonts w:ascii="Consolas"/>
+                          <w:color w:val="793D9D"/>
+                          <w:sz w:val="21"/>
+                        </w:rPr>
+                        <w:t xml:space="preserve"> </w:t>
                       </w:r>
                       <w:r>
                         <w:rPr>
@@ -15015,6 +15424,7 @@
                         </w:rPr>
                         <w:t xml:space="preserve"> </w:t>
                       </w:r>
+                      <w:proofErr w:type="spellStart"/>
                       <w:r>
                         <w:rPr>
                           <w:rFonts w:ascii="Consolas"/>
@@ -15042,6 +15452,7 @@
                         </w:rPr>
                         <w:t>next</w:t>
                       </w:r>
+                      <w:proofErr w:type="spellEnd"/>
                       <w:r>
                         <w:rPr>
                           <w:rFonts w:ascii="Consolas"/>
@@ -15262,11 +15673,19 @@
         </w:rPr>
         <w:t xml:space="preserve"> </w:t>
       </w:r>
+      <w:proofErr w:type="spellStart"/>
       <w:r>
         <w:rPr>
           <w:b/>
         </w:rPr>
-        <w:t xml:space="preserve">SingleLinkedList </w:t>
+        <w:t>SingleLinkedList</w:t>
+      </w:r>
+      <w:proofErr w:type="spellEnd"/>
+      <w:r>
+        <w:rPr>
+          <w:b/>
+        </w:rPr>
+        <w:t xml:space="preserve"> </w:t>
       </w:r>
       <w:r>
         <w:rPr>
@@ -15430,6 +15849,7 @@
                               </w:rPr>
                               <w:t xml:space="preserve"> </w:t>
                             </w:r>
+                            <w:proofErr w:type="spellStart"/>
                             <w:r>
                               <w:rPr>
                                 <w:rFonts w:ascii="Consolas"/>
@@ -15438,6 +15858,7 @@
                               </w:rPr>
                               <w:t>args</w:t>
                             </w:r>
+                            <w:proofErr w:type="spellEnd"/>
                             <w:r>
                               <w:rPr>
                                 <w:rFonts w:ascii="Consolas"/>
@@ -15475,6 +15896,7 @@
                                 <w:sz w:val="21"/>
                               </w:rPr>
                             </w:pPr>
+                            <w:proofErr w:type="spellStart"/>
                             <w:r>
                               <w:rPr>
                                 <w:rFonts w:ascii="Consolas"/>
@@ -15484,6 +15906,7 @@
                               </w:rPr>
                               <w:t>SingleLinkedList</w:t>
                             </w:r>
+                            <w:proofErr w:type="spellEnd"/>
                             <w:r>
                               <w:rPr>
                                 <w:rFonts w:ascii="Consolas"/>
@@ -15494,6 +15917,7 @@
                               </w:rPr>
                               <w:t xml:space="preserve"> </w:t>
                             </w:r>
+                            <w:proofErr w:type="spellStart"/>
                             <w:r>
                               <w:rPr>
                                 <w:rFonts w:ascii="Consolas"/>
@@ -15502,6 +15926,7 @@
                               </w:rPr>
                               <w:t>sll</w:t>
                             </w:r>
+                            <w:proofErr w:type="spellEnd"/>
                             <w:r>
                               <w:rPr>
                                 <w:rFonts w:ascii="Consolas"/>
@@ -15545,6 +15970,7 @@
                               </w:rPr>
                               <w:t xml:space="preserve"> </w:t>
                             </w:r>
+                            <w:proofErr w:type="spellStart"/>
                             <w:r>
                               <w:rPr>
                                 <w:rFonts w:ascii="Consolas"/>
@@ -15555,6 +15981,7 @@
                               </w:rPr>
                               <w:t>SingleLinkedList</w:t>
                             </w:r>
+                            <w:proofErr w:type="spellEnd"/>
                             <w:r>
                               <w:rPr>
                                 <w:rFonts w:ascii="Consolas"/>
@@ -15716,6 +16143,7 @@
                         </w:rPr>
                         <w:t xml:space="preserve"> </w:t>
                       </w:r>
+                      <w:proofErr w:type="spellStart"/>
                       <w:r>
                         <w:rPr>
                           <w:rFonts w:ascii="Consolas"/>
@@ -15724,6 +16152,7 @@
                         </w:rPr>
                         <w:t>args</w:t>
                       </w:r>
+                      <w:proofErr w:type="spellEnd"/>
                       <w:r>
                         <w:rPr>
                           <w:rFonts w:ascii="Consolas"/>
@@ -15761,6 +16190,7 @@
                           <w:sz w:val="21"/>
                         </w:rPr>
                       </w:pPr>
+                      <w:proofErr w:type="spellStart"/>
                       <w:r>
                         <w:rPr>
                           <w:rFonts w:ascii="Consolas"/>
@@ -15770,6 +16200,7 @@
                         </w:rPr>
                         <w:t>SingleLinkedList</w:t>
                       </w:r>
+                      <w:proofErr w:type="spellEnd"/>
                       <w:r>
                         <w:rPr>
                           <w:rFonts w:ascii="Consolas"/>
@@ -15780,6 +16211,7 @@
                         </w:rPr>
                         <w:t xml:space="preserve"> </w:t>
                       </w:r>
+                      <w:proofErr w:type="spellStart"/>
                       <w:r>
                         <w:rPr>
                           <w:rFonts w:ascii="Consolas"/>
@@ -15788,6 +16220,7 @@
                         </w:rPr>
                         <w:t>sll</w:t>
                       </w:r>
+                      <w:proofErr w:type="spellEnd"/>
                       <w:r>
                         <w:rPr>
                           <w:rFonts w:ascii="Consolas"/>
@@ -15831,6 +16264,7 @@
                         </w:rPr>
                         <w:t xml:space="preserve"> </w:t>
                       </w:r>
+                      <w:proofErr w:type="spellStart"/>
                       <w:r>
                         <w:rPr>
                           <w:rFonts w:ascii="Consolas"/>
@@ -15841,6 +16275,7 @@
                         </w:rPr>
                         <w:t>SingleLinkedList</w:t>
                       </w:r>
+                      <w:proofErr w:type="spellEnd"/>
                       <w:r>
                         <w:rPr>
                           <w:rFonts w:ascii="Consolas"/>
@@ -17890,9 +18325,11 @@
         </w:rPr>
         <w:t xml:space="preserve"> </w:t>
       </w:r>
+      <w:proofErr w:type="spellStart"/>
       <w:r>
         <w:t>SingleLinkedList</w:t>
       </w:r>
+      <w:proofErr w:type="spellEnd"/>
       <w:r>
         <w:rPr>
           <w:spacing w:val="-5"/>
@@ -17993,6 +18430,7 @@
                                 <w:sz w:val="21"/>
                               </w:rPr>
                             </w:pPr>
+                            <w:proofErr w:type="spellStart"/>
                             <w:r>
                               <w:rPr>
                                 <w:rFonts w:ascii="Consolas"/>
@@ -18021,6 +18459,7 @@
                               </w:rPr>
                               <w:t>print</w:t>
                             </w:r>
+                            <w:proofErr w:type="spellEnd"/>
                             <w:r>
                               <w:rPr>
                                 <w:rFonts w:ascii="Consolas"/>
@@ -18030,6 +18469,7 @@
                               </w:rPr>
                               <w:t xml:space="preserve">(); </w:t>
                             </w:r>
+                            <w:proofErr w:type="spellStart"/>
                             <w:r>
                               <w:rPr>
                                 <w:rFonts w:ascii="Consolas"/>
@@ -18058,6 +18498,7 @@
                               </w:rPr>
                               <w:t>addFirst</w:t>
                             </w:r>
+                            <w:proofErr w:type="spellEnd"/>
                             <w:r>
                               <w:rPr>
                                 <w:rFonts w:ascii="Consolas"/>
@@ -18085,6 +18526,7 @@
                               </w:rPr>
                               <w:t xml:space="preserve">); </w:t>
                             </w:r>
+                            <w:proofErr w:type="spellStart"/>
                             <w:r>
                               <w:rPr>
                                 <w:rFonts w:ascii="Consolas"/>
@@ -18113,6 +18555,7 @@
                               </w:rPr>
                               <w:t>print</w:t>
                             </w:r>
+                            <w:proofErr w:type="spellEnd"/>
                             <w:r>
                               <w:rPr>
                                 <w:rFonts w:ascii="Consolas"/>
@@ -18122,6 +18565,7 @@
                               </w:rPr>
                               <w:t xml:space="preserve">(); </w:t>
                             </w:r>
+                            <w:proofErr w:type="spellStart"/>
                             <w:r>
                               <w:rPr>
                                 <w:rFonts w:ascii="Consolas"/>
@@ -18150,6 +18594,7 @@
                               </w:rPr>
                               <w:t>addLast</w:t>
                             </w:r>
+                            <w:proofErr w:type="spellEnd"/>
                             <w:r>
                               <w:rPr>
                                 <w:rFonts w:ascii="Consolas"/>
@@ -18177,6 +18622,7 @@
                               </w:rPr>
                               <w:t xml:space="preserve">); </w:t>
                             </w:r>
+                            <w:proofErr w:type="spellStart"/>
                             <w:r>
                               <w:rPr>
                                 <w:rFonts w:ascii="Consolas"/>
@@ -18205,6 +18651,7 @@
                               </w:rPr>
                               <w:t>print</w:t>
                             </w:r>
+                            <w:proofErr w:type="spellEnd"/>
                             <w:r>
                               <w:rPr>
                                 <w:rFonts w:ascii="Consolas"/>
@@ -18225,6 +18672,7 @@
                                 <w:sz w:val="21"/>
                               </w:rPr>
                             </w:pPr>
+                            <w:proofErr w:type="spellStart"/>
                             <w:r>
                               <w:rPr>
                                 <w:rFonts w:ascii="Consolas"/>
@@ -18250,6 +18698,7 @@
                               </w:rPr>
                               <w:t>insertAfter</w:t>
                             </w:r>
+                            <w:proofErr w:type="spellEnd"/>
                             <w:r>
                               <w:rPr>
                                 <w:rFonts w:ascii="Consolas"/>
@@ -18337,6 +18786,7 @@
                                 <w:sz w:val="21"/>
                               </w:rPr>
                             </w:pPr>
+                            <w:proofErr w:type="spellStart"/>
                             <w:r>
                               <w:rPr>
                                 <w:rFonts w:ascii="Consolas"/>
@@ -18362,6 +18812,7 @@
                               </w:rPr>
                               <w:t>insertAt</w:t>
                             </w:r>
+                            <w:proofErr w:type="spellEnd"/>
                             <w:r>
                               <w:rPr>
                                 <w:rFonts w:ascii="Consolas"/>
@@ -18411,6 +18862,7 @@
                               </w:rPr>
                               <w:t xml:space="preserve">); </w:t>
                             </w:r>
+                            <w:proofErr w:type="spellStart"/>
                             <w:r>
                               <w:rPr>
                                 <w:rFonts w:ascii="Consolas"/>
@@ -18439,6 +18891,7 @@
                               </w:rPr>
                               <w:t>print</w:t>
                             </w:r>
+                            <w:proofErr w:type="spellEnd"/>
                             <w:r>
                               <w:rPr>
                                 <w:rFonts w:ascii="Consolas"/>
@@ -18475,6 +18928,7 @@
                           <w:sz w:val="21"/>
                         </w:rPr>
                       </w:pPr>
+                      <w:proofErr w:type="spellStart"/>
                       <w:r>
                         <w:rPr>
                           <w:rFonts w:ascii="Consolas"/>
@@ -18503,6 +18957,7 @@
                         </w:rPr>
                         <w:t>print</w:t>
                       </w:r>
+                      <w:proofErr w:type="spellEnd"/>
                       <w:r>
                         <w:rPr>
                           <w:rFonts w:ascii="Consolas"/>
@@ -18512,6 +18967,7 @@
                         </w:rPr>
                         <w:t xml:space="preserve">(); </w:t>
                       </w:r>
+                      <w:proofErr w:type="spellStart"/>
                       <w:r>
                         <w:rPr>
                           <w:rFonts w:ascii="Consolas"/>
@@ -18540,6 +18996,7 @@
                         </w:rPr>
                         <w:t>addFirst</w:t>
                       </w:r>
+                      <w:proofErr w:type="spellEnd"/>
                       <w:r>
                         <w:rPr>
                           <w:rFonts w:ascii="Consolas"/>
@@ -18567,6 +19024,7 @@
                         </w:rPr>
                         <w:t xml:space="preserve">); </w:t>
                       </w:r>
+                      <w:proofErr w:type="spellStart"/>
                       <w:r>
                         <w:rPr>
                           <w:rFonts w:ascii="Consolas"/>
@@ -18595,6 +19053,7 @@
                         </w:rPr>
                         <w:t>print</w:t>
                       </w:r>
+                      <w:proofErr w:type="spellEnd"/>
                       <w:r>
                         <w:rPr>
                           <w:rFonts w:ascii="Consolas"/>
@@ -18604,6 +19063,7 @@
                         </w:rPr>
                         <w:t xml:space="preserve">(); </w:t>
                       </w:r>
+                      <w:proofErr w:type="spellStart"/>
                       <w:r>
                         <w:rPr>
                           <w:rFonts w:ascii="Consolas"/>
@@ -18632,6 +19092,7 @@
                         </w:rPr>
                         <w:t>addLast</w:t>
                       </w:r>
+                      <w:proofErr w:type="spellEnd"/>
                       <w:r>
                         <w:rPr>
                           <w:rFonts w:ascii="Consolas"/>
@@ -18659,6 +19120,7 @@
                         </w:rPr>
                         <w:t xml:space="preserve">); </w:t>
                       </w:r>
+                      <w:proofErr w:type="spellStart"/>
                       <w:r>
                         <w:rPr>
                           <w:rFonts w:ascii="Consolas"/>
@@ -18687,6 +19149,7 @@
                         </w:rPr>
                         <w:t>print</w:t>
                       </w:r>
+                      <w:proofErr w:type="spellEnd"/>
                       <w:r>
                         <w:rPr>
                           <w:rFonts w:ascii="Consolas"/>
@@ -18707,6 +19170,7 @@
                           <w:sz w:val="21"/>
                         </w:rPr>
                       </w:pPr>
+                      <w:proofErr w:type="spellStart"/>
                       <w:r>
                         <w:rPr>
                           <w:rFonts w:ascii="Consolas"/>
@@ -18732,6 +19196,7 @@
                         </w:rPr>
                         <w:t>insertAfter</w:t>
                       </w:r>
+                      <w:proofErr w:type="spellEnd"/>
                       <w:r>
                         <w:rPr>
                           <w:rFonts w:ascii="Consolas"/>
@@ -18819,6 +19284,7 @@
                           <w:sz w:val="21"/>
                         </w:rPr>
                       </w:pPr>
+                      <w:proofErr w:type="spellStart"/>
                       <w:r>
                         <w:rPr>
                           <w:rFonts w:ascii="Consolas"/>
@@ -18844,6 +19310,7 @@
                         </w:rPr>
                         <w:t>insertAt</w:t>
                       </w:r>
+                      <w:proofErr w:type="spellEnd"/>
                       <w:r>
                         <w:rPr>
                           <w:rFonts w:ascii="Consolas"/>
@@ -18893,6 +19360,7 @@
                         </w:rPr>
                         <w:t xml:space="preserve">); </w:t>
                       </w:r>
+                      <w:proofErr w:type="spellStart"/>
                       <w:r>
                         <w:rPr>
                           <w:rFonts w:ascii="Consolas"/>
@@ -18921,6 +19389,7 @@
                         </w:rPr>
                         <w:t>print</w:t>
                       </w:r>
+                      <w:proofErr w:type="spellEnd"/>
                       <w:r>
                         <w:rPr>
                           <w:rFonts w:ascii="Consolas"/>
@@ -21604,6 +22073,9 @@
         <w:spacing w:before="118"/>
       </w:pPr>
       <w:r>
+        <w:rPr>
+          <w:noProof/>
+        </w:rPr>
         <w:lastRenderedPageBreak/>
         <w:drawing>
           <wp:inline distT="0" distB="0" distL="0" distR="0" wp14:anchorId="4BE0CD49" wp14:editId="0228D431">
@@ -21651,6 +22123,9 @@
         <w:tab/>
       </w:r>
       <w:r>
+        <w:rPr>
+          <w:noProof/>
+        </w:rPr>
         <w:drawing>
           <wp:inline distT="0" distB="0" distL="0" distR="0" wp14:anchorId="0AB1B4BB" wp14:editId="5E6F128B">
             <wp:extent cx="2255715" cy="1546994"/>
@@ -21889,7 +22364,61 @@
           <w:i/>
           <w:iCs/>
         </w:rPr>
-        <w:t>The message appears because, in the main method, the sll.print() method is invoked immediately after the SingleLinkedList object is instantiated. At this specific point in the execution, no student nodes have been added to the list yet. Consequently, the head attribute is still null, causing the isEmpty() check to return true and trigger the "LinkedList is empty!!" print statement.</w:t>
+        <w:t xml:space="preserve">The message appears because, in the main method, the </w:t>
+      </w:r>
+      <w:proofErr w:type="spellStart"/>
+      <w:r>
+        <w:rPr>
+          <w:rFonts w:ascii="Times New Roman" w:hAnsi="Times New Roman" w:cs="Times New Roman"/>
+          <w:i/>
+          <w:iCs/>
+        </w:rPr>
+        <w:t>sll.print</w:t>
+      </w:r>
+      <w:proofErr w:type="spellEnd"/>
+      <w:r>
+        <w:rPr>
+          <w:rFonts w:ascii="Times New Roman" w:hAnsi="Times New Roman" w:cs="Times New Roman"/>
+          <w:i/>
+          <w:iCs/>
+        </w:rPr>
+        <w:t xml:space="preserve">() method is invoked immediately after the </w:t>
+      </w:r>
+      <w:proofErr w:type="spellStart"/>
+      <w:r>
+        <w:rPr>
+          <w:rFonts w:ascii="Times New Roman" w:hAnsi="Times New Roman" w:cs="Times New Roman"/>
+          <w:i/>
+          <w:iCs/>
+        </w:rPr>
+        <w:t>SingleLinkedList</w:t>
+      </w:r>
+      <w:proofErr w:type="spellEnd"/>
+      <w:r>
+        <w:rPr>
+          <w:rFonts w:ascii="Times New Roman" w:hAnsi="Times New Roman" w:cs="Times New Roman"/>
+          <w:i/>
+          <w:iCs/>
+        </w:rPr>
+        <w:t xml:space="preserve"> object is instantiated. At this specific point in the execution, no student nodes have been added to the list yet. Consequently, the head attribute is still null, causing the </w:t>
+      </w:r>
+      <w:proofErr w:type="spellStart"/>
+      <w:r>
+        <w:rPr>
+          <w:rFonts w:ascii="Times New Roman" w:hAnsi="Times New Roman" w:cs="Times New Roman"/>
+          <w:i/>
+          <w:iCs/>
+        </w:rPr>
+        <w:t>isEmpty</w:t>
+      </w:r>
+      <w:proofErr w:type="spellEnd"/>
+      <w:r>
+        <w:rPr>
+          <w:rFonts w:ascii="Times New Roman" w:hAnsi="Times New Roman" w:cs="Times New Roman"/>
+          <w:i/>
+          <w:iCs/>
+        </w:rPr>
+        <w:t>() check to return true and trigger the "LinkedList is empty!!" print statement.</w:t>
       </w:r>
     </w:p>
     <w:p>
@@ -22013,7 +22542,43 @@
           <w:i/>
           <w:iCs/>
         </w:rPr>
-        <w:t>The variable temp (or tmp) serves as a temporary pointer or iterator used to traverse the linked list. Since a single linked list only provides a direct reference to the head, one must "walk" through the nodes by following the next references to reach a specific position or to display all data. Using temp allows the programme to navigate the list without losing the original reference to the head, which is vital for maintaining the list's structure.</w:t>
+        <w:t xml:space="preserve">The variable temp (or </w:t>
+      </w:r>
+      <w:proofErr w:type="spellStart"/>
+      <w:r>
+        <w:rPr>
+          <w:rFonts w:ascii="Times New Roman" w:hAnsi="Times New Roman" w:cs="Times New Roman"/>
+          <w:i/>
+          <w:iCs/>
+        </w:rPr>
+        <w:t>tmp</w:t>
+      </w:r>
+      <w:proofErr w:type="spellEnd"/>
+      <w:r>
+        <w:rPr>
+          <w:rFonts w:ascii="Times New Roman" w:hAnsi="Times New Roman" w:cs="Times New Roman"/>
+          <w:i/>
+          <w:iCs/>
+        </w:rPr>
+        <w:t xml:space="preserve">) serves as a temporary pointer or iterator used to traverse the linked list. Since a single linked list only provides a direct reference to the head, one must "walk" through the nodes by following the next references to reach a specific position or to display all data. Using temp allows the </w:t>
+      </w:r>
+      <w:proofErr w:type="spellStart"/>
+      <w:r>
+        <w:rPr>
+          <w:rFonts w:ascii="Times New Roman" w:hAnsi="Times New Roman" w:cs="Times New Roman"/>
+          <w:i/>
+          <w:iCs/>
+        </w:rPr>
+        <w:t>programme</w:t>
+      </w:r>
+      <w:proofErr w:type="spellEnd"/>
+      <w:r>
+        <w:rPr>
+          <w:rFonts w:ascii="Times New Roman" w:hAnsi="Times New Roman" w:cs="Times New Roman"/>
+          <w:i/>
+          <w:iCs/>
+        </w:rPr>
+        <w:t xml:space="preserve"> to navigate the list without losing the original reference to the head, which is vital for maintaining the list's structure.</w:t>
       </w:r>
     </w:p>
     <w:p>
@@ -22411,7 +22976,27 @@
           <w:iCs/>
           <w:lang w:val="en-ID"/>
         </w:rPr>
-        <w:t>To perform an addLast() operation, the programme would have to start at the head and traverse the entire list until it reaches the final node. This changes the time complexity from $O(1)$ (constant time) to $O(n)$ (linear time).</w:t>
+        <w:t xml:space="preserve">To perform an </w:t>
+      </w:r>
+      <w:proofErr w:type="spellStart"/>
+      <w:r>
+        <w:rPr>
+          <w:rFonts w:ascii="Times New Roman" w:hAnsi="Times New Roman" w:cs="Times New Roman"/>
+          <w:i/>
+          <w:iCs/>
+          <w:lang w:val="en-ID"/>
+        </w:rPr>
+        <w:t>addLast</w:t>
+      </w:r>
+      <w:proofErr w:type="spellEnd"/>
+      <w:r>
+        <w:rPr>
+          <w:rFonts w:ascii="Times New Roman" w:hAnsi="Times New Roman" w:cs="Times New Roman"/>
+          <w:i/>
+          <w:iCs/>
+          <w:lang w:val="en-ID"/>
+        </w:rPr>
+        <w:t>() operation, the programme would have to start at the head and traverse the entire list until it reaches the final node. This changes the time complexity from $O(1)$ (constant time) to $O(n)$ (linear time).</w:t>
       </w:r>
     </w:p>
     <w:p>
@@ -22458,7 +23043,25 @@
           <w:i/>
           <w:iCs/>
         </w:rPr>
-        <w:t xml:space="preserve"> The programme has an immediate reference to the end of the list, allowing for an instantaneous addition of new nodes to the rear.</w:t>
+        <w:t xml:space="preserve"> The </w:t>
+      </w:r>
+      <w:proofErr w:type="spellStart"/>
+      <w:r>
+        <w:rPr>
+          <w:rFonts w:ascii="Times New Roman" w:hAnsi="Times New Roman" w:cs="Times New Roman"/>
+          <w:i/>
+          <w:iCs/>
+        </w:rPr>
+        <w:t>programme</w:t>
+      </w:r>
+      <w:proofErr w:type="spellEnd"/>
+      <w:r>
+        <w:rPr>
+          <w:rFonts w:ascii="Times New Roman" w:hAnsi="Times New Roman" w:cs="Times New Roman"/>
+          <w:i/>
+          <w:iCs/>
+        </w:rPr>
+        <w:t xml:space="preserve"> has an immediate reference to the end of the list, allowing for an instantaneous addition of new nodes to the rear.</w:t>
       </w:r>
     </w:p>
     <w:p>
@@ -22639,12 +23242,14 @@
         </w:rPr>
         <w:t xml:space="preserve"> </w:t>
       </w:r>
+      <w:proofErr w:type="spellStart"/>
       <w:r>
         <w:rPr>
           <w:b/>
         </w:rPr>
         <w:t>SingleLinkedList</w:t>
       </w:r>
+      <w:proofErr w:type="spellEnd"/>
       <w:r>
         <w:rPr>
           <w:b/>
@@ -22744,11 +23349,19 @@
         </w:rPr>
         <w:t xml:space="preserve"> </w:t>
       </w:r>
+      <w:proofErr w:type="spellStart"/>
       <w:r>
         <w:rPr>
           <w:b/>
         </w:rPr>
-        <w:t>getData()</w:t>
+        <w:t>getData</w:t>
+      </w:r>
+      <w:proofErr w:type="spellEnd"/>
+      <w:r>
+        <w:rPr>
+          <w:b/>
+        </w:rPr>
+        <w:t>()</w:t>
       </w:r>
       <w:r>
         <w:rPr>
@@ -22847,9 +23460,11 @@
         </w:rPr>
         <w:t xml:space="preserve"> </w:t>
       </w:r>
+      <w:proofErr w:type="spellStart"/>
       <w:r>
         <w:t>SingleLinkedList</w:t>
       </w:r>
+      <w:proofErr w:type="spellEnd"/>
       <w:r>
         <w:rPr>
           <w:spacing w:val="-4"/>
@@ -22943,6 +23558,7 @@
                               </w:rPr>
                               <w:t xml:space="preserve"> </w:t>
                             </w:r>
+                            <w:proofErr w:type="spellStart"/>
                             <w:r>
                               <w:rPr>
                                 <w:rFonts w:ascii="Consolas"/>
@@ -22952,6 +23568,7 @@
                               </w:rPr>
                               <w:t>getData</w:t>
                             </w:r>
+                            <w:proofErr w:type="spellEnd"/>
                             <w:r>
                               <w:rPr>
                                 <w:rFonts w:ascii="Consolas"/>
@@ -22977,6 +23594,7 @@
                               </w:rPr>
                               <w:t xml:space="preserve"> </w:t>
                             </w:r>
+                            <w:proofErr w:type="spellStart"/>
                             <w:r>
                               <w:rPr>
                                 <w:rFonts w:ascii="Consolas"/>
@@ -22985,6 +23603,7 @@
                               </w:rPr>
                               <w:t>idx</w:t>
                             </w:r>
+                            <w:proofErr w:type="spellEnd"/>
                             <w:r>
                               <w:rPr>
                                 <w:rFonts w:ascii="Consolas"/>
@@ -23011,6 +23630,7 @@
                               </w:rPr>
                               <w:t>(</w:t>
                             </w:r>
+                            <w:proofErr w:type="spellStart"/>
                             <w:r>
                               <w:rPr>
                                 <w:rFonts w:ascii="Consolas"/>
@@ -23021,6 +23641,7 @@
                               </w:rPr>
                               <w:t>isEmpty</w:t>
                             </w:r>
+                            <w:proofErr w:type="spellEnd"/>
                             <w:r>
                               <w:rPr>
                                 <w:rFonts w:ascii="Consolas"/>
@@ -23041,6 +23662,7 @@
                                 <w:sz w:val="21"/>
                               </w:rPr>
                             </w:pPr>
+                            <w:proofErr w:type="spellStart"/>
                             <w:r>
                               <w:rPr>
                                 <w:rFonts w:ascii="Consolas"/>
@@ -23083,6 +23705,7 @@
                               </w:rPr>
                               <w:t>println</w:t>
                             </w:r>
+                            <w:proofErr w:type="spellEnd"/>
                             <w:r>
                               <w:rPr>
                                 <w:rFonts w:ascii="Consolas"/>
@@ -23215,6 +23838,7 @@
                               </w:rPr>
                               <w:t xml:space="preserve"> </w:t>
                             </w:r>
+                            <w:proofErr w:type="spellStart"/>
                             <w:r>
                               <w:rPr>
                                 <w:rFonts w:ascii="Consolas"/>
@@ -23223,6 +23847,7 @@
                               </w:rPr>
                               <w:t>tmp</w:t>
                             </w:r>
+                            <w:proofErr w:type="spellEnd"/>
                             <w:r>
                               <w:rPr>
                                 <w:rFonts w:ascii="Consolas"/>
@@ -23298,6 +23923,7 @@
                               </w:rPr>
                               <w:t xml:space="preserve"> </w:t>
                             </w:r>
+                            <w:proofErr w:type="spellStart"/>
                             <w:r>
                               <w:rPr>
                                 <w:rFonts w:ascii="Consolas"/>
@@ -23306,6 +23932,7 @@
                               </w:rPr>
                               <w:t>i</w:t>
                             </w:r>
+                            <w:proofErr w:type="spellEnd"/>
                             <w:r>
                               <w:rPr>
                                 <w:rFonts w:ascii="Consolas"/>
@@ -23339,6 +23966,7 @@
                               </w:rPr>
                               <w:t xml:space="preserve"> </w:t>
                             </w:r>
+                            <w:proofErr w:type="spellStart"/>
                             <w:r>
                               <w:rPr>
                                 <w:rFonts w:ascii="Consolas"/>
@@ -23347,6 +23975,7 @@
                               </w:rPr>
                               <w:t>i</w:t>
                             </w:r>
+                            <w:proofErr w:type="spellEnd"/>
                             <w:r>
                               <w:rPr>
                                 <w:rFonts w:ascii="Consolas"/>
@@ -23355,6 +23984,7 @@
                               </w:rPr>
                               <w:t>&lt;</w:t>
                             </w:r>
+                            <w:proofErr w:type="spellStart"/>
                             <w:r>
                               <w:rPr>
                                 <w:rFonts w:ascii="Consolas"/>
@@ -23379,6 +24009,7 @@
                               </w:rPr>
                               <w:t>i</w:t>
                             </w:r>
+                            <w:proofErr w:type="spellEnd"/>
                             <w:r>
                               <w:rPr>
                                 <w:rFonts w:ascii="Consolas"/>
@@ -23398,6 +24029,7 @@
                                 <w:sz w:val="21"/>
                               </w:rPr>
                             </w:pPr>
+                            <w:proofErr w:type="spellStart"/>
                             <w:r>
                               <w:rPr>
                                 <w:rFonts w:ascii="Consolas"/>
@@ -23406,6 +24038,7 @@
                               </w:rPr>
                               <w:t>tmp</w:t>
                             </w:r>
+                            <w:proofErr w:type="spellEnd"/>
                             <w:r>
                               <w:rPr>
                                 <w:rFonts w:ascii="Consolas"/>
@@ -23432,6 +24065,7 @@
                               </w:rPr>
                               <w:t xml:space="preserve"> </w:t>
                             </w:r>
+                            <w:proofErr w:type="spellStart"/>
                             <w:r>
                               <w:rPr>
                                 <w:rFonts w:ascii="Consolas"/>
@@ -23459,6 +24093,7 @@
                               </w:rPr>
                               <w:t>next</w:t>
                             </w:r>
+                            <w:proofErr w:type="spellEnd"/>
                             <w:r>
                               <w:rPr>
                                 <w:rFonts w:ascii="Consolas"/>
@@ -23516,6 +24151,7 @@
                               </w:rPr>
                               <w:t xml:space="preserve"> </w:t>
                             </w:r>
+                            <w:proofErr w:type="spellStart"/>
                             <w:r>
                               <w:rPr>
                                 <w:rFonts w:ascii="Consolas"/>
@@ -23543,6 +24179,7 @@
                               </w:rPr>
                               <w:t>data</w:t>
                             </w:r>
+                            <w:proofErr w:type="spellEnd"/>
                             <w:r>
                               <w:rPr>
                                 <w:rFonts w:ascii="Consolas"/>
@@ -23618,6 +24255,7 @@
                         </w:rPr>
                         <w:t xml:space="preserve"> </w:t>
                       </w:r>
+                      <w:proofErr w:type="spellStart"/>
                       <w:r>
                         <w:rPr>
                           <w:rFonts w:ascii="Consolas"/>
@@ -23627,6 +24265,7 @@
                         </w:rPr>
                         <w:t>getData</w:t>
                       </w:r>
+                      <w:proofErr w:type="spellEnd"/>
                       <w:r>
                         <w:rPr>
                           <w:rFonts w:ascii="Consolas"/>
@@ -23652,6 +24291,7 @@
                         </w:rPr>
                         <w:t xml:space="preserve"> </w:t>
                       </w:r>
+                      <w:proofErr w:type="spellStart"/>
                       <w:r>
                         <w:rPr>
                           <w:rFonts w:ascii="Consolas"/>
@@ -23660,6 +24300,7 @@
                         </w:rPr>
                         <w:t>idx</w:t>
                       </w:r>
+                      <w:proofErr w:type="spellEnd"/>
                       <w:r>
                         <w:rPr>
                           <w:rFonts w:ascii="Consolas"/>
@@ -23686,6 +24327,7 @@
                         </w:rPr>
                         <w:t>(</w:t>
                       </w:r>
+                      <w:proofErr w:type="spellStart"/>
                       <w:r>
                         <w:rPr>
                           <w:rFonts w:ascii="Consolas"/>
@@ -23696,6 +24338,7 @@
                         </w:rPr>
                         <w:t>isEmpty</w:t>
                       </w:r>
+                      <w:proofErr w:type="spellEnd"/>
                       <w:r>
                         <w:rPr>
                           <w:rFonts w:ascii="Consolas"/>
@@ -23716,6 +24359,7 @@
                           <w:sz w:val="21"/>
                         </w:rPr>
                       </w:pPr>
+                      <w:proofErr w:type="spellStart"/>
                       <w:r>
                         <w:rPr>
                           <w:rFonts w:ascii="Consolas"/>
@@ -23758,6 +24402,7 @@
                         </w:rPr>
                         <w:t>println</w:t>
                       </w:r>
+                      <w:proofErr w:type="spellEnd"/>
                       <w:r>
                         <w:rPr>
                           <w:rFonts w:ascii="Consolas"/>
@@ -23890,6 +24535,7 @@
                         </w:rPr>
                         <w:t xml:space="preserve"> </w:t>
                       </w:r>
+                      <w:proofErr w:type="spellStart"/>
                       <w:r>
                         <w:rPr>
                           <w:rFonts w:ascii="Consolas"/>
@@ -23898,6 +24544,7 @@
                         </w:rPr>
                         <w:t>tmp</w:t>
                       </w:r>
+                      <w:proofErr w:type="spellEnd"/>
                       <w:r>
                         <w:rPr>
                           <w:rFonts w:ascii="Consolas"/>
@@ -23973,6 +24620,7 @@
                         </w:rPr>
                         <w:t xml:space="preserve"> </w:t>
                       </w:r>
+                      <w:proofErr w:type="spellStart"/>
                       <w:r>
                         <w:rPr>
                           <w:rFonts w:ascii="Consolas"/>
@@ -23981,6 +24629,7 @@
                         </w:rPr>
                         <w:t>i</w:t>
                       </w:r>
+                      <w:proofErr w:type="spellEnd"/>
                       <w:r>
                         <w:rPr>
                           <w:rFonts w:ascii="Consolas"/>
@@ -24014,6 +24663,7 @@
                         </w:rPr>
                         <w:t xml:space="preserve"> </w:t>
                       </w:r>
+                      <w:proofErr w:type="spellStart"/>
                       <w:r>
                         <w:rPr>
                           <w:rFonts w:ascii="Consolas"/>
@@ -24022,6 +24672,7 @@
                         </w:rPr>
                         <w:t>i</w:t>
                       </w:r>
+                      <w:proofErr w:type="spellEnd"/>
                       <w:r>
                         <w:rPr>
                           <w:rFonts w:ascii="Consolas"/>
@@ -24030,6 +24681,7 @@
                         </w:rPr>
                         <w:t>&lt;</w:t>
                       </w:r>
+                      <w:proofErr w:type="spellStart"/>
                       <w:r>
                         <w:rPr>
                           <w:rFonts w:ascii="Consolas"/>
@@ -24054,6 +24706,7 @@
                         </w:rPr>
                         <w:t>i</w:t>
                       </w:r>
+                      <w:proofErr w:type="spellEnd"/>
                       <w:r>
                         <w:rPr>
                           <w:rFonts w:ascii="Consolas"/>
@@ -24073,6 +24726,7 @@
                           <w:sz w:val="21"/>
                         </w:rPr>
                       </w:pPr>
+                      <w:proofErr w:type="spellStart"/>
                       <w:r>
                         <w:rPr>
                           <w:rFonts w:ascii="Consolas"/>
@@ -24081,6 +24735,7 @@
                         </w:rPr>
                         <w:t>tmp</w:t>
                       </w:r>
+                      <w:proofErr w:type="spellEnd"/>
                       <w:r>
                         <w:rPr>
                           <w:rFonts w:ascii="Consolas"/>
@@ -24107,6 +24762,7 @@
                         </w:rPr>
                         <w:t xml:space="preserve"> </w:t>
                       </w:r>
+                      <w:proofErr w:type="spellStart"/>
                       <w:r>
                         <w:rPr>
                           <w:rFonts w:ascii="Consolas"/>
@@ -24134,6 +24790,7 @@
                         </w:rPr>
                         <w:t>next</w:t>
                       </w:r>
+                      <w:proofErr w:type="spellEnd"/>
                       <w:r>
                         <w:rPr>
                           <w:rFonts w:ascii="Consolas"/>
@@ -24191,6 +24848,7 @@
                         </w:rPr>
                         <w:t xml:space="preserve"> </w:t>
                       </w:r>
+                      <w:proofErr w:type="spellStart"/>
                       <w:r>
                         <w:rPr>
                           <w:rFonts w:ascii="Consolas"/>
@@ -24218,6 +24876,7 @@
                         </w:rPr>
                         <w:t>data</w:t>
                       </w:r>
+                      <w:proofErr w:type="spellEnd"/>
                       <w:r>
                         <w:rPr>
                           <w:rFonts w:ascii="Consolas"/>
@@ -24407,6 +25066,7 @@
         <w:spacing w:before="24"/>
         <w:ind w:left="1140"/>
       </w:pPr>
+      <w:proofErr w:type="spellStart"/>
       <w:r>
         <w:rPr>
           <w:rFonts w:ascii="Courier New"/>
@@ -24414,7 +25074,17 @@
           <w:spacing w:val="-2"/>
           <w:sz w:val="20"/>
         </w:rPr>
-        <w:t>indexOf()</w:t>
+        <w:t>indexOf</w:t>
+      </w:r>
+      <w:proofErr w:type="spellEnd"/>
+      <w:r>
+        <w:rPr>
+          <w:rFonts w:ascii="Courier New"/>
+          <w:b/>
+          <w:spacing w:val="-2"/>
+          <w:sz w:val="20"/>
+        </w:rPr>
+        <w:t>()</w:t>
       </w:r>
       <w:r>
         <w:rPr>
@@ -24501,6 +25171,7 @@
                               </w:rPr>
                               <w:t xml:space="preserve"> </w:t>
                             </w:r>
+                            <w:proofErr w:type="spellStart"/>
                             <w:r>
                               <w:rPr>
                                 <w:rFonts w:ascii="Consolas"/>
@@ -24510,6 +25181,7 @@
                               </w:rPr>
                               <w:t>indexOf</w:t>
                             </w:r>
+                            <w:proofErr w:type="spellEnd"/>
                             <w:r>
                               <w:rPr>
                                 <w:rFonts w:ascii="Consolas"/>
@@ -24584,6 +25256,7 @@
                               </w:rPr>
                               <w:t>(</w:t>
                             </w:r>
+                            <w:proofErr w:type="spellStart"/>
                             <w:r>
                               <w:rPr>
                                 <w:rFonts w:ascii="Consolas"/>
@@ -24594,6 +25267,7 @@
                               </w:rPr>
                               <w:t>isEmpty</w:t>
                             </w:r>
+                            <w:proofErr w:type="spellEnd"/>
                             <w:r>
                               <w:rPr>
                                 <w:rFonts w:ascii="Consolas"/>
@@ -24614,6 +25288,7 @@
                                 <w:sz w:val="21"/>
                               </w:rPr>
                             </w:pPr>
+                            <w:proofErr w:type="spellStart"/>
                             <w:r>
                               <w:rPr>
                                 <w:rFonts w:ascii="Consolas"/>
@@ -24656,6 +25331,7 @@
                               </w:rPr>
                               <w:t>println</w:t>
                             </w:r>
+                            <w:proofErr w:type="spellEnd"/>
                             <w:r>
                               <w:rPr>
                                 <w:rFonts w:ascii="Consolas"/>
@@ -24796,6 +25472,7 @@
                               </w:rPr>
                               <w:t xml:space="preserve"> </w:t>
                             </w:r>
+                            <w:proofErr w:type="spellStart"/>
                             <w:r>
                               <w:rPr>
                                 <w:rFonts w:ascii="Consolas"/>
@@ -24804,6 +25481,7 @@
                               </w:rPr>
                               <w:t>tmp</w:t>
                             </w:r>
+                            <w:proofErr w:type="spellEnd"/>
                             <w:r>
                               <w:rPr>
                                 <w:rFonts w:ascii="Consolas"/>
@@ -24852,7 +25530,25 @@
                                 <w:color w:val="793D9D"/>
                                 <w:sz w:val="21"/>
                               </w:rPr>
-                              <w:t xml:space="preserve">int idx </w:t>
+                              <w:t xml:space="preserve">int </w:t>
+                            </w:r>
+                            <w:proofErr w:type="spellStart"/>
+                            <w:r>
+                              <w:rPr>
+                                <w:rFonts w:ascii="Consolas"/>
+                                <w:color w:val="793D9D"/>
+                                <w:sz w:val="21"/>
+                              </w:rPr>
+                              <w:t>idx</w:t>
+                            </w:r>
+                            <w:proofErr w:type="spellEnd"/>
+                            <w:r>
+                              <w:rPr>
+                                <w:rFonts w:ascii="Consolas"/>
+                                <w:color w:val="793D9D"/>
+                                <w:sz w:val="21"/>
+                              </w:rPr>
+                              <w:t xml:space="preserve"> </w:t>
                             </w:r>
                             <w:r>
                               <w:rPr>
@@ -24905,6 +25601,7 @@
                               </w:rPr>
                               <w:t>(</w:t>
                             </w:r>
+                            <w:proofErr w:type="spellStart"/>
                             <w:r>
                               <w:rPr>
                                 <w:rFonts w:ascii="Consolas"/>
@@ -24913,6 +25610,7 @@
                               </w:rPr>
                               <w:t>tmp</w:t>
                             </w:r>
+                            <w:proofErr w:type="spellEnd"/>
                             <w:r>
                               <w:rPr>
                                 <w:rFonts w:ascii="Consolas"/>
@@ -24981,6 +25679,7 @@
                               </w:rPr>
                               <w:t>!</w:t>
                             </w:r>
+                            <w:proofErr w:type="spellStart"/>
                             <w:r>
                               <w:rPr>
                                 <w:rFonts w:ascii="Consolas"/>
@@ -25038,6 +25737,7 @@
                               </w:rPr>
                               <w:t>equalsIgnoreCase</w:t>
                             </w:r>
+                            <w:proofErr w:type="spellEnd"/>
                             <w:r>
                               <w:rPr>
                                 <w:rFonts w:ascii="Consolas"/>
@@ -25062,13 +25762,23 @@
                               </w:rPr>
                               <w:t xml:space="preserve">)){ </w:t>
                             </w:r>
-                            <w:r>
-                              <w:rPr>
-                                <w:rFonts w:ascii="Consolas"/>
-                                <w:color w:val="793D9D"/>
-                                <w:sz w:val="21"/>
-                              </w:rPr>
-                              <w:t xml:space="preserve">tmp </w:t>
+                            <w:proofErr w:type="spellStart"/>
+                            <w:r>
+                              <w:rPr>
+                                <w:rFonts w:ascii="Consolas"/>
+                                <w:color w:val="793D9D"/>
+                                <w:sz w:val="21"/>
+                              </w:rPr>
+                              <w:t>tmp</w:t>
+                            </w:r>
+                            <w:proofErr w:type="spellEnd"/>
+                            <w:r>
+                              <w:rPr>
+                                <w:rFonts w:ascii="Consolas"/>
+                                <w:color w:val="793D9D"/>
+                                <w:sz w:val="21"/>
+                              </w:rPr>
+                              <w:t xml:space="preserve"> </w:t>
                             </w:r>
                             <w:r>
                               <w:rPr>
@@ -25078,6 +25788,7 @@
                               </w:rPr>
                               <w:t xml:space="preserve">= </w:t>
                             </w:r>
+                            <w:proofErr w:type="spellStart"/>
                             <w:r>
                               <w:rPr>
                                 <w:rFonts w:ascii="Consolas"/>
@@ -25102,6 +25813,7 @@
                               </w:rPr>
                               <w:t>next</w:t>
                             </w:r>
+                            <w:proofErr w:type="spellEnd"/>
                             <w:r>
                               <w:rPr>
                                 <w:rFonts w:ascii="Consolas"/>
@@ -25120,6 +25832,7 @@
                                 <w:sz w:val="21"/>
                               </w:rPr>
                             </w:pPr>
+                            <w:proofErr w:type="spellStart"/>
                             <w:r>
                               <w:rPr>
                                 <w:rFonts w:ascii="Consolas"/>
@@ -25129,6 +25842,7 @@
                               </w:rPr>
                               <w:t>idx</w:t>
                             </w:r>
+                            <w:proofErr w:type="spellEnd"/>
                             <w:r>
                               <w:rPr>
                                 <w:rFonts w:ascii="Consolas"/>
@@ -25185,6 +25899,7 @@
                               </w:rPr>
                               <w:t>(</w:t>
                             </w:r>
+                            <w:proofErr w:type="spellStart"/>
                             <w:r>
                               <w:rPr>
                                 <w:rFonts w:ascii="Consolas"/>
@@ -25193,6 +25908,7 @@
                               </w:rPr>
                               <w:t>tmp</w:t>
                             </w:r>
+                            <w:proofErr w:type="spellEnd"/>
                             <w:r>
                               <w:rPr>
                                 <w:rFonts w:ascii="Consolas"/>
@@ -25333,6 +26049,7 @@
                               </w:rPr>
                               <w:t xml:space="preserve"> </w:t>
                             </w:r>
+                            <w:proofErr w:type="spellStart"/>
                             <w:r>
                               <w:rPr>
                                 <w:rFonts w:ascii="Consolas"/>
@@ -25342,6 +26059,7 @@
                               </w:rPr>
                               <w:t>idx</w:t>
                             </w:r>
+                            <w:proofErr w:type="spellEnd"/>
                             <w:r>
                               <w:rPr>
                                 <w:rFonts w:ascii="Consolas"/>
@@ -25435,6 +26153,7 @@
                         </w:rPr>
                         <w:t xml:space="preserve"> </w:t>
                       </w:r>
+                      <w:proofErr w:type="spellStart"/>
                       <w:r>
                         <w:rPr>
                           <w:rFonts w:ascii="Consolas"/>
@@ -25444,6 +26163,7 @@
                         </w:rPr>
                         <w:t>indexOf</w:t>
                       </w:r>
+                      <w:proofErr w:type="spellEnd"/>
                       <w:r>
                         <w:rPr>
                           <w:rFonts w:ascii="Consolas"/>
@@ -25518,6 +26238,7 @@
                         </w:rPr>
                         <w:t>(</w:t>
                       </w:r>
+                      <w:proofErr w:type="spellStart"/>
                       <w:r>
                         <w:rPr>
                           <w:rFonts w:ascii="Consolas"/>
@@ -25528,6 +26249,7 @@
                         </w:rPr>
                         <w:t>isEmpty</w:t>
                       </w:r>
+                      <w:proofErr w:type="spellEnd"/>
                       <w:r>
                         <w:rPr>
                           <w:rFonts w:ascii="Consolas"/>
@@ -25548,6 +26270,7 @@
                           <w:sz w:val="21"/>
                         </w:rPr>
                       </w:pPr>
+                      <w:proofErr w:type="spellStart"/>
                       <w:r>
                         <w:rPr>
                           <w:rFonts w:ascii="Consolas"/>
@@ -25590,6 +26313,7 @@
                         </w:rPr>
                         <w:t>println</w:t>
                       </w:r>
+                      <w:proofErr w:type="spellEnd"/>
                       <w:r>
                         <w:rPr>
                           <w:rFonts w:ascii="Consolas"/>
@@ -25730,6 +26454,7 @@
                         </w:rPr>
                         <w:t xml:space="preserve"> </w:t>
                       </w:r>
+                      <w:proofErr w:type="spellStart"/>
                       <w:r>
                         <w:rPr>
                           <w:rFonts w:ascii="Consolas"/>
@@ -25738,6 +26463,7 @@
                         </w:rPr>
                         <w:t>tmp</w:t>
                       </w:r>
+                      <w:proofErr w:type="spellEnd"/>
                       <w:r>
                         <w:rPr>
                           <w:rFonts w:ascii="Consolas"/>
@@ -25786,7 +26512,25 @@
                           <w:color w:val="793D9D"/>
                           <w:sz w:val="21"/>
                         </w:rPr>
-                        <w:t xml:space="preserve">int idx </w:t>
+                        <w:t xml:space="preserve">int </w:t>
+                      </w:r>
+                      <w:proofErr w:type="spellStart"/>
+                      <w:r>
+                        <w:rPr>
+                          <w:rFonts w:ascii="Consolas"/>
+                          <w:color w:val="793D9D"/>
+                          <w:sz w:val="21"/>
+                        </w:rPr>
+                        <w:t>idx</w:t>
+                      </w:r>
+                      <w:proofErr w:type="spellEnd"/>
+                      <w:r>
+                        <w:rPr>
+                          <w:rFonts w:ascii="Consolas"/>
+                          <w:color w:val="793D9D"/>
+                          <w:sz w:val="21"/>
+                        </w:rPr>
+                        <w:t xml:space="preserve"> </w:t>
                       </w:r>
                       <w:r>
                         <w:rPr>
@@ -25839,6 +26583,7 @@
                         </w:rPr>
                         <w:t>(</w:t>
                       </w:r>
+                      <w:proofErr w:type="spellStart"/>
                       <w:r>
                         <w:rPr>
                           <w:rFonts w:ascii="Consolas"/>
@@ -25847,6 +26592,7 @@
                         </w:rPr>
                         <w:t>tmp</w:t>
                       </w:r>
+                      <w:proofErr w:type="spellEnd"/>
                       <w:r>
                         <w:rPr>
                           <w:rFonts w:ascii="Consolas"/>
@@ -25915,6 +26661,7 @@
                         </w:rPr>
                         <w:t>!</w:t>
                       </w:r>
+                      <w:proofErr w:type="spellStart"/>
                       <w:r>
                         <w:rPr>
                           <w:rFonts w:ascii="Consolas"/>
@@ -25972,6 +26719,7 @@
                         </w:rPr>
                         <w:t>equalsIgnoreCase</w:t>
                       </w:r>
+                      <w:proofErr w:type="spellEnd"/>
                       <w:r>
                         <w:rPr>
                           <w:rFonts w:ascii="Consolas"/>
@@ -25996,13 +26744,23 @@
                         </w:rPr>
                         <w:t xml:space="preserve">)){ </w:t>
                       </w:r>
-                      <w:r>
-                        <w:rPr>
-                          <w:rFonts w:ascii="Consolas"/>
-                          <w:color w:val="793D9D"/>
-                          <w:sz w:val="21"/>
-                        </w:rPr>
-                        <w:t xml:space="preserve">tmp </w:t>
+                      <w:proofErr w:type="spellStart"/>
+                      <w:r>
+                        <w:rPr>
+                          <w:rFonts w:ascii="Consolas"/>
+                          <w:color w:val="793D9D"/>
+                          <w:sz w:val="21"/>
+                        </w:rPr>
+                        <w:t>tmp</w:t>
+                      </w:r>
+                      <w:proofErr w:type="spellEnd"/>
+                      <w:r>
+                        <w:rPr>
+                          <w:rFonts w:ascii="Consolas"/>
+                          <w:color w:val="793D9D"/>
+                          <w:sz w:val="21"/>
+                        </w:rPr>
+                        <w:t xml:space="preserve"> </w:t>
                       </w:r>
                       <w:r>
                         <w:rPr>
@@ -26012,6 +26770,7 @@
                         </w:rPr>
                         <w:t xml:space="preserve">= </w:t>
                       </w:r>
+                      <w:proofErr w:type="spellStart"/>
                       <w:r>
                         <w:rPr>
                           <w:rFonts w:ascii="Consolas"/>
@@ -26036,6 +26795,7 @@
                         </w:rPr>
                         <w:t>next</w:t>
                       </w:r>
+                      <w:proofErr w:type="spellEnd"/>
                       <w:r>
                         <w:rPr>
                           <w:rFonts w:ascii="Consolas"/>
@@ -26054,6 +26814,7 @@
                           <w:sz w:val="21"/>
                         </w:rPr>
                       </w:pPr>
+                      <w:proofErr w:type="spellStart"/>
                       <w:r>
                         <w:rPr>
                           <w:rFonts w:ascii="Consolas"/>
@@ -26063,6 +26824,7 @@
                         </w:rPr>
                         <w:t>idx</w:t>
                       </w:r>
+                      <w:proofErr w:type="spellEnd"/>
                       <w:r>
                         <w:rPr>
                           <w:rFonts w:ascii="Consolas"/>
@@ -26119,6 +26881,7 @@
                         </w:rPr>
                         <w:t>(</w:t>
                       </w:r>
+                      <w:proofErr w:type="spellStart"/>
                       <w:r>
                         <w:rPr>
                           <w:rFonts w:ascii="Consolas"/>
@@ -26127,6 +26890,7 @@
                         </w:rPr>
                         <w:t>tmp</w:t>
                       </w:r>
+                      <w:proofErr w:type="spellEnd"/>
                       <w:r>
                         <w:rPr>
                           <w:rFonts w:ascii="Consolas"/>
@@ -26267,6 +27031,7 @@
                         </w:rPr>
                         <w:t xml:space="preserve"> </w:t>
                       </w:r>
+                      <w:proofErr w:type="spellStart"/>
                       <w:r>
                         <w:rPr>
                           <w:rFonts w:ascii="Consolas"/>
@@ -26276,6 +27041,7 @@
                         </w:rPr>
                         <w:t>idx</w:t>
                       </w:r>
+                      <w:proofErr w:type="spellEnd"/>
                       <w:r>
                         <w:rPr>
                           <w:rFonts w:ascii="Consolas"/>
@@ -26424,6 +27190,7 @@
                               </w:rPr>
                               <w:t xml:space="preserve"> </w:t>
                             </w:r>
+                            <w:proofErr w:type="spellStart"/>
                             <w:r>
                               <w:rPr>
                                 <w:rFonts w:ascii="Consolas"/>
@@ -26434,6 +27201,7 @@
                               </w:rPr>
                               <w:t>removeFirst</w:t>
                             </w:r>
+                            <w:proofErr w:type="spellEnd"/>
                             <w:r>
                               <w:rPr>
                                 <w:rFonts w:ascii="Consolas"/>
@@ -26472,6 +27240,7 @@
                               </w:rPr>
                               <w:t>(</w:t>
                             </w:r>
+                            <w:proofErr w:type="spellStart"/>
                             <w:r>
                               <w:rPr>
                                 <w:rFonts w:ascii="Consolas"/>
@@ -26482,6 +27251,7 @@
                               </w:rPr>
                               <w:t>isEmpty</w:t>
                             </w:r>
+                            <w:proofErr w:type="spellEnd"/>
                             <w:r>
                               <w:rPr>
                                 <w:rFonts w:ascii="Consolas"/>
@@ -26502,6 +27272,7 @@
                                 <w:sz w:val="21"/>
                               </w:rPr>
                             </w:pPr>
+                            <w:proofErr w:type="spellStart"/>
                             <w:r>
                               <w:rPr>
                                 <w:rFonts w:ascii="Consolas"/>
@@ -26544,6 +27315,7 @@
                               </w:rPr>
                               <w:t>println</w:t>
                             </w:r>
+                            <w:proofErr w:type="spellEnd"/>
                             <w:r>
                               <w:rPr>
                                 <w:rFonts w:ascii="Consolas"/>
@@ -26838,6 +27610,7 @@
                               </w:rPr>
                               <w:t xml:space="preserve"> </w:t>
                             </w:r>
+                            <w:proofErr w:type="spellStart"/>
                             <w:r>
                               <w:rPr>
                                 <w:rFonts w:ascii="Consolas"/>
@@ -26865,6 +27638,7 @@
                               </w:rPr>
                               <w:t>next</w:t>
                             </w:r>
+                            <w:proofErr w:type="spellEnd"/>
                             <w:r>
                               <w:rPr>
                                 <w:rFonts w:ascii="Consolas"/>
@@ -26958,6 +27732,7 @@
                         </w:rPr>
                         <w:t xml:space="preserve"> </w:t>
                       </w:r>
+                      <w:proofErr w:type="spellStart"/>
                       <w:r>
                         <w:rPr>
                           <w:rFonts w:ascii="Consolas"/>
@@ -26968,6 +27743,7 @@
                         </w:rPr>
                         <w:t>removeFirst</w:t>
                       </w:r>
+                      <w:proofErr w:type="spellEnd"/>
                       <w:r>
                         <w:rPr>
                           <w:rFonts w:ascii="Consolas"/>
@@ -27006,6 +27782,7 @@
                         </w:rPr>
                         <w:t>(</w:t>
                       </w:r>
+                      <w:proofErr w:type="spellStart"/>
                       <w:r>
                         <w:rPr>
                           <w:rFonts w:ascii="Consolas"/>
@@ -27016,6 +27793,7 @@
                         </w:rPr>
                         <w:t>isEmpty</w:t>
                       </w:r>
+                      <w:proofErr w:type="spellEnd"/>
                       <w:r>
                         <w:rPr>
                           <w:rFonts w:ascii="Consolas"/>
@@ -27036,6 +27814,7 @@
                           <w:sz w:val="21"/>
                         </w:rPr>
                       </w:pPr>
+                      <w:proofErr w:type="spellStart"/>
                       <w:r>
                         <w:rPr>
                           <w:rFonts w:ascii="Consolas"/>
@@ -27078,6 +27857,7 @@
                         </w:rPr>
                         <w:t>println</w:t>
                       </w:r>
+                      <w:proofErr w:type="spellEnd"/>
                       <w:r>
                         <w:rPr>
                           <w:rFonts w:ascii="Consolas"/>
@@ -27372,6 +28152,7 @@
                         </w:rPr>
                         <w:t xml:space="preserve"> </w:t>
                       </w:r>
+                      <w:proofErr w:type="spellStart"/>
                       <w:r>
                         <w:rPr>
                           <w:rFonts w:ascii="Consolas"/>
@@ -27399,6 +28180,7 @@
                         </w:rPr>
                         <w:t>next</w:t>
                       </w:r>
+                      <w:proofErr w:type="spellEnd"/>
                       <w:r>
                         <w:rPr>
                           <w:rFonts w:ascii="Consolas"/>
@@ -27458,13 +28240,29 @@
         </mc:AlternateContent>
       </w:r>
       <w:r>
-        <w:t xml:space="preserve">Add a new mwthod named </w:t>
-      </w:r>
+        <w:t xml:space="preserve">Add a new </w:t>
+      </w:r>
+      <w:proofErr w:type="spellStart"/>
+      <w:r>
+        <w:t>mwthod</w:t>
+      </w:r>
+      <w:proofErr w:type="spellEnd"/>
+      <w:r>
+        <w:t xml:space="preserve"> named </w:t>
+      </w:r>
+      <w:proofErr w:type="spellStart"/>
       <w:r>
         <w:rPr>
           <w:b/>
         </w:rPr>
-        <w:t xml:space="preserve">removeFirst() </w:t>
+        <w:t>removeFirst</w:t>
+      </w:r>
+      <w:proofErr w:type="spellEnd"/>
+      <w:r>
+        <w:rPr>
+          <w:b/>
+        </w:rPr>
+        <w:t xml:space="preserve">() </w:t>
       </w:r>
       <w:r>
         <w:t xml:space="preserve">to remove the first element in single linked list </w:t>
@@ -27588,9 +28386,11 @@
         </w:rPr>
         <w:t xml:space="preserve"> </w:t>
       </w:r>
+      <w:proofErr w:type="spellStart"/>
       <w:r>
         <w:t>SingleLinkedList</w:t>
       </w:r>
+      <w:proofErr w:type="spellEnd"/>
       <w:r>
         <w:rPr>
           <w:spacing w:val="-9"/>
@@ -27615,12 +28415,21 @@
         </w:rPr>
         <w:t xml:space="preserve"> </w:t>
       </w:r>
+      <w:proofErr w:type="spellStart"/>
       <w:r>
         <w:rPr>
           <w:b/>
           <w:spacing w:val="-2"/>
         </w:rPr>
-        <w:t>removelast()</w:t>
+        <w:t>removelast</w:t>
+      </w:r>
+      <w:proofErr w:type="spellEnd"/>
+      <w:r>
+        <w:rPr>
+          <w:b/>
+          <w:spacing w:val="-2"/>
+        </w:rPr>
+        <w:t>()</w:t>
       </w:r>
     </w:p>
     <w:p>
@@ -27703,6 +28512,7 @@
                               </w:rPr>
                               <w:t xml:space="preserve"> </w:t>
                             </w:r>
+                            <w:proofErr w:type="spellStart"/>
                             <w:r>
                               <w:rPr>
                                 <w:rFonts w:ascii="Consolas"/>
@@ -27713,6 +28523,7 @@
                               </w:rPr>
                               <w:t>removeLast</w:t>
                             </w:r>
+                            <w:proofErr w:type="spellEnd"/>
                             <w:r>
                               <w:rPr>
                                 <w:rFonts w:ascii="Consolas"/>
@@ -27751,6 +28562,7 @@
                               </w:rPr>
                               <w:t>(</w:t>
                             </w:r>
+                            <w:proofErr w:type="spellStart"/>
                             <w:r>
                               <w:rPr>
                                 <w:rFonts w:ascii="Consolas"/>
@@ -27761,6 +28573,7 @@
                               </w:rPr>
                               <w:t>isEmpty</w:t>
                             </w:r>
+                            <w:proofErr w:type="spellEnd"/>
                             <w:r>
                               <w:rPr>
                                 <w:rFonts w:ascii="Consolas"/>
@@ -27781,6 +28594,7 @@
                                 <w:sz w:val="21"/>
                               </w:rPr>
                             </w:pPr>
+                            <w:proofErr w:type="spellStart"/>
                             <w:r>
                               <w:rPr>
                                 <w:rFonts w:ascii="Consolas"/>
@@ -27823,6 +28637,7 @@
                               </w:rPr>
                               <w:t>println</w:t>
                             </w:r>
+                            <w:proofErr w:type="spellEnd"/>
                             <w:r>
                               <w:rPr>
                                 <w:rFonts w:ascii="Consolas"/>
@@ -28092,13 +28907,23 @@
                               </w:rPr>
                               <w:t xml:space="preserve">Node </w:t>
                             </w:r>
-                            <w:r>
-                              <w:rPr>
-                                <w:rFonts w:ascii="Consolas"/>
-                                <w:color w:val="793D9D"/>
-                                <w:sz w:val="21"/>
-                              </w:rPr>
-                              <w:t xml:space="preserve">tmp </w:t>
+                            <w:proofErr w:type="spellStart"/>
+                            <w:r>
+                              <w:rPr>
+                                <w:rFonts w:ascii="Consolas"/>
+                                <w:color w:val="793D9D"/>
+                                <w:sz w:val="21"/>
+                              </w:rPr>
+                              <w:t>tmp</w:t>
+                            </w:r>
+                            <w:proofErr w:type="spellEnd"/>
+                            <w:r>
+                              <w:rPr>
+                                <w:rFonts w:ascii="Consolas"/>
+                                <w:color w:val="793D9D"/>
+                                <w:sz w:val="21"/>
+                              </w:rPr>
+                              <w:t xml:space="preserve"> </w:t>
                             </w:r>
                             <w:r>
                               <w:rPr>
@@ -28140,6 +28965,7 @@
                               </w:rPr>
                               <w:t>(</w:t>
                             </w:r>
+                            <w:proofErr w:type="spellStart"/>
                             <w:r>
                               <w:rPr>
                                 <w:rFonts w:ascii="Consolas"/>
@@ -28164,6 +28990,7 @@
                               </w:rPr>
                               <w:t>next</w:t>
                             </w:r>
+                            <w:proofErr w:type="spellEnd"/>
                             <w:r>
                               <w:rPr>
                                 <w:rFonts w:ascii="Consolas"/>
@@ -28217,6 +29044,7 @@
                                 <w:sz w:val="21"/>
                               </w:rPr>
                             </w:pPr>
+                            <w:proofErr w:type="spellStart"/>
                             <w:r>
                               <w:rPr>
                                 <w:rFonts w:ascii="Consolas"/>
@@ -28225,6 +29053,7 @@
                               </w:rPr>
                               <w:t>tmp</w:t>
                             </w:r>
+                            <w:proofErr w:type="spellEnd"/>
                             <w:r>
                               <w:rPr>
                                 <w:rFonts w:ascii="Consolas"/>
@@ -28251,6 +29080,7 @@
                               </w:rPr>
                               <w:t xml:space="preserve"> </w:t>
                             </w:r>
+                            <w:proofErr w:type="spellStart"/>
                             <w:r>
                               <w:rPr>
                                 <w:rFonts w:ascii="Consolas"/>
@@ -28278,6 +29108,7 @@
                               </w:rPr>
                               <w:t>next</w:t>
                             </w:r>
+                            <w:proofErr w:type="spellEnd"/>
                             <w:r>
                               <w:rPr>
                                 <w:rFonts w:ascii="Consolas"/>
@@ -28318,6 +29149,7 @@
                                 <w:sz w:val="21"/>
                               </w:rPr>
                             </w:pPr>
+                            <w:proofErr w:type="spellStart"/>
                             <w:r>
                               <w:rPr>
                                 <w:rFonts w:ascii="Consolas"/>
@@ -28342,6 +29174,7 @@
                               </w:rPr>
                               <w:t>next</w:t>
                             </w:r>
+                            <w:proofErr w:type="spellEnd"/>
                             <w:r>
                               <w:rPr>
                                 <w:rFonts w:ascii="Consolas"/>
@@ -28400,6 +29233,7 @@
                               </w:rPr>
                               <w:t xml:space="preserve">= </w:t>
                             </w:r>
+                            <w:proofErr w:type="spellStart"/>
                             <w:r>
                               <w:rPr>
                                 <w:rFonts w:ascii="Consolas"/>
@@ -28408,6 +29242,7 @@
                               </w:rPr>
                               <w:t>tmp</w:t>
                             </w:r>
+                            <w:proofErr w:type="spellEnd"/>
                             <w:r>
                               <w:rPr>
                                 <w:rFonts w:ascii="Consolas"/>
@@ -28480,6 +29315,7 @@
                         </w:rPr>
                         <w:t xml:space="preserve"> </w:t>
                       </w:r>
+                      <w:proofErr w:type="spellStart"/>
                       <w:r>
                         <w:rPr>
                           <w:rFonts w:ascii="Consolas"/>
@@ -28490,6 +29326,7 @@
                         </w:rPr>
                         <w:t>removeLast</w:t>
                       </w:r>
+                      <w:proofErr w:type="spellEnd"/>
                       <w:r>
                         <w:rPr>
                           <w:rFonts w:ascii="Consolas"/>
@@ -28528,6 +29365,7 @@
                         </w:rPr>
                         <w:t>(</w:t>
                       </w:r>
+                      <w:proofErr w:type="spellStart"/>
                       <w:r>
                         <w:rPr>
                           <w:rFonts w:ascii="Consolas"/>
@@ -28538,6 +29376,7 @@
                         </w:rPr>
                         <w:t>isEmpty</w:t>
                       </w:r>
+                      <w:proofErr w:type="spellEnd"/>
                       <w:r>
                         <w:rPr>
                           <w:rFonts w:ascii="Consolas"/>
@@ -28558,6 +29397,7 @@
                           <w:sz w:val="21"/>
                         </w:rPr>
                       </w:pPr>
+                      <w:proofErr w:type="spellStart"/>
                       <w:r>
                         <w:rPr>
                           <w:rFonts w:ascii="Consolas"/>
@@ -28600,6 +29440,7 @@
                         </w:rPr>
                         <w:t>println</w:t>
                       </w:r>
+                      <w:proofErr w:type="spellEnd"/>
                       <w:r>
                         <w:rPr>
                           <w:rFonts w:ascii="Consolas"/>
@@ -28869,13 +29710,23 @@
                         </w:rPr>
                         <w:t xml:space="preserve">Node </w:t>
                       </w:r>
-                      <w:r>
-                        <w:rPr>
-                          <w:rFonts w:ascii="Consolas"/>
-                          <w:color w:val="793D9D"/>
-                          <w:sz w:val="21"/>
-                        </w:rPr>
-                        <w:t xml:space="preserve">tmp </w:t>
+                      <w:proofErr w:type="spellStart"/>
+                      <w:r>
+                        <w:rPr>
+                          <w:rFonts w:ascii="Consolas"/>
+                          <w:color w:val="793D9D"/>
+                          <w:sz w:val="21"/>
+                        </w:rPr>
+                        <w:t>tmp</w:t>
+                      </w:r>
+                      <w:proofErr w:type="spellEnd"/>
+                      <w:r>
+                        <w:rPr>
+                          <w:rFonts w:ascii="Consolas"/>
+                          <w:color w:val="793D9D"/>
+                          <w:sz w:val="21"/>
+                        </w:rPr>
+                        <w:t xml:space="preserve"> </w:t>
                       </w:r>
                       <w:r>
                         <w:rPr>
@@ -28917,6 +29768,7 @@
                         </w:rPr>
                         <w:t>(</w:t>
                       </w:r>
+                      <w:proofErr w:type="spellStart"/>
                       <w:r>
                         <w:rPr>
                           <w:rFonts w:ascii="Consolas"/>
@@ -28941,6 +29793,7 @@
                         </w:rPr>
                         <w:t>next</w:t>
                       </w:r>
+                      <w:proofErr w:type="spellEnd"/>
                       <w:r>
                         <w:rPr>
                           <w:rFonts w:ascii="Consolas"/>
@@ -28994,6 +29847,7 @@
                           <w:sz w:val="21"/>
                         </w:rPr>
                       </w:pPr>
+                      <w:proofErr w:type="spellStart"/>
                       <w:r>
                         <w:rPr>
                           <w:rFonts w:ascii="Consolas"/>
@@ -29002,6 +29856,7 @@
                         </w:rPr>
                         <w:t>tmp</w:t>
                       </w:r>
+                      <w:proofErr w:type="spellEnd"/>
                       <w:r>
                         <w:rPr>
                           <w:rFonts w:ascii="Consolas"/>
@@ -29028,6 +29883,7 @@
                         </w:rPr>
                         <w:t xml:space="preserve"> </w:t>
                       </w:r>
+                      <w:proofErr w:type="spellStart"/>
                       <w:r>
                         <w:rPr>
                           <w:rFonts w:ascii="Consolas"/>
@@ -29055,6 +29911,7 @@
                         </w:rPr>
                         <w:t>next</w:t>
                       </w:r>
+                      <w:proofErr w:type="spellEnd"/>
                       <w:r>
                         <w:rPr>
                           <w:rFonts w:ascii="Consolas"/>
@@ -29095,6 +29952,7 @@
                           <w:sz w:val="21"/>
                         </w:rPr>
                       </w:pPr>
+                      <w:proofErr w:type="spellStart"/>
                       <w:r>
                         <w:rPr>
                           <w:rFonts w:ascii="Consolas"/>
@@ -29119,6 +29977,7 @@
                         </w:rPr>
                         <w:t>next</w:t>
                       </w:r>
+                      <w:proofErr w:type="spellEnd"/>
                       <w:r>
                         <w:rPr>
                           <w:rFonts w:ascii="Consolas"/>
@@ -29177,6 +30036,7 @@
                         </w:rPr>
                         <w:t xml:space="preserve">= </w:t>
                       </w:r>
+                      <w:proofErr w:type="spellStart"/>
                       <w:r>
                         <w:rPr>
                           <w:rFonts w:ascii="Consolas"/>
@@ -29185,6 +30045,7 @@
                         </w:rPr>
                         <w:t>tmp</w:t>
                       </w:r>
+                      <w:proofErr w:type="spellEnd"/>
                       <w:r>
                         <w:rPr>
                           <w:rFonts w:ascii="Consolas"/>
@@ -29565,6 +30426,7 @@
                               </w:rPr>
                               <w:t>(</w:t>
                             </w:r>
+                            <w:proofErr w:type="spellStart"/>
                             <w:r>
                               <w:rPr>
                                 <w:rFonts w:ascii="Consolas"/>
@@ -29574,6 +30436,7 @@
                               </w:rPr>
                               <w:t>isEmpty</w:t>
                             </w:r>
+                            <w:proofErr w:type="spellEnd"/>
                             <w:r>
                               <w:rPr>
                                 <w:rFonts w:ascii="Consolas"/>
@@ -29593,6 +30456,7 @@
                                 <w:sz w:val="21"/>
                               </w:rPr>
                             </w:pPr>
+                            <w:proofErr w:type="spellStart"/>
                             <w:r>
                               <w:rPr>
                                 <w:rFonts w:ascii="Consolas"/>
@@ -29635,6 +30499,7 @@
                               </w:rPr>
                               <w:t>println</w:t>
                             </w:r>
+                            <w:proofErr w:type="spellEnd"/>
                             <w:r>
                               <w:rPr>
                                 <w:rFonts w:ascii="Consolas"/>
@@ -29929,6 +30794,7 @@
                               </w:rPr>
                               <w:t>((</w:t>
                             </w:r>
+                            <w:proofErr w:type="spellStart"/>
                             <w:r>
                               <w:rPr>
                                 <w:rFonts w:ascii="Consolas"/>
@@ -29986,6 +30852,7 @@
                               </w:rPr>
                               <w:t>equalsIgnoreCase</w:t>
                             </w:r>
+                            <w:proofErr w:type="spellEnd"/>
                             <w:r>
                               <w:rPr>
                                 <w:rFonts w:ascii="Consolas"/>
@@ -30126,6 +30993,7 @@
                                 <w:sz w:val="21"/>
                               </w:rPr>
                             </w:pPr>
+                            <w:proofErr w:type="spellStart"/>
                             <w:r>
                               <w:rPr>
                                 <w:rFonts w:ascii="Consolas"/>
@@ -30136,6 +31004,7 @@
                               </w:rPr>
                               <w:t>removeFirst</w:t>
                             </w:r>
+                            <w:proofErr w:type="spellEnd"/>
                             <w:r>
                               <w:rPr>
                                 <w:rFonts w:ascii="Consolas"/>
@@ -30233,6 +31102,7 @@
                               </w:rPr>
                               <w:t>(</w:t>
                             </w:r>
+                            <w:proofErr w:type="spellStart"/>
                             <w:r>
                               <w:rPr>
                                 <w:rFonts w:ascii="Consolas"/>
@@ -30306,6 +31176,7 @@
                               </w:rPr>
                               <w:t>equalsIgnoreCase</w:t>
                             </w:r>
+                            <w:proofErr w:type="spellEnd"/>
                             <w:r>
                               <w:rPr>
                                 <w:rFonts w:ascii="Consolas"/>
@@ -30347,6 +31218,7 @@
                               </w:rPr>
                               <w:t xml:space="preserve">{ </w:t>
                             </w:r>
+                            <w:proofErr w:type="spellStart"/>
                             <w:r>
                               <w:rPr>
                                 <w:rFonts w:ascii="Consolas"/>
@@ -30369,7 +31241,16 @@
                                 <w:color w:val="793D9D"/>
                                 <w:sz w:val="21"/>
                               </w:rPr>
-                              <w:t xml:space="preserve">next </w:t>
+                              <w:t>next</w:t>
+                            </w:r>
+                            <w:proofErr w:type="spellEnd"/>
+                            <w:r>
+                              <w:rPr>
+                                <w:rFonts w:ascii="Consolas"/>
+                                <w:color w:val="793D9D"/>
+                                <w:sz w:val="21"/>
+                              </w:rPr>
+                              <w:t xml:space="preserve"> </w:t>
                             </w:r>
                             <w:r>
                               <w:rPr>
@@ -30379,6 +31260,7 @@
                               </w:rPr>
                               <w:t xml:space="preserve">= </w:t>
                             </w:r>
+                            <w:proofErr w:type="spellStart"/>
                             <w:r>
                               <w:rPr>
                                 <w:rFonts w:ascii="Consolas"/>
@@ -30419,6 +31301,7 @@
                               </w:rPr>
                               <w:t>next</w:t>
                             </w:r>
+                            <w:proofErr w:type="spellEnd"/>
                             <w:r>
                               <w:rPr>
                                 <w:rFonts w:ascii="Consolas"/>
@@ -30463,6 +31346,7 @@
                               </w:rPr>
                               <w:t>(</w:t>
                             </w:r>
+                            <w:proofErr w:type="spellStart"/>
                             <w:r>
                               <w:rPr>
                                 <w:rFonts w:ascii="Consolas"/>
@@ -30487,6 +31371,7 @@
                               </w:rPr>
                               <w:t>next</w:t>
                             </w:r>
+                            <w:proofErr w:type="spellEnd"/>
                             <w:r>
                               <w:rPr>
                                 <w:rFonts w:ascii="Consolas"/>
@@ -30692,6 +31577,7 @@
                               </w:rPr>
                               <w:t xml:space="preserve"> </w:t>
                             </w:r>
+                            <w:proofErr w:type="spellStart"/>
                             <w:r>
                               <w:rPr>
                                 <w:rFonts w:ascii="Consolas"/>
@@ -30719,6 +31605,7 @@
                               </w:rPr>
                               <w:t>next</w:t>
                             </w:r>
+                            <w:proofErr w:type="spellEnd"/>
                             <w:r>
                               <w:rPr>
                                 <w:rFonts w:ascii="Consolas"/>
@@ -30934,6 +31821,7 @@
                         </w:rPr>
                         <w:t>(</w:t>
                       </w:r>
+                      <w:proofErr w:type="spellStart"/>
                       <w:r>
                         <w:rPr>
                           <w:rFonts w:ascii="Consolas"/>
@@ -30943,6 +31831,7 @@
                         </w:rPr>
                         <w:t>isEmpty</w:t>
                       </w:r>
+                      <w:proofErr w:type="spellEnd"/>
                       <w:r>
                         <w:rPr>
                           <w:rFonts w:ascii="Consolas"/>
@@ -30962,6 +31851,7 @@
                           <w:sz w:val="21"/>
                         </w:rPr>
                       </w:pPr>
+                      <w:proofErr w:type="spellStart"/>
                       <w:r>
                         <w:rPr>
                           <w:rFonts w:ascii="Consolas"/>
@@ -31004,6 +31894,7 @@
                         </w:rPr>
                         <w:t>println</w:t>
                       </w:r>
+                      <w:proofErr w:type="spellEnd"/>
                       <w:r>
                         <w:rPr>
                           <w:rFonts w:ascii="Consolas"/>
@@ -31298,6 +32189,7 @@
                         </w:rPr>
                         <w:t>((</w:t>
                       </w:r>
+                      <w:proofErr w:type="spellStart"/>
                       <w:r>
                         <w:rPr>
                           <w:rFonts w:ascii="Consolas"/>
@@ -31355,6 +32247,7 @@
                         </w:rPr>
                         <w:t>equalsIgnoreCase</w:t>
                       </w:r>
+                      <w:proofErr w:type="spellEnd"/>
                       <w:r>
                         <w:rPr>
                           <w:rFonts w:ascii="Consolas"/>
@@ -31495,6 +32388,7 @@
                           <w:sz w:val="21"/>
                         </w:rPr>
                       </w:pPr>
+                      <w:proofErr w:type="spellStart"/>
                       <w:r>
                         <w:rPr>
                           <w:rFonts w:ascii="Consolas"/>
@@ -31505,6 +32399,7 @@
                         </w:rPr>
                         <w:t>removeFirst</w:t>
                       </w:r>
+                      <w:proofErr w:type="spellEnd"/>
                       <w:r>
                         <w:rPr>
                           <w:rFonts w:ascii="Consolas"/>
@@ -31602,6 +32497,7 @@
                         </w:rPr>
                         <w:t>(</w:t>
                       </w:r>
+                      <w:proofErr w:type="spellStart"/>
                       <w:r>
                         <w:rPr>
                           <w:rFonts w:ascii="Consolas"/>
@@ -31675,6 +32571,7 @@
                         </w:rPr>
                         <w:t>equalsIgnoreCase</w:t>
                       </w:r>
+                      <w:proofErr w:type="spellEnd"/>
                       <w:r>
                         <w:rPr>
                           <w:rFonts w:ascii="Consolas"/>
@@ -31716,6 +32613,7 @@
                         </w:rPr>
                         <w:t xml:space="preserve">{ </w:t>
                       </w:r>
+                      <w:proofErr w:type="spellStart"/>
                       <w:r>
                         <w:rPr>
                           <w:rFonts w:ascii="Consolas"/>
@@ -31738,7 +32636,16 @@
                           <w:color w:val="793D9D"/>
                           <w:sz w:val="21"/>
                         </w:rPr>
-                        <w:t xml:space="preserve">next </w:t>
+                        <w:t>next</w:t>
+                      </w:r>
+                      <w:proofErr w:type="spellEnd"/>
+                      <w:r>
+                        <w:rPr>
+                          <w:rFonts w:ascii="Consolas"/>
+                          <w:color w:val="793D9D"/>
+                          <w:sz w:val="21"/>
+                        </w:rPr>
+                        <w:t xml:space="preserve"> </w:t>
                       </w:r>
                       <w:r>
                         <w:rPr>
@@ -31748,6 +32655,7 @@
                         </w:rPr>
                         <w:t xml:space="preserve">= </w:t>
                       </w:r>
+                      <w:proofErr w:type="spellStart"/>
                       <w:r>
                         <w:rPr>
                           <w:rFonts w:ascii="Consolas"/>
@@ -31788,6 +32696,7 @@
                         </w:rPr>
                         <w:t>next</w:t>
                       </w:r>
+                      <w:proofErr w:type="spellEnd"/>
                       <w:r>
                         <w:rPr>
                           <w:rFonts w:ascii="Consolas"/>
@@ -31832,6 +32741,7 @@
                         </w:rPr>
                         <w:t>(</w:t>
                       </w:r>
+                      <w:proofErr w:type="spellStart"/>
                       <w:r>
                         <w:rPr>
                           <w:rFonts w:ascii="Consolas"/>
@@ -31856,6 +32766,7 @@
                         </w:rPr>
                         <w:t>next</w:t>
                       </w:r>
+                      <w:proofErr w:type="spellEnd"/>
                       <w:r>
                         <w:rPr>
                           <w:rFonts w:ascii="Consolas"/>
@@ -32061,6 +32972,7 @@
                         </w:rPr>
                         <w:t xml:space="preserve"> </w:t>
                       </w:r>
+                      <w:proofErr w:type="spellStart"/>
                       <w:r>
                         <w:rPr>
                           <w:rFonts w:ascii="Consolas"/>
@@ -32088,6 +33000,7 @@
                         </w:rPr>
                         <w:t>next</w:t>
                       </w:r>
+                      <w:proofErr w:type="spellEnd"/>
                       <w:r>
                         <w:rPr>
                           <w:rFonts w:ascii="Consolas"/>
@@ -32221,11 +33134,19 @@
         </w:rPr>
         <w:t xml:space="preserve"> </w:t>
       </w:r>
+      <w:proofErr w:type="spellStart"/>
       <w:r>
         <w:rPr>
           <w:b/>
         </w:rPr>
-        <w:t>removeAt()</w:t>
+        <w:t>removeAt</w:t>
+      </w:r>
+      <w:proofErr w:type="spellEnd"/>
+      <w:r>
+        <w:rPr>
+          <w:b/>
+        </w:rPr>
+        <w:t>()</w:t>
       </w:r>
       <w:r>
         <w:rPr>
@@ -32375,6 +33296,7 @@
                               </w:rPr>
                               <w:t xml:space="preserve"> </w:t>
                             </w:r>
+                            <w:proofErr w:type="spellStart"/>
                             <w:r>
                               <w:rPr>
                                 <w:rFonts w:ascii="Consolas"/>
@@ -32384,6 +33306,7 @@
                               </w:rPr>
                               <w:t>removeAt</w:t>
                             </w:r>
+                            <w:proofErr w:type="spellEnd"/>
                             <w:r>
                               <w:rPr>
                                 <w:rFonts w:ascii="Consolas"/>
@@ -32501,6 +33424,7 @@
                                 <w:sz w:val="21"/>
                               </w:rPr>
                             </w:pPr>
+                            <w:proofErr w:type="spellStart"/>
                             <w:r>
                               <w:rPr>
                                 <w:rFonts w:ascii="Consolas"/>
@@ -32511,6 +33435,7 @@
                               </w:rPr>
                               <w:t>removeFirst</w:t>
                             </w:r>
+                            <w:proofErr w:type="spellEnd"/>
                             <w:r>
                               <w:rPr>
                                 <w:rFonts w:ascii="Consolas"/>
@@ -32709,6 +33634,7 @@
                               </w:rPr>
                               <w:t xml:space="preserve"> </w:t>
                             </w:r>
+                            <w:proofErr w:type="spellStart"/>
                             <w:r>
                               <w:rPr>
                                 <w:rFonts w:ascii="Consolas"/>
@@ -32717,6 +33643,7 @@
                               </w:rPr>
                               <w:t>i</w:t>
                             </w:r>
+                            <w:proofErr w:type="spellEnd"/>
                             <w:r>
                               <w:rPr>
                                 <w:rFonts w:ascii="Consolas"/>
@@ -32768,6 +33695,7 @@
                               </w:rPr>
                               <w:t xml:space="preserve"> </w:t>
                             </w:r>
+                            <w:proofErr w:type="spellStart"/>
                             <w:r>
                               <w:rPr>
                                 <w:rFonts w:ascii="Consolas"/>
@@ -32776,6 +33704,7 @@
                               </w:rPr>
                               <w:t>i</w:t>
                             </w:r>
+                            <w:proofErr w:type="spellEnd"/>
                             <w:r>
                               <w:rPr>
                                 <w:rFonts w:ascii="Consolas"/>
@@ -32861,6 +33790,7 @@
                               </w:rPr>
                               <w:t xml:space="preserve"> </w:t>
                             </w:r>
+                            <w:proofErr w:type="spellStart"/>
                             <w:r>
                               <w:rPr>
                                 <w:rFonts w:ascii="Consolas"/>
@@ -32869,6 +33799,7 @@
                               </w:rPr>
                               <w:t>i</w:t>
                             </w:r>
+                            <w:proofErr w:type="spellEnd"/>
                             <w:r>
                               <w:rPr>
                                 <w:rFonts w:ascii="Consolas"/>
@@ -32910,6 +33841,7 @@
                               </w:rPr>
                               <w:t xml:space="preserve">= </w:t>
                             </w:r>
+                            <w:proofErr w:type="spellStart"/>
                             <w:r>
                               <w:rPr>
                                 <w:rFonts w:ascii="Consolas"/>
@@ -32934,6 +33866,7 @@
                               </w:rPr>
                               <w:t>next</w:t>
                             </w:r>
+                            <w:proofErr w:type="spellEnd"/>
                             <w:r>
                               <w:rPr>
                                 <w:rFonts w:ascii="Consolas"/>
@@ -32973,6 +33906,7 @@
                                 <w:sz w:val="21"/>
                               </w:rPr>
                             </w:pPr>
+                            <w:proofErr w:type="spellStart"/>
                             <w:r>
                               <w:rPr>
                                 <w:rFonts w:ascii="Consolas"/>
@@ -32997,6 +33931,7 @@
                               </w:rPr>
                               <w:t>next</w:t>
                             </w:r>
+                            <w:proofErr w:type="spellEnd"/>
                             <w:r>
                               <w:rPr>
                                 <w:rFonts w:ascii="Consolas"/>
@@ -33023,6 +33958,7 @@
                               </w:rPr>
                               <w:t xml:space="preserve"> </w:t>
                             </w:r>
+                            <w:proofErr w:type="spellStart"/>
                             <w:r>
                               <w:rPr>
                                 <w:rFonts w:ascii="Consolas"/>
@@ -33063,6 +33999,7 @@
                               </w:rPr>
                               <w:t>next</w:t>
                             </w:r>
+                            <w:proofErr w:type="spellEnd"/>
                             <w:r>
                               <w:rPr>
                                 <w:rFonts w:ascii="Consolas"/>
@@ -33087,6 +34024,7 @@
                               </w:rPr>
                               <w:t>(</w:t>
                             </w:r>
+                            <w:proofErr w:type="spellStart"/>
                             <w:r>
                               <w:rPr>
                                 <w:rFonts w:ascii="Consolas"/>
@@ -33109,7 +34047,16 @@
                                 <w:color w:val="793D9D"/>
                                 <w:sz w:val="21"/>
                               </w:rPr>
-                              <w:t xml:space="preserve">next </w:t>
+                              <w:t>next</w:t>
+                            </w:r>
+                            <w:proofErr w:type="spellEnd"/>
+                            <w:r>
+                              <w:rPr>
+                                <w:rFonts w:ascii="Consolas"/>
+                                <w:color w:val="793D9D"/>
+                                <w:sz w:val="21"/>
+                              </w:rPr>
+                              <w:t xml:space="preserve"> </w:t>
                             </w:r>
                             <w:r>
                               <w:rPr>
@@ -33319,6 +34266,7 @@
                         </w:rPr>
                         <w:t xml:space="preserve"> </w:t>
                       </w:r>
+                      <w:proofErr w:type="spellStart"/>
                       <w:r>
                         <w:rPr>
                           <w:rFonts w:ascii="Consolas"/>
@@ -33328,6 +34276,7 @@
                         </w:rPr>
                         <w:t>removeAt</w:t>
                       </w:r>
+                      <w:proofErr w:type="spellEnd"/>
                       <w:r>
                         <w:rPr>
                           <w:rFonts w:ascii="Consolas"/>
@@ -33445,6 +34394,7 @@
                           <w:sz w:val="21"/>
                         </w:rPr>
                       </w:pPr>
+                      <w:proofErr w:type="spellStart"/>
                       <w:r>
                         <w:rPr>
                           <w:rFonts w:ascii="Consolas"/>
@@ -33455,6 +34405,7 @@
                         </w:rPr>
                         <w:t>removeFirst</w:t>
                       </w:r>
+                      <w:proofErr w:type="spellEnd"/>
                       <w:r>
                         <w:rPr>
                           <w:rFonts w:ascii="Consolas"/>
@@ -33653,6 +34604,7 @@
                         </w:rPr>
                         <w:t xml:space="preserve"> </w:t>
                       </w:r>
+                      <w:proofErr w:type="spellStart"/>
                       <w:r>
                         <w:rPr>
                           <w:rFonts w:ascii="Consolas"/>
@@ -33661,6 +34613,7 @@
                         </w:rPr>
                         <w:t>i</w:t>
                       </w:r>
+                      <w:proofErr w:type="spellEnd"/>
                       <w:r>
                         <w:rPr>
                           <w:rFonts w:ascii="Consolas"/>
@@ -33712,6 +34665,7 @@
                         </w:rPr>
                         <w:t xml:space="preserve"> </w:t>
                       </w:r>
+                      <w:proofErr w:type="spellStart"/>
                       <w:r>
                         <w:rPr>
                           <w:rFonts w:ascii="Consolas"/>
@@ -33720,6 +34674,7 @@
                         </w:rPr>
                         <w:t>i</w:t>
                       </w:r>
+                      <w:proofErr w:type="spellEnd"/>
                       <w:r>
                         <w:rPr>
                           <w:rFonts w:ascii="Consolas"/>
@@ -33805,6 +34760,7 @@
                         </w:rPr>
                         <w:t xml:space="preserve"> </w:t>
                       </w:r>
+                      <w:proofErr w:type="spellStart"/>
                       <w:r>
                         <w:rPr>
                           <w:rFonts w:ascii="Consolas"/>
@@ -33813,6 +34769,7 @@
                         </w:rPr>
                         <w:t>i</w:t>
                       </w:r>
+                      <w:proofErr w:type="spellEnd"/>
                       <w:r>
                         <w:rPr>
                           <w:rFonts w:ascii="Consolas"/>
@@ -33854,6 +34811,7 @@
                         </w:rPr>
                         <w:t xml:space="preserve">= </w:t>
                       </w:r>
+                      <w:proofErr w:type="spellStart"/>
                       <w:r>
                         <w:rPr>
                           <w:rFonts w:ascii="Consolas"/>
@@ -33878,6 +34836,7 @@
                         </w:rPr>
                         <w:t>next</w:t>
                       </w:r>
+                      <w:proofErr w:type="spellEnd"/>
                       <w:r>
                         <w:rPr>
                           <w:rFonts w:ascii="Consolas"/>
@@ -33917,6 +34876,7 @@
                           <w:sz w:val="21"/>
                         </w:rPr>
                       </w:pPr>
+                      <w:proofErr w:type="spellStart"/>
                       <w:r>
                         <w:rPr>
                           <w:rFonts w:ascii="Consolas"/>
@@ -33941,6 +34901,7 @@
                         </w:rPr>
                         <w:t>next</w:t>
                       </w:r>
+                      <w:proofErr w:type="spellEnd"/>
                       <w:r>
                         <w:rPr>
                           <w:rFonts w:ascii="Consolas"/>
@@ -33967,6 +34928,7 @@
                         </w:rPr>
                         <w:t xml:space="preserve"> </w:t>
                       </w:r>
+                      <w:proofErr w:type="spellStart"/>
                       <w:r>
                         <w:rPr>
                           <w:rFonts w:ascii="Consolas"/>
@@ -34007,6 +34969,7 @@
                         </w:rPr>
                         <w:t>next</w:t>
                       </w:r>
+                      <w:proofErr w:type="spellEnd"/>
                       <w:r>
                         <w:rPr>
                           <w:rFonts w:ascii="Consolas"/>
@@ -34031,6 +34994,7 @@
                         </w:rPr>
                         <w:t>(</w:t>
                       </w:r>
+                      <w:proofErr w:type="spellStart"/>
                       <w:r>
                         <w:rPr>
                           <w:rFonts w:ascii="Consolas"/>
@@ -34053,7 +35017,16 @@
                           <w:color w:val="793D9D"/>
                           <w:sz w:val="21"/>
                         </w:rPr>
-                        <w:t xml:space="preserve">next </w:t>
+                        <w:t>next</w:t>
+                      </w:r>
+                      <w:proofErr w:type="spellEnd"/>
+                      <w:r>
+                        <w:rPr>
+                          <w:rFonts w:ascii="Consolas"/>
+                          <w:color w:val="793D9D"/>
+                          <w:sz w:val="21"/>
+                        </w:rPr>
+                        <w:t xml:space="preserve"> </w:t>
                       </w:r>
                       <w:r>
                         <w:rPr>
@@ -34418,6 +35391,7 @@
                                 <w:sz w:val="21"/>
                               </w:rPr>
                             </w:pPr>
+                            <w:proofErr w:type="spellStart"/>
                             <w:r>
                               <w:rPr>
                                 <w:rFonts w:ascii="Consolas"/>
@@ -34460,6 +35434,7 @@
                               </w:rPr>
                               <w:t>println</w:t>
                             </w:r>
+                            <w:proofErr w:type="spellEnd"/>
                             <w:r>
                               <w:rPr>
                                 <w:rFonts w:ascii="Consolas"/>
@@ -34618,6 +35593,7 @@
                               </w:rPr>
                               <w:t xml:space="preserve"> </w:t>
                             </w:r>
+                            <w:proofErr w:type="spellStart"/>
                             <w:r>
                               <w:rPr>
                                 <w:rFonts w:ascii="Consolas"/>
@@ -34643,6 +35619,7 @@
                               </w:rPr>
                               <w:t>getData</w:t>
                             </w:r>
+                            <w:proofErr w:type="spellEnd"/>
                             <w:r>
                               <w:rPr>
                                 <w:rFonts w:ascii="Consolas"/>
@@ -34667,6 +35644,7 @@
                               </w:rPr>
                               <w:t xml:space="preserve">); </w:t>
                             </w:r>
+                            <w:proofErr w:type="spellStart"/>
                             <w:r>
                               <w:rPr>
                                 <w:rFonts w:ascii="Consolas"/>
@@ -34695,6 +35673,7 @@
                               </w:rPr>
                               <w:t>print</w:t>
                             </w:r>
+                            <w:proofErr w:type="spellEnd"/>
                             <w:r>
                               <w:rPr>
                                 <w:rFonts w:ascii="Consolas"/>
@@ -34731,6 +35710,7 @@
                           <w:sz w:val="21"/>
                         </w:rPr>
                       </w:pPr>
+                      <w:proofErr w:type="spellStart"/>
                       <w:r>
                         <w:rPr>
                           <w:rFonts w:ascii="Consolas"/>
@@ -34773,6 +35753,7 @@
                         </w:rPr>
                         <w:t>println</w:t>
                       </w:r>
+                      <w:proofErr w:type="spellEnd"/>
                       <w:r>
                         <w:rPr>
                           <w:rFonts w:ascii="Consolas"/>
@@ -34931,6 +35912,7 @@
                         </w:rPr>
                         <w:t xml:space="preserve"> </w:t>
                       </w:r>
+                      <w:proofErr w:type="spellStart"/>
                       <w:r>
                         <w:rPr>
                           <w:rFonts w:ascii="Consolas"/>
@@ -34956,6 +35938,7 @@
                         </w:rPr>
                         <w:t>getData</w:t>
                       </w:r>
+                      <w:proofErr w:type="spellEnd"/>
                       <w:r>
                         <w:rPr>
                           <w:rFonts w:ascii="Consolas"/>
@@ -34980,6 +35963,7 @@
                         </w:rPr>
                         <w:t xml:space="preserve">); </w:t>
                       </w:r>
+                      <w:proofErr w:type="spellStart"/>
                       <w:r>
                         <w:rPr>
                           <w:rFonts w:ascii="Consolas"/>
@@ -35008,6 +35992,7 @@
                         </w:rPr>
                         <w:t>print</w:t>
                       </w:r>
+                      <w:proofErr w:type="spellEnd"/>
                       <w:r>
                         <w:rPr>
                           <w:rFonts w:ascii="Consolas"/>
@@ -35127,6 +36112,7 @@
                               </w:rPr>
                               <w:t xml:space="preserve"> </w:t>
                             </w:r>
+                            <w:proofErr w:type="spellStart"/>
                             <w:r>
                               <w:rPr>
                                 <w:rFonts w:ascii="Consolas"/>
@@ -35135,6 +36121,7 @@
                               </w:rPr>
                               <w:t>idx</w:t>
                             </w:r>
+                            <w:proofErr w:type="spellEnd"/>
                             <w:r>
                               <w:rPr>
                                 <w:rFonts w:ascii="Consolas"/>
@@ -35161,6 +36148,7 @@
                               </w:rPr>
                               <w:t xml:space="preserve"> </w:t>
                             </w:r>
+                            <w:proofErr w:type="spellStart"/>
                             <w:r>
                               <w:rPr>
                                 <w:rFonts w:ascii="Consolas"/>
@@ -35186,6 +36174,7 @@
                               </w:rPr>
                               <w:t>indexOf</w:t>
                             </w:r>
+                            <w:proofErr w:type="spellEnd"/>
                             <w:r>
                               <w:rPr>
                                 <w:rFonts w:ascii="Consolas"/>
@@ -35240,6 +36229,7 @@
                                 <w:sz w:val="21"/>
                               </w:rPr>
                             </w:pPr>
+                            <w:proofErr w:type="spellStart"/>
                             <w:r>
                               <w:rPr>
                                 <w:rFonts w:ascii="Consolas"/>
@@ -35282,6 +36272,7 @@
                               </w:rPr>
                               <w:t>println</w:t>
                             </w:r>
+                            <w:proofErr w:type="spellEnd"/>
                             <w:r>
                               <w:rPr>
                                 <w:rFonts w:ascii="Consolas"/>
@@ -35401,6 +36392,7 @@
                               </w:rPr>
                               <w:t>"+</w:t>
                             </w:r>
+                            <w:proofErr w:type="spellStart"/>
                             <w:r>
                               <w:rPr>
                                 <w:rFonts w:ascii="Consolas"/>
@@ -35410,6 +36402,7 @@
                               </w:rPr>
                               <w:t>idx</w:t>
                             </w:r>
+                            <w:proofErr w:type="spellEnd"/>
                             <w:r>
                               <w:rPr>
                                 <w:rFonts w:ascii="Consolas"/>
@@ -35441,6 +36434,7 @@
                                 <w:sz w:val="21"/>
                               </w:rPr>
                             </w:pPr>
+                            <w:proofErr w:type="spellStart"/>
                             <w:r>
                               <w:rPr>
                                 <w:rFonts w:ascii="Consolas"/>
@@ -35469,6 +36463,7 @@
                               </w:rPr>
                               <w:t>removeFirst</w:t>
                             </w:r>
+                            <w:proofErr w:type="spellEnd"/>
                             <w:r>
                               <w:rPr>
                                 <w:rFonts w:ascii="Consolas"/>
@@ -35478,6 +36473,7 @@
                               </w:rPr>
                               <w:t xml:space="preserve">(); </w:t>
                             </w:r>
+                            <w:proofErr w:type="spellStart"/>
                             <w:r>
                               <w:rPr>
                                 <w:rFonts w:ascii="Consolas"/>
@@ -35506,6 +36502,7 @@
                               </w:rPr>
                               <w:t>removeLast</w:t>
                             </w:r>
+                            <w:proofErr w:type="spellEnd"/>
                             <w:r>
                               <w:rPr>
                                 <w:rFonts w:ascii="Consolas"/>
@@ -35515,6 +36512,7 @@
                               </w:rPr>
                               <w:t xml:space="preserve">(); </w:t>
                             </w:r>
+                            <w:proofErr w:type="spellStart"/>
                             <w:r>
                               <w:rPr>
                                 <w:rFonts w:ascii="Consolas"/>
@@ -35543,6 +36541,7 @@
                               </w:rPr>
                               <w:t>print</w:t>
                             </w:r>
+                            <w:proofErr w:type="spellEnd"/>
                             <w:r>
                               <w:rPr>
                                 <w:rFonts w:ascii="Consolas"/>
@@ -35552,6 +36551,7 @@
                               </w:rPr>
                               <w:t xml:space="preserve">(); </w:t>
                             </w:r>
+                            <w:proofErr w:type="spellStart"/>
                             <w:r>
                               <w:rPr>
                                 <w:rFonts w:ascii="Consolas"/>
@@ -35580,6 +36580,7 @@
                               </w:rPr>
                               <w:t>removeAt</w:t>
                             </w:r>
+                            <w:proofErr w:type="spellEnd"/>
                             <w:r>
                               <w:rPr>
                                 <w:rFonts w:ascii="Consolas"/>
@@ -35618,6 +36619,7 @@
                                 <w:sz w:val="21"/>
                               </w:rPr>
                             </w:pPr>
+                            <w:proofErr w:type="spellStart"/>
                             <w:r>
                               <w:rPr>
                                 <w:rFonts w:ascii="Consolas"/>
@@ -35646,6 +36648,7 @@
                               </w:rPr>
                               <w:t>print</w:t>
                             </w:r>
+                            <w:proofErr w:type="spellEnd"/>
                             <w:r>
                               <w:rPr>
                                 <w:rFonts w:ascii="Consolas"/>
@@ -35708,6 +36711,7 @@
                         </w:rPr>
                         <w:t xml:space="preserve"> </w:t>
                       </w:r>
+                      <w:proofErr w:type="spellStart"/>
                       <w:r>
                         <w:rPr>
                           <w:rFonts w:ascii="Consolas"/>
@@ -35716,6 +36720,7 @@
                         </w:rPr>
                         <w:t>idx</w:t>
                       </w:r>
+                      <w:proofErr w:type="spellEnd"/>
                       <w:r>
                         <w:rPr>
                           <w:rFonts w:ascii="Consolas"/>
@@ -35742,6 +36747,7 @@
                         </w:rPr>
                         <w:t xml:space="preserve"> </w:t>
                       </w:r>
+                      <w:proofErr w:type="spellStart"/>
                       <w:r>
                         <w:rPr>
                           <w:rFonts w:ascii="Consolas"/>
@@ -35767,6 +36773,7 @@
                         </w:rPr>
                         <w:t>indexOf</w:t>
                       </w:r>
+                      <w:proofErr w:type="spellEnd"/>
                       <w:r>
                         <w:rPr>
                           <w:rFonts w:ascii="Consolas"/>
@@ -35821,6 +36828,7 @@
                           <w:sz w:val="21"/>
                         </w:rPr>
                       </w:pPr>
+                      <w:proofErr w:type="spellStart"/>
                       <w:r>
                         <w:rPr>
                           <w:rFonts w:ascii="Consolas"/>
@@ -35863,6 +36871,7 @@
                         </w:rPr>
                         <w:t>println</w:t>
                       </w:r>
+                      <w:proofErr w:type="spellEnd"/>
                       <w:r>
                         <w:rPr>
                           <w:rFonts w:ascii="Consolas"/>
@@ -35982,6 +36991,7 @@
                         </w:rPr>
                         <w:t>"+</w:t>
                       </w:r>
+                      <w:proofErr w:type="spellStart"/>
                       <w:r>
                         <w:rPr>
                           <w:rFonts w:ascii="Consolas"/>
@@ -35991,6 +37001,7 @@
                         </w:rPr>
                         <w:t>idx</w:t>
                       </w:r>
+                      <w:proofErr w:type="spellEnd"/>
                       <w:r>
                         <w:rPr>
                           <w:rFonts w:ascii="Consolas"/>
@@ -36022,6 +37033,7 @@
                           <w:sz w:val="21"/>
                         </w:rPr>
                       </w:pPr>
+                      <w:proofErr w:type="spellStart"/>
                       <w:r>
                         <w:rPr>
                           <w:rFonts w:ascii="Consolas"/>
@@ -36050,6 +37062,7 @@
                         </w:rPr>
                         <w:t>removeFirst</w:t>
                       </w:r>
+                      <w:proofErr w:type="spellEnd"/>
                       <w:r>
                         <w:rPr>
                           <w:rFonts w:ascii="Consolas"/>
@@ -36059,6 +37072,7 @@
                         </w:rPr>
                         <w:t xml:space="preserve">(); </w:t>
                       </w:r>
+                      <w:proofErr w:type="spellStart"/>
                       <w:r>
                         <w:rPr>
                           <w:rFonts w:ascii="Consolas"/>
@@ -36087,6 +37101,7 @@
                         </w:rPr>
                         <w:t>removeLast</w:t>
                       </w:r>
+                      <w:proofErr w:type="spellEnd"/>
                       <w:r>
                         <w:rPr>
                           <w:rFonts w:ascii="Consolas"/>
@@ -36096,6 +37111,7 @@
                         </w:rPr>
                         <w:t xml:space="preserve">(); </w:t>
                       </w:r>
+                      <w:proofErr w:type="spellStart"/>
                       <w:r>
                         <w:rPr>
                           <w:rFonts w:ascii="Consolas"/>
@@ -36124,6 +37140,7 @@
                         </w:rPr>
                         <w:t>print</w:t>
                       </w:r>
+                      <w:proofErr w:type="spellEnd"/>
                       <w:r>
                         <w:rPr>
                           <w:rFonts w:ascii="Consolas"/>
@@ -36133,6 +37150,7 @@
                         </w:rPr>
                         <w:t xml:space="preserve">(); </w:t>
                       </w:r>
+                      <w:proofErr w:type="spellStart"/>
                       <w:r>
                         <w:rPr>
                           <w:rFonts w:ascii="Consolas"/>
@@ -36161,6 +37179,7 @@
                         </w:rPr>
                         <w:t>removeAt</w:t>
                       </w:r>
+                      <w:proofErr w:type="spellEnd"/>
                       <w:r>
                         <w:rPr>
                           <w:rFonts w:ascii="Consolas"/>
@@ -36199,6 +37218,7 @@
                           <w:sz w:val="21"/>
                         </w:rPr>
                       </w:pPr>
+                      <w:proofErr w:type="spellStart"/>
                       <w:r>
                         <w:rPr>
                           <w:rFonts w:ascii="Consolas"/>
@@ -36227,6 +37247,7 @@
                         </w:rPr>
                         <w:t>print</w:t>
                       </w:r>
+                      <w:proofErr w:type="spellEnd"/>
                       <w:r>
                         <w:rPr>
                           <w:rFonts w:ascii="Consolas"/>
@@ -36315,6 +37336,7 @@
       </w:pPr>
       <w:r>
         <w:rPr>
+          <w:noProof/>
           <w:spacing w:val="-4"/>
         </w:rPr>
         <w:drawing>
@@ -36367,6 +37389,7 @@
       </w:pPr>
       <w:r>
         <w:rPr>
+          <w:noProof/>
           <w:spacing w:val="-4"/>
         </w:rPr>
         <w:lastRenderedPageBreak/>
@@ -36420,6 +37443,7 @@
       </w:pPr>
       <w:r>
         <w:rPr>
+          <w:noProof/>
           <w:spacing w:val="-4"/>
         </w:rPr>
         <w:lastRenderedPageBreak/>
@@ -36473,6 +37497,7 @@
       </w:pPr>
       <w:r>
         <w:rPr>
+          <w:noProof/>
           <w:spacing w:val="-4"/>
         </w:rPr>
         <w:drawing>
@@ -36521,6 +37546,9 @@
         <w:ind w:firstLine="0"/>
       </w:pPr>
       <w:r>
+        <w:rPr>
+          <w:noProof/>
+        </w:rPr>
         <w:lastRenderedPageBreak/>
         <w:drawing>
           <wp:inline distT="0" distB="0" distL="0" distR="0" wp14:anchorId="3683FC00" wp14:editId="00674D1E">
@@ -38610,6 +39638,7 @@
                                 <w:sz w:val="21"/>
                               </w:rPr>
                             </w:pPr>
+                            <w:proofErr w:type="spellStart"/>
                             <w:r>
                               <w:rPr>
                                 <w:rFonts w:ascii="Consolas"/>
@@ -38634,6 +39663,7 @@
                               </w:rPr>
                               <w:t>next</w:t>
                             </w:r>
+                            <w:proofErr w:type="spellEnd"/>
                             <w:r>
                               <w:rPr>
                                 <w:rFonts w:ascii="Consolas"/>
@@ -38660,6 +39690,7 @@
                               </w:rPr>
                               <w:t xml:space="preserve"> </w:t>
                             </w:r>
+                            <w:proofErr w:type="spellStart"/>
                             <w:r>
                               <w:rPr>
                                 <w:rFonts w:ascii="Consolas"/>
@@ -38700,6 +39731,7 @@
                               </w:rPr>
                               <w:t>next</w:t>
                             </w:r>
+                            <w:proofErr w:type="spellEnd"/>
                             <w:r>
                               <w:rPr>
                                 <w:rFonts w:ascii="Consolas"/>
@@ -38724,6 +39756,7 @@
                               </w:rPr>
                               <w:t>(</w:t>
                             </w:r>
+                            <w:proofErr w:type="spellStart"/>
                             <w:r>
                               <w:rPr>
                                 <w:rFonts w:ascii="Consolas"/>
@@ -38746,7 +39779,16 @@
                                 <w:color w:val="793D9D"/>
                                 <w:sz w:val="21"/>
                               </w:rPr>
-                              <w:t xml:space="preserve">next </w:t>
+                              <w:t>next</w:t>
+                            </w:r>
+                            <w:proofErr w:type="spellEnd"/>
+                            <w:r>
+                              <w:rPr>
+                                <w:rFonts w:ascii="Consolas"/>
+                                <w:color w:val="793D9D"/>
+                                <w:sz w:val="21"/>
+                              </w:rPr>
+                              <w:t xml:space="preserve"> </w:t>
                             </w:r>
                             <w:r>
                               <w:rPr>
@@ -38888,6 +39930,7 @@
                           <w:sz w:val="21"/>
                         </w:rPr>
                       </w:pPr>
+                      <w:proofErr w:type="spellStart"/>
                       <w:r>
                         <w:rPr>
                           <w:rFonts w:ascii="Consolas"/>
@@ -38912,6 +39955,7 @@
                         </w:rPr>
                         <w:t>next</w:t>
                       </w:r>
+                      <w:proofErr w:type="spellEnd"/>
                       <w:r>
                         <w:rPr>
                           <w:rFonts w:ascii="Consolas"/>
@@ -38938,6 +39982,7 @@
                         </w:rPr>
                         <w:t xml:space="preserve"> </w:t>
                       </w:r>
+                      <w:proofErr w:type="spellStart"/>
                       <w:r>
                         <w:rPr>
                           <w:rFonts w:ascii="Consolas"/>
@@ -38978,6 +40023,7 @@
                         </w:rPr>
                         <w:t>next</w:t>
                       </w:r>
+                      <w:proofErr w:type="spellEnd"/>
                       <w:r>
                         <w:rPr>
                           <w:rFonts w:ascii="Consolas"/>
@@ -39002,6 +40048,7 @@
                         </w:rPr>
                         <w:t>(</w:t>
                       </w:r>
+                      <w:proofErr w:type="spellStart"/>
                       <w:r>
                         <w:rPr>
                           <w:rFonts w:ascii="Consolas"/>
@@ -39024,7 +40071,16 @@
                           <w:color w:val="793D9D"/>
                           <w:sz w:val="21"/>
                         </w:rPr>
-                        <w:t xml:space="preserve">next </w:t>
+                        <w:t>next</w:t>
+                      </w:r>
+                      <w:proofErr w:type="spellEnd"/>
+                      <w:r>
+                        <w:rPr>
+                          <w:rFonts w:ascii="Consolas"/>
+                          <w:color w:val="793D9D"/>
+                          <w:sz w:val="21"/>
+                        </w:rPr>
+                        <w:t xml:space="preserve"> </w:t>
                       </w:r>
                       <w:r>
                         <w:rPr>
@@ -39258,6 +40314,7 @@
           <w:szCs w:val="20"/>
         </w:rPr>
       </w:pPr>
+      <w:proofErr w:type="spellStart"/>
       <w:r>
         <w:rPr>
           <w:rFonts w:ascii="Times New Roman" w:hAnsi="Times New Roman" w:cs="Times New Roman"/>
@@ -39266,7 +40323,40 @@
           <w:sz w:val="20"/>
           <w:szCs w:val="20"/>
         </w:rPr>
-        <w:t xml:space="preserve">temp.next = temp.next.next; </w:t>
+        <w:t>temp.next</w:t>
+      </w:r>
+      <w:proofErr w:type="spellEnd"/>
+      <w:r>
+        <w:rPr>
+          <w:rFonts w:ascii="Times New Roman" w:hAnsi="Times New Roman" w:cs="Times New Roman"/>
+          <w:i/>
+          <w:iCs/>
+          <w:sz w:val="20"/>
+          <w:szCs w:val="20"/>
+        </w:rPr>
+        <w:t xml:space="preserve"> = </w:t>
+      </w:r>
+      <w:proofErr w:type="spellStart"/>
+      <w:r>
+        <w:rPr>
+          <w:rFonts w:ascii="Times New Roman" w:hAnsi="Times New Roman" w:cs="Times New Roman"/>
+          <w:i/>
+          <w:iCs/>
+          <w:sz w:val="20"/>
+          <w:szCs w:val="20"/>
+        </w:rPr>
+        <w:t>temp.next.next</w:t>
+      </w:r>
+      <w:proofErr w:type="spellEnd"/>
+      <w:r>
+        <w:rPr>
+          <w:rFonts w:ascii="Times New Roman" w:hAnsi="Times New Roman" w:cs="Times New Roman"/>
+          <w:i/>
+          <w:iCs/>
+          <w:sz w:val="20"/>
+          <w:szCs w:val="20"/>
+        </w:rPr>
+        <w:t xml:space="preserve">; </w:t>
       </w:r>
       <w:r>
         <w:rPr>
@@ -39326,8 +40416,9 @@
           <w:sz w:val="20"/>
           <w:szCs w:val="20"/>
         </w:rPr>
-        <w:t xml:space="preserve">if (temp.next == null) { tail = temp; } </w:t>
-      </w:r>
+        <w:t>if (</w:t>
+      </w:r>
+      <w:proofErr w:type="spellStart"/>
       <w:r>
         <w:rPr>
           <w:rFonts w:ascii="Times New Roman" w:hAnsi="Times New Roman" w:cs="Times New Roman"/>
@@ -39336,8 +40427,9 @@
           <w:sz w:val="20"/>
           <w:szCs w:val="20"/>
         </w:rPr>
-        <w:sym w:font="Wingdings" w:char="F0E0"/>
-      </w:r>
+        <w:t>temp.next</w:t>
+      </w:r>
+      <w:proofErr w:type="spellEnd"/>
       <w:r>
         <w:rPr>
           <w:rFonts w:ascii="Times New Roman" w:hAnsi="Times New Roman" w:cs="Times New Roman"/>
@@ -39346,7 +40438,7 @@
           <w:sz w:val="20"/>
           <w:szCs w:val="20"/>
         </w:rPr>
-        <w:t xml:space="preserve"> </w:t>
+        <w:t xml:space="preserve"> == null) { tail = temp; } </w:t>
       </w:r>
       <w:r>
         <w:rPr>
@@ -39356,7 +40448,49 @@
           <w:sz w:val="20"/>
           <w:szCs w:val="20"/>
         </w:rPr>
-        <w:t>after unlinking, if temp.next is null it means the removed node was the last node; therefore temp is now the new last node and tail must be updated to point to it. This keeps the tail reference consistent with the list’s actual end.</w:t>
+        <w:sym w:font="Wingdings" w:char="F0E0"/>
+      </w:r>
+      <w:r>
+        <w:rPr>
+          <w:rFonts w:ascii="Times New Roman" w:hAnsi="Times New Roman" w:cs="Times New Roman"/>
+          <w:i/>
+          <w:iCs/>
+          <w:sz w:val="20"/>
+          <w:szCs w:val="20"/>
+        </w:rPr>
+        <w:t xml:space="preserve"> </w:t>
+      </w:r>
+      <w:r>
+        <w:rPr>
+          <w:rFonts w:ascii="Times New Roman" w:hAnsi="Times New Roman" w:cs="Times New Roman"/>
+          <w:i/>
+          <w:iCs/>
+          <w:sz w:val="20"/>
+          <w:szCs w:val="20"/>
+        </w:rPr>
+        <w:t xml:space="preserve">after unlinking, if </w:t>
+      </w:r>
+      <w:proofErr w:type="spellStart"/>
+      <w:r>
+        <w:rPr>
+          <w:rFonts w:ascii="Times New Roman" w:hAnsi="Times New Roman" w:cs="Times New Roman"/>
+          <w:i/>
+          <w:iCs/>
+          <w:sz w:val="20"/>
+          <w:szCs w:val="20"/>
+        </w:rPr>
+        <w:t>temp.next</w:t>
+      </w:r>
+      <w:proofErr w:type="spellEnd"/>
+      <w:r>
+        <w:rPr>
+          <w:rFonts w:ascii="Times New Roman" w:hAnsi="Times New Roman" w:cs="Times New Roman"/>
+          <w:i/>
+          <w:iCs/>
+          <w:sz w:val="20"/>
+          <w:szCs w:val="20"/>
+        </w:rPr>
+        <w:t xml:space="preserve"> is null it means the removed node was the last node; therefore temp is now the new last node and tail must be updated to point to it. This keeps the tail reference consistent with the list’s actual end.</w:t>
       </w:r>
     </w:p>
     <w:p>
@@ -39428,12 +40562,14 @@
         </w:rPr>
         <w:t xml:space="preserve"> </w:t>
       </w:r>
+      <w:proofErr w:type="spellStart"/>
       <w:r>
         <w:rPr>
           <w:spacing w:val="-4"/>
         </w:rPr>
         <w:t>menit</w:t>
       </w:r>
+      <w:proofErr w:type="spellEnd"/>
     </w:p>
     <w:p>
       <w:pPr>
@@ -40555,6 +41691,9 @@
         <w:ind w:left="655"/>
       </w:pPr>
       <w:r>
+        <w:rPr>
+          <w:noProof/>
+        </w:rPr>
         <w:lastRenderedPageBreak/>
         <w:drawing>
           <wp:inline distT="0" distB="0" distL="0" distR="0" wp14:anchorId="45E239A3" wp14:editId="12CA04F9">
@@ -40602,6 +41741,9 @@
         <w:ind w:left="655"/>
       </w:pPr>
       <w:r>
+        <w:rPr>
+          <w:noProof/>
+        </w:rPr>
         <w:drawing>
           <wp:inline distT="0" distB="0" distL="0" distR="0" wp14:anchorId="05DDE42F" wp14:editId="2C87A3A3">
             <wp:extent cx="4587638" cy="1966130"/>
@@ -40648,6 +41790,9 @@
         <w:ind w:left="655"/>
       </w:pPr>
       <w:r>
+        <w:rPr>
+          <w:noProof/>
+        </w:rPr>
         <w:lastRenderedPageBreak/>
         <w:drawing>
           <wp:inline distT="0" distB="0" distL="0" distR="0" wp14:anchorId="4A3ED55F" wp14:editId="678C7746">
@@ -40695,6 +41840,9 @@
         <w:ind w:left="655"/>
       </w:pPr>
       <w:r>
+        <w:rPr>
+          <w:noProof/>
+        </w:rPr>
         <w:lastRenderedPageBreak/>
         <w:drawing>
           <wp:inline distT="0" distB="0" distL="0" distR="0" wp14:anchorId="05F05EB9" wp14:editId="716EA5DD">
@@ -40742,6 +41890,9 @@
         <w:ind w:left="655"/>
       </w:pPr>
       <w:r>
+        <w:rPr>
+          <w:noProof/>
+        </w:rPr>
         <w:drawing>
           <wp:inline distT="0" distB="0" distL="0" distR="0" wp14:anchorId="6D345EC8" wp14:editId="0D24FDE5">
             <wp:extent cx="2370025" cy="1684166"/>
@@ -40788,6 +41939,9 @@
         <w:ind w:left="655"/>
       </w:pPr>
       <w:r>
+        <w:rPr>
+          <w:noProof/>
+        </w:rPr>
         <w:lastRenderedPageBreak/>
         <w:drawing>
           <wp:inline distT="0" distB="0" distL="0" distR="0" wp14:anchorId="7FCD947D" wp14:editId="4DC204CC">
@@ -40835,6 +41989,9 @@
         <w:ind w:left="655"/>
       </w:pPr>
       <w:r>
+        <w:rPr>
+          <w:noProof/>
+        </w:rPr>
         <w:lastRenderedPageBreak/>
         <w:drawing>
           <wp:inline distT="0" distB="0" distL="0" distR="0" wp14:anchorId="39CA8F71" wp14:editId="2AEDC422">
@@ -40882,6 +42039,9 @@
         <w:ind w:left="655"/>
       </w:pPr>
       <w:r>
+        <w:rPr>
+          <w:noProof/>
+        </w:rPr>
         <w:lastRenderedPageBreak/>
         <w:drawing>
           <wp:inline distT="0" distB="0" distL="0" distR="0" wp14:anchorId="26B7AAB8" wp14:editId="6F1D2AC9">
@@ -40929,6 +42089,9 @@
         <w:ind w:left="655"/>
       </w:pPr>
       <w:r>
+        <w:rPr>
+          <w:noProof/>
+        </w:rPr>
         <w:drawing>
           <wp:inline distT="0" distB="0" distL="0" distR="0" wp14:anchorId="31CE8B14" wp14:editId="5BBA593A">
             <wp:extent cx="3101609" cy="4061812"/>
@@ -40975,6 +42138,9 @@
         <w:ind w:left="655"/>
       </w:pPr>
       <w:r>
+        <w:rPr>
+          <w:noProof/>
+        </w:rPr>
         <w:lastRenderedPageBreak/>
         <w:drawing>
           <wp:inline distT="0" distB="0" distL="0" distR="0" wp14:anchorId="538623DA" wp14:editId="5C1A518A">
@@ -41022,6 +42188,9 @@
         <w:ind w:left="655"/>
       </w:pPr>
       <w:r>
+        <w:rPr>
+          <w:noProof/>
+        </w:rPr>
         <w:lastRenderedPageBreak/>
         <w:drawing>
           <wp:inline distT="0" distB="0" distL="0" distR="0" wp14:anchorId="72A26412" wp14:editId="5AE600AC">
@@ -41069,6 +42238,9 @@
         <w:ind w:left="655"/>
       </w:pPr>
       <w:r>
+        <w:rPr>
+          <w:noProof/>
+        </w:rPr>
         <w:lastRenderedPageBreak/>
         <w:drawing>
           <wp:inline distT="0" distB="0" distL="0" distR="0" wp14:anchorId="28820E54" wp14:editId="206C8469">
@@ -41106,6 +42278,73 @@
           </wp:inline>
         </w:drawing>
       </w:r>
+    </w:p>
+    <w:p>
+      <w:pPr>
+        <w:tabs>
+          <w:tab w:val="left" w:pos="1015"/>
+        </w:tabs>
+        <w:spacing w:before="24"/>
+      </w:pPr>
+    </w:p>
+    <w:p>
+      <w:pPr>
+        <w:tabs>
+          <w:tab w:val="left" w:pos="1015"/>
+        </w:tabs>
+        <w:spacing w:before="24"/>
+        <w:rPr>
+          <w:rFonts w:ascii="Times New Roman" w:hAnsi="Times New Roman" w:cs="Times New Roman"/>
+          <w:b/>
+          <w:bCs/>
+        </w:rPr>
+      </w:pPr>
+      <w:proofErr w:type="spellStart"/>
+      <w:r>
+        <w:rPr>
+          <w:rFonts w:ascii="Times New Roman" w:hAnsi="Times New Roman" w:cs="Times New Roman"/>
+          <w:b/>
+          <w:bCs/>
+        </w:rPr>
+        <w:t>Github</w:t>
+      </w:r>
+      <w:proofErr w:type="spellEnd"/>
+      <w:r>
+        <w:rPr>
+          <w:rFonts w:ascii="Times New Roman" w:hAnsi="Times New Roman" w:cs="Times New Roman"/>
+          <w:b/>
+          <w:bCs/>
+        </w:rPr>
+        <w:t>:</w:t>
+      </w:r>
+    </w:p>
+    <w:p>
+      <w:pPr>
+        <w:tabs>
+          <w:tab w:val="left" w:pos="1015"/>
+        </w:tabs>
+        <w:spacing w:before="24"/>
+        <w:rPr>
+          <w:rFonts w:ascii="Times New Roman" w:hAnsi="Times New Roman" w:cs="Times New Roman"/>
+          <w:b/>
+          <w:bCs/>
+          <w:i/>
+          <w:iCs/>
+        </w:rPr>
+      </w:pPr>
+      <w:hyperlink r:id="rId34" w:history="1">
+        <w:r>
+          <w:rPr>
+            <w:rStyle w:val="Hyperlink"/>
+            <w:rFonts w:ascii="Times New Roman" w:hAnsi="Times New Roman" w:cs="Times New Roman"/>
+            <w:b/>
+            <w:bCs/>
+            <w:i/>
+            <w:iCs/>
+          </w:rPr>
+          <w:t>https://github.com/guramedadar/Praktikum-Algoritma-Struktur-Data/tree/main/src/com/jobsheet12</w:t>
+        </w:r>
+      </w:hyperlink>
     </w:p>
     <w:sectPr>
       <w:pgSz w:w="11910" w:h="16840"/>
@@ -41253,7 +42492,7 @@
         </mc:Choice>
         <mc:Fallback>
           <w:pict>
-            <v:group w14:anchorId="461D95E2" id="Group 9" o:spid="_x0000_s1026" style="position:absolute;margin-left:93.2pt;margin-top:802.35pt;width:280.55pt;height:13pt;z-index:-15978496;mso-wrap-distance-left:0;mso-wrap-distance-right:0;mso-position-horizontal-relative:page;mso-position-vertical-relative:page" coordsize="35629,1651" o:gfxdata="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">
+            <v:group w14:anchorId="05EFBBE8" id="Group 9" o:spid="_x0000_s1026" style="position:absolute;margin-left:93.2pt;margin-top:802.35pt;width:280.55pt;height:13pt;z-index:-15978496;mso-wrap-distance-left:0;mso-wrap-distance-right:0;mso-position-horizontal-relative:page;mso-position-vertical-relative:page" coordsize="35629,1651" o:gfxdata="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">
               <v:shapetype id="_x0000_t75" coordsize="21600,21600" o:spt="75" o:preferrelative="t" path="m@4@5l@4@11@9@11@9@5xe" filled="f" stroked="f">
                 <v:stroke joinstyle="miter"/>
                 <v:formulas>
@@ -41438,7 +42677,7 @@
         </mc:Choice>
         <mc:Fallback>
           <w:pict>
-            <v:group w14:anchorId="5B16E21E" id="Group 13" o:spid="_x0000_s1026" style="position:absolute;margin-left:93.2pt;margin-top:782.55pt;width:256.5pt;height:13.2pt;z-index:-15977984;mso-wrap-distance-left:0;mso-wrap-distance-right:0;mso-position-horizontal-relative:page;mso-position-vertical-relative:page" coordsize="32575,1676" o:gfxdata="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">
+            <v:group w14:anchorId="401FC534" id="Group 13" o:spid="_x0000_s1026" style="position:absolute;margin-left:93.2pt;margin-top:782.55pt;width:256.5pt;height:13.2pt;z-index:-15977984;mso-wrap-distance-left:0;mso-wrap-distance-right:0;mso-position-horizontal-relative:page;mso-position-vertical-relative:page" coordsize="32575,1676" o:gfxdata="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">
               <v:shape id="Image 14" o:spid="_x0000_s1027" type="#_x0000_t75" style="position:absolute;width:28753;height:1676;visibility:visible;mso-wrap-style:square" o:gfxdata="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">
                 <v:imagedata r:id="rId12" o:title=""/>
               </v:shape>
@@ -41848,7 +43087,7 @@
         </mc:Choice>
         <mc:Fallback>
           <w:pict>
-            <v:group w14:anchorId="001C83D3" id="Group 2" o:spid="_x0000_s1026" style="position:absolute;margin-left:1in;margin-top:36pt;width:179.7pt;height:13.2pt;z-index:-15979520;mso-wrap-distance-left:0;mso-wrap-distance-right:0;mso-position-horizontal-relative:page;mso-position-vertical-relative:page" coordsize="22821,1676" o:gfxdata="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">
+            <v:group w14:anchorId="2F3F10C8" id="Group 2" o:spid="_x0000_s1026" style="position:absolute;margin-left:1in;margin-top:36pt;width:179.7pt;height:13.2pt;z-index:-15979520;mso-wrap-distance-left:0;mso-wrap-distance-right:0;mso-position-horizontal-relative:page;mso-position-vertical-relative:page" coordsize="22821,1676" o:gfxdata="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">
               <v:shapetype id="_x0000_t75" coordsize="21600,21600" o:spt="75" o:preferrelative="t" path="m@4@5l@4@11@9@11@9@5xe" filled="f" stroked="f">
                 <v:stroke joinstyle="miter"/>
                 <v:formulas>
@@ -41961,7 +43200,7 @@
         </mc:Choice>
         <mc:Fallback>
           <w:pict>
-            <v:shape w14:anchorId="092EB8CE" id="Graphic 8" o:spid="_x0000_s1026" style="position:absolute;margin-left:1in;margin-top:66pt;width:454.5pt;height:1.5pt;z-index:-15979008;visibility:visible;mso-wrap-style:square;mso-wrap-distance-left:0;mso-wrap-distance-top:0;mso-wrap-distance-right:0;mso-wrap-distance-bottom:0;mso-position-horizontal:absolute;mso-position-horizontal-relative:page;mso-position-vertical:absolute;mso-position-vertical-relative:page;v-text-anchor:top" coordsize="5772150,19050" o:gfxdata="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" path="m,l5772150,19050e" filled="f" strokeweight="2.5pt">
+            <v:shape w14:anchorId="3CAF4CC1" id="Graphic 8" o:spid="_x0000_s1026" style="position:absolute;margin-left:1in;margin-top:66pt;width:454.5pt;height:1.5pt;z-index:-15979008;visibility:visible;mso-wrap-style:square;mso-wrap-distance-left:0;mso-wrap-distance-top:0;mso-wrap-distance-right:0;mso-wrap-distance-bottom:0;mso-position-horizontal:absolute;mso-position-horizontal-relative:page;mso-position-vertical:absolute;mso-position-vertical-relative:page;v-text-anchor:top" coordsize="5772150,19050" o:gfxdata="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" path="m,l5772150,19050e" filled="f" strokeweight="2.5pt">
               <v:path arrowok="t"/>
               <w10:wrap anchorx="page" anchory="page"/>
             </v:shape>
@@ -43184,6 +44423,7 @@
   <w:style w:type="character" w:default="1" w:styleId="DefaultParagraphFont">
     <w:name w:val="Default Paragraph Font"/>
     <w:uiPriority w:val="1"/>
+    <w:semiHidden/>
     <w:unhideWhenUsed/>
   </w:style>
   <w:style w:type="table" w:default="1" w:styleId="TableNormal">
@@ -43236,6 +44476,29 @@
     </w:pPr>
     <w:rPr>
       <w:rFonts w:ascii="Calibri Light" w:eastAsia="Calibri Light" w:hAnsi="Calibri Light" w:cs="Calibri Light"/>
+    </w:rPr>
+  </w:style>
+  <w:style w:type="character" w:styleId="Hyperlink">
+    <w:name w:val="Hyperlink"/>
+    <w:basedOn w:val="DefaultParagraphFont"/>
+    <w:uiPriority w:val="99"/>
+    <w:unhideWhenUsed/>
+    <w:rsid w:val="009662CF"/>
+    <w:rPr>
+      <w:color w:val="0000FF" w:themeColor="hyperlink"/>
+      <w:u w:val="single"/>
+    </w:rPr>
+  </w:style>
+  <w:style w:type="character" w:styleId="UnresolvedMention">
+    <w:name w:val="Unresolved Mention"/>
+    <w:basedOn w:val="DefaultParagraphFont"/>
+    <w:uiPriority w:val="99"/>
+    <w:semiHidden/>
+    <w:unhideWhenUsed/>
+    <w:rsid w:val="009662CF"/>
+    <w:rPr>
+      <w:color w:val="605E5C"/>
+      <w:shd w:val="clear" w:color="auto" w:fill="E1DFDD"/>
     </w:rPr>
   </w:style>
 </w:styles>
